--- a/卒論/卒業論文_雛形.docx
+++ b/卒論/卒業論文_雛形.docx
@@ -1931,7 +1931,7 @@
     </w:p>
     <w:bookmarkEnd w:id="36"/>
     <w:bookmarkEnd w:id="37"/>
-    <w:bookmarkStart w:id="48" w:name="第5章-提案方式"/>
+    <w:bookmarkStart w:id="47" w:name="第5章-提案方式"/>
     <w:p>
       <w:pPr>
         <w:pStyle w:val="Heading1"/>
@@ -2675,7 +2675,7 @@
       </w:r>
     </w:p>
     <w:bookmarkEnd w:id="44"/>
-    <w:bookmarkStart w:id="45" w:name="地図領域を用いた重み付け"/>
+    <w:bookmarkStart w:id="45" w:name="提案方式の位置更新"/>
     <w:p>
       <w:pPr>
         <w:pStyle w:val="Heading2"/>
@@ -2687,7 +2687,7 @@
         <w:rPr>
           <w:rFonts w:hint="eastAsia"/>
         </w:rPr>
-        <w:t xml:space="preserve">地図領域を用いた重み付け</w:t>
+        <w:t xml:space="preserve">提案方式の位置更新</w:t>
       </w:r>
     </w:p>
     <w:p>
@@ -2698,107 +2698,53 @@
         <w:rPr>
           <w:rFonts w:hint="eastAsia"/>
         </w:rPr>
-        <w:t xml:space="preserve">壁、廊下、部屋、ドアを明示的に分類し、ドアを通らない部屋への遷移に低い確率を与える</w:t>
-      </w:r>
-      <w:r>
-        <w:t xml:space="preserve"> </w:t>
-      </w:r>
-      <w:r>
-        <w:rPr>
-          <w:rFonts w:hint="eastAsia"/>
-        </w:rPr>
-        <w:t xml:space="preserve">という処理(廊下・部屋・ドアの領域分類)は未実装である。ただし、5.3節で述べた自動</w:t>
-      </w:r>
-      <w:r>
-        <w:t xml:space="preserve"> </w:t>
-      </w:r>
-      <w:r>
-        <w:rPr>
-          <w:rFonts w:hint="eastAsia"/>
-        </w:rPr>
-        <w:t xml:space="preserve">抽出処理は、壁までの距離という単純な指標だけで通路と部屋をおおむね区別できており、</w:t>
-      </w:r>
-      <w:r>
-        <w:t xml:space="preserve"> </w:t>
-      </w:r>
-      <w:r>
-        <w:rPr>
-          <w:rFonts w:hint="eastAsia"/>
-        </w:rPr>
-        <w:t xml:space="preserve">明示的な領域分類の簡易版として機能していると位置づけることができる。</w:t>
+        <w:t xml:space="preserve">各粒子の重みは、(1)壁までの連続的な距離に基づく尤度、(2)経路制約モードが</w:t>
+      </w:r>
+      <w:r>
+        <w:t xml:space="preserve"> </w:t>
+      </w:r>
+      <w:r>
+        <w:rPr>
+          <w:rFonts w:hint="eastAsia"/>
+        </w:rPr>
+        <w:t xml:space="preserve">prefer/enforceの場合の経路帯内外による重み(enforceでは経路帯外の粒子の重みを</w:t>
+      </w:r>
+      <w:r>
+        <w:t xml:space="preserve"> </w:t>
+      </w:r>
+      <w:r>
+        <w:rPr>
+          <w:rFonts w:hint="eastAsia"/>
+        </w:rPr>
+        <w:t xml:space="preserve">厳密に0とする)、の積として計算している。これらを正規化した重みによる加重平均を</w:t>
+      </w:r>
+      <w:r>
+        <w:t xml:space="preserve"> </w:t>
+      </w:r>
+      <w:r>
+        <w:rPr>
+          <w:rFonts w:hint="eastAsia"/>
+        </w:rPr>
+        <w:t xml:space="preserve">求め、直近数ステップの移動平均でさらに平滑化した値を、その時点の推定位置として</w:t>
+      </w:r>
+      <w:r>
+        <w:t xml:space="preserve"> </w:t>
+      </w:r>
+      <w:r>
+        <w:rPr>
+          <w:rFonts w:hint="eastAsia"/>
+        </w:rPr>
+        <w:t xml:space="preserve">出力している。</w:t>
       </w:r>
     </w:p>
     <w:bookmarkEnd w:id="45"/>
-    <w:bookmarkStart w:id="46" w:name="提案方式の位置更新"/>
+    <w:bookmarkStart w:id="46" w:name="本研究の独自性"/>
     <w:p>
       <w:pPr>
         <w:pStyle w:val="Heading2"/>
       </w:pPr>
       <w:r>
         <w:t xml:space="preserve">5.9 </w:t>
-      </w:r>
-      <w:r>
-        <w:rPr>
-          <w:rFonts w:hint="eastAsia"/>
-        </w:rPr>
-        <w:t xml:space="preserve">提案方式の位置更新</w:t>
-      </w:r>
-    </w:p>
-    <w:p>
-      <w:pPr>
-        <w:pStyle w:val="FirstParagraph"/>
-      </w:pPr>
-      <w:r>
-        <w:rPr>
-          <w:rFonts w:hint="eastAsia"/>
-        </w:rPr>
-        <w:t xml:space="preserve">各粒子の重みは、(1)壁までの連続的な距離に基づく尤度、(2)経路制約モードが</w:t>
-      </w:r>
-      <w:r>
-        <w:t xml:space="preserve"> </w:t>
-      </w:r>
-      <w:r>
-        <w:rPr>
-          <w:rFonts w:hint="eastAsia"/>
-        </w:rPr>
-        <w:t xml:space="preserve">prefer/enforceの場合の経路帯内外による重み(enforceでは経路帯外の粒子の重みを</w:t>
-      </w:r>
-      <w:r>
-        <w:t xml:space="preserve"> </w:t>
-      </w:r>
-      <w:r>
-        <w:rPr>
-          <w:rFonts w:hint="eastAsia"/>
-        </w:rPr>
-        <w:t xml:space="preserve">厳密に0とする)、の積として計算している。これらを正規化した重みによる加重平均を</w:t>
-      </w:r>
-      <w:r>
-        <w:t xml:space="preserve"> </w:t>
-      </w:r>
-      <w:r>
-        <w:rPr>
-          <w:rFonts w:hint="eastAsia"/>
-        </w:rPr>
-        <w:t xml:space="preserve">求め、直近数ステップの移動平均でさらに平滑化した値を、その時点の推定位置として</w:t>
-      </w:r>
-      <w:r>
-        <w:t xml:space="preserve"> </w:t>
-      </w:r>
-      <w:r>
-        <w:rPr>
-          <w:rFonts w:hint="eastAsia"/>
-        </w:rPr>
-        <w:t xml:space="preserve">出力している。</w:t>
-      </w:r>
-    </w:p>
-    <w:bookmarkEnd w:id="46"/>
-    <w:bookmarkStart w:id="47" w:name="本研究の独自性"/>
-    <w:p>
-      <w:pPr>
-        <w:pStyle w:val="Heading2"/>
-      </w:pPr>
-      <w:r>
-        <w:t xml:space="preserve">5.10 </w:t>
       </w:r>
       <w:r>
         <w:rPr>
@@ -2924,42 +2870,78 @@
         </w:pict>
       </w:r>
     </w:p>
+    <w:bookmarkEnd w:id="46"/>
     <w:bookmarkEnd w:id="47"/>
+    <w:bookmarkStart w:id="56" w:name="第6章-実験方法"/>
+    <w:p>
+      <w:pPr>
+        <w:pStyle w:val="Heading1"/>
+      </w:pPr>
+      <w:r>
+        <w:rPr>
+          <w:rFonts w:hint="eastAsia"/>
+        </w:rPr>
+        <w:t xml:space="preserve">第6章</w:t>
+      </w:r>
+      <w:r>
+        <w:t xml:space="preserve">　</w:t>
+      </w:r>
+      <w:r>
+        <w:rPr>
+          <w:rFonts w:hint="eastAsia"/>
+        </w:rPr>
+        <w:t xml:space="preserve">実験方法</w:t>
+      </w:r>
+    </w:p>
+    <w:bookmarkStart w:id="48" w:name="実験目的"/>
+    <w:p>
+      <w:pPr>
+        <w:pStyle w:val="Heading2"/>
+      </w:pPr>
+      <w:r>
+        <w:t xml:space="preserve">6.1 </w:t>
+      </w:r>
+      <w:r>
+        <w:rPr>
+          <w:rFonts w:hint="eastAsia"/>
+        </w:rPr>
+        <w:t xml:space="preserve">実験目的</w:t>
+      </w:r>
+    </w:p>
+    <w:p>
+      <w:pPr>
+        <w:pStyle w:val="FirstParagraph"/>
+      </w:pPr>
+      <w:r>
+        <w:rPr>
+          <w:rFonts w:hint="eastAsia"/>
+        </w:rPr>
+        <w:t xml:space="preserve">・ここには何を確認する実験かを書く。</w:t>
+      </w:r>
+      <w:r>
+        <w:t xml:space="preserve"> </w:t>
+      </w:r>
+      <w:r>
+        <w:rPr>
+          <w:rFonts w:hint="eastAsia"/>
+        </w:rPr>
+        <w:t xml:space="preserve">・ここには精度と計算量の両方を測ることを書く。</w:t>
+      </w:r>
+    </w:p>
     <w:bookmarkEnd w:id="48"/>
-    <w:bookmarkStart w:id="57" w:name="第6章-実験方法"/>
-    <w:p>
-      <w:pPr>
-        <w:pStyle w:val="Heading1"/>
-      </w:pPr>
-      <w:r>
-        <w:rPr>
-          <w:rFonts w:hint="eastAsia"/>
-        </w:rPr>
-        <w:t xml:space="preserve">第6章</w:t>
-      </w:r>
-      <w:r>
-        <w:t xml:space="preserve">　</w:t>
-      </w:r>
-      <w:r>
-        <w:rPr>
-          <w:rFonts w:hint="eastAsia"/>
-        </w:rPr>
-        <w:t xml:space="preserve">実験方法</w:t>
-      </w:r>
-    </w:p>
-    <w:bookmarkStart w:id="49" w:name="実験目的"/>
+    <w:bookmarkStart w:id="49" w:name="実験経路"/>
     <w:p>
       <w:pPr>
         <w:pStyle w:val="Heading2"/>
       </w:pPr>
       <w:r>
-        <w:t xml:space="preserve">6.1 </w:t>
-      </w:r>
-      <w:r>
-        <w:rPr>
-          <w:rFonts w:hint="eastAsia"/>
-        </w:rPr>
-        <w:t xml:space="preserve">実験目的</w:t>
+        <w:t xml:space="preserve">6.2 </w:t>
+      </w:r>
+      <w:r>
+        <w:rPr>
+          <w:rFonts w:hint="eastAsia"/>
+        </w:rPr>
+        <w:t xml:space="preserve">実験経路</w:t>
       </w:r>
     </w:p>
     <w:p>
@@ -2970,32 +2952,32 @@
         <w:rPr>
           <w:rFonts w:hint="eastAsia"/>
         </w:rPr>
-        <w:t xml:space="preserve">・ここには何を確認する実験かを書く。</w:t>
-      </w:r>
-      <w:r>
-        <w:t xml:space="preserve"> </w:t>
-      </w:r>
-      <w:r>
-        <w:rPr>
-          <w:rFonts w:hint="eastAsia"/>
-        </w:rPr>
-        <w:t xml:space="preserve">・ここには精度と計算量の両方を測ることを書く。</w:t>
+        <w:t xml:space="preserve">・ここには各経路の図を載せる。</w:t>
+      </w:r>
+      <w:r>
+        <w:t xml:space="preserve"> </w:t>
+      </w:r>
+      <w:r>
+        <w:rPr>
+          <w:rFonts w:hint="eastAsia"/>
+        </w:rPr>
+        <w:t xml:space="preserve">・ここには各経路の長さと曲がり回数を書く。</w:t>
       </w:r>
     </w:p>
     <w:bookmarkEnd w:id="49"/>
-    <w:bookmarkStart w:id="50" w:name="実験経路"/>
+    <w:bookmarkStart w:id="50" w:name="計測条件"/>
     <w:p>
       <w:pPr>
         <w:pStyle w:val="Heading2"/>
       </w:pPr>
       <w:r>
-        <w:t xml:space="preserve">6.2 </w:t>
-      </w:r>
-      <w:r>
-        <w:rPr>
-          <w:rFonts w:hint="eastAsia"/>
-        </w:rPr>
-        <w:t xml:space="preserve">実験経路</w:t>
+        <w:t xml:space="preserve">6.3 </w:t>
+      </w:r>
+      <w:r>
+        <w:rPr>
+          <w:rFonts w:hint="eastAsia"/>
+        </w:rPr>
+        <w:t xml:space="preserve">計測条件</w:t>
       </w:r>
     </w:p>
     <w:p>
@@ -3006,32 +2988,50 @@
         <w:rPr>
           <w:rFonts w:hint="eastAsia"/>
         </w:rPr>
-        <w:t xml:space="preserve">・ここには各経路の図を載せる。</w:t>
-      </w:r>
-      <w:r>
-        <w:t xml:space="preserve"> </w:t>
-      </w:r>
-      <w:r>
-        <w:rPr>
-          <w:rFonts w:hint="eastAsia"/>
-        </w:rPr>
-        <w:t xml:space="preserve">・ここには各経路の長さと曲がり回数を書く。</w:t>
+        <w:t xml:space="preserve">・ここには端末の持ち方を書く。</w:t>
+      </w:r>
+      <w:r>
+        <w:t xml:space="preserve"> </w:t>
+      </w:r>
+      <w:r>
+        <w:rPr>
+          <w:rFonts w:hint="eastAsia"/>
+        </w:rPr>
+        <w:t xml:space="preserve">・ここには歩行速度を書く。</w:t>
+      </w:r>
+      <w:r>
+        <w:t xml:space="preserve"> </w:t>
+      </w:r>
+      <w:r>
+        <w:rPr>
+          <w:rFonts w:hint="eastAsia"/>
+        </w:rPr>
+        <w:t xml:space="preserve">・ここには試行回数を書く。</w:t>
+      </w:r>
+      <w:r>
+        <w:t xml:space="preserve"> </w:t>
+      </w:r>
+      <w:r>
+        <w:rPr>
+          <w:rFonts w:hint="eastAsia"/>
+        </w:rPr>
+        <w:t xml:space="preserve">・ここには被験者数を書く。</w:t>
       </w:r>
     </w:p>
     <w:bookmarkEnd w:id="50"/>
-    <w:bookmarkStart w:id="51" w:name="計測条件"/>
+    <w:bookmarkStart w:id="51" w:name="比較方式"/>
     <w:p>
       <w:pPr>
         <w:pStyle w:val="Heading2"/>
       </w:pPr>
       <w:r>
-        <w:t xml:space="preserve">6.3 </w:t>
-      </w:r>
-      <w:r>
-        <w:rPr>
-          <w:rFonts w:hint="eastAsia"/>
-        </w:rPr>
-        <w:t xml:space="preserve">計測条件</w:t>
+        <w:t xml:space="preserve">6.4 </w:t>
+      </w:r>
+      <w:r>
+        <w:rPr>
+          <w:rFonts w:hint="eastAsia"/>
+        </w:rPr>
+        <w:t xml:space="preserve">比較方式</w:t>
       </w:r>
     </w:p>
     <w:p>
@@ -3042,50 +3042,201 @@
         <w:rPr>
           <w:rFonts w:hint="eastAsia"/>
         </w:rPr>
-        <w:t xml:space="preserve">・ここには端末の持ち方を書く。</w:t>
-      </w:r>
-      <w:r>
-        <w:t xml:space="preserve"> </w:t>
-      </w:r>
-      <w:r>
-        <w:rPr>
-          <w:rFonts w:hint="eastAsia"/>
-        </w:rPr>
-        <w:t xml:space="preserve">・ここには歩行速度を書く。</w:t>
-      </w:r>
-      <w:r>
-        <w:t xml:space="preserve"> </w:t>
-      </w:r>
-      <w:r>
-        <w:rPr>
-          <w:rFonts w:hint="eastAsia"/>
-        </w:rPr>
-        <w:t xml:space="preserve">・ここには試行回数を書く。</w:t>
-      </w:r>
-      <w:r>
-        <w:t xml:space="preserve"> </w:t>
-      </w:r>
-      <w:r>
-        <w:rPr>
-          <w:rFonts w:hint="eastAsia"/>
-        </w:rPr>
-        <w:t xml:space="preserve">・ここには被験者数を書く。</w:t>
+        <w:t xml:space="preserve">本研究では、提案方式の効果を切り分けて評価するため、次の5つの方式を比較対象と</w:t>
+      </w:r>
+      <w:r>
+        <w:t xml:space="preserve"> </w:t>
+      </w:r>
+      <w:r>
+        <w:rPr>
+          <w:rFonts w:hint="eastAsia"/>
+        </w:rPr>
+        <w:t xml:space="preserve">して定義している。方式Aはステップ検出・歩幅推定・方位推定のみで軌跡を求め、地図</w:t>
+      </w:r>
+      <w:r>
+        <w:t xml:space="preserve"> </w:t>
+      </w:r>
+      <w:r>
+        <w:rPr>
+          <w:rFonts w:hint="eastAsia"/>
+        </w:rPr>
+        <w:t xml:space="preserve">による補正を一切行わないPDR単体の方式である。方式Bは、粒子数を常に一定に保ち、</w:t>
+      </w:r>
+      <w:r>
+        <w:t xml:space="preserve"> </w:t>
+      </w:r>
+      <w:r>
+        <w:rPr>
+          <w:rFonts w:hint="eastAsia"/>
+        </w:rPr>
+        <w:t xml:space="preserve">壁衝突判定のみを行う固定粒子数パーティクルフィルタである。方式Cは、移動様態</w:t>
+      </w:r>
+      <w:r>
+        <w:t xml:space="preserve"> </w:t>
+      </w:r>
+      <w:r>
+        <w:rPr>
+          <w:rFonts w:hint="eastAsia"/>
+        </w:rPr>
+        <w:t xml:space="preserve">(直進・曲がり・滞留)に応じて粒子数と分散を変える移動様態適応型パーティクル</w:t>
+      </w:r>
+      <w:r>
+        <w:t xml:space="preserve"> </w:t>
+      </w:r>
+      <w:r>
+        <w:rPr>
+          <w:rFonts w:hint="eastAsia"/>
+        </w:rPr>
+        <w:t xml:space="preserve">フィルタであり、地図のトポロジー情報は使用しない。方式Dは、JSON設定ファイルに</w:t>
+      </w:r>
+      <w:r>
+        <w:t xml:space="preserve"> </w:t>
+      </w:r>
+      <w:r>
+        <w:rPr>
+          <w:rFonts w:hint="eastAsia"/>
+        </w:rPr>
+        <w:t xml:space="preserve">記述した経路(route_points)をあらかじめ人手で指定し、その経路を優先的に用いる</w:t>
+      </w:r>
+      <w:r>
+        <w:t xml:space="preserve"> </w:t>
+      </w:r>
+      <w:r>
+        <w:rPr>
+          <w:rFonts w:hint="eastAsia"/>
+        </w:rPr>
+        <w:t xml:space="preserve">手動経路優先パーティクルフィルタである。方式Eは、移動様態適応に加えて地図から</w:t>
+      </w:r>
+      <w:r>
+        <w:t xml:space="preserve"> </w:t>
+      </w:r>
+      <w:r>
+        <w:rPr>
+          <w:rFonts w:hint="eastAsia"/>
+        </w:rPr>
+        <w:t xml:space="preserve">自動抽出した通路構造を用い、推定不確実性に応じて粒子数を変更し、複数経路仮説を</w:t>
+      </w:r>
+      <w:r>
+        <w:t xml:space="preserve"> </w:t>
+      </w:r>
+      <w:r>
+        <w:rPr>
+          <w:rFonts w:hint="eastAsia"/>
+        </w:rPr>
+        <w:t xml:space="preserve">維持し、手動での正解経路指定を用いない、またはできる限り最小限にとどめる、本研究</w:t>
+      </w:r>
+      <w:r>
+        <w:t xml:space="preserve"> </w:t>
+      </w:r>
+      <w:r>
+        <w:rPr>
+          <w:rFonts w:hint="eastAsia"/>
+        </w:rPr>
+        <w:t xml:space="preserve">の最終的な提案方式である。</w:t>
+      </w:r>
+    </w:p>
+    <w:p>
+      <w:pPr>
+        <w:pStyle w:val="BodyText"/>
+      </w:pPr>
+      <w:r>
+        <w:rPr>
+          <w:rFonts w:hint="eastAsia"/>
+        </w:rPr>
+        <w:t xml:space="preserve">2026年8月15日時点では、方式Dに相当する処理(route_source=manual)と、方式Eの</w:t>
+      </w:r>
+      <w:r>
+        <w:t xml:space="preserve"> </w:t>
+      </w:r>
+      <w:r>
+        <w:rPr>
+          <w:rFonts w:hint="eastAsia"/>
+        </w:rPr>
+        <w:t xml:space="preserve">一部(通路領域の自動抽出、route_source=auto)までを実装済みであり、方式Eが要求</w:t>
+      </w:r>
+      <w:r>
+        <w:t xml:space="preserve"> </w:t>
+      </w:r>
+      <w:r>
+        <w:rPr>
+          <w:rFonts w:hint="eastAsia"/>
+        </w:rPr>
+        <w:t xml:space="preserve">する不確実性に応じた粒子数制御・複数経路仮説はまだ実装できていない。したがって、</w:t>
+      </w:r>
+      <w:r>
+        <w:t xml:space="preserve"> </w:t>
+      </w:r>
+      <w:r>
+        <w:rPr>
+          <w:rFonts w:hint="eastAsia"/>
+        </w:rPr>
+        <w:t xml:space="preserve">現時点の「提案方式」は、方式Dと方式Eの中間に位置する発展途上の実装であるという</w:t>
+      </w:r>
+      <w:r>
+        <w:t xml:space="preserve"> </w:t>
+      </w:r>
+      <w:r>
+        <w:rPr>
+          <w:rFonts w:hint="eastAsia"/>
+        </w:rPr>
+        <w:t xml:space="preserve">ことを卒論では正直に位置づける必要がある。</w:t>
+      </w:r>
+    </w:p>
+    <w:p>
+      <w:pPr>
+        <w:pStyle w:val="BodyText"/>
+      </w:pPr>
+      <w:r>
+        <w:rPr>
+          <w:rFonts w:hint="eastAsia"/>
+        </w:rPr>
+        <w:t xml:space="preserve">なお、方式A(PDRのみ)・方式B(固定粒子PF)を独立した条件として同一プログラムから</w:t>
+      </w:r>
+      <w:r>
+        <w:t xml:space="preserve"> </w:t>
+      </w:r>
+      <w:r>
+        <w:rPr>
+          <w:rFonts w:hint="eastAsia"/>
+        </w:rPr>
+        <w:t xml:space="preserve">選択して出力する切り替え機能はまだ整備できていない。現在切り替え可能なのは、</w:t>
+      </w:r>
+      <w:r>
+        <w:t xml:space="preserve"> </w:t>
+      </w:r>
+      <w:r>
+        <w:rPr>
+          <w:rFonts w:hint="eastAsia"/>
+        </w:rPr>
+        <w:t xml:space="preserve">route_constraint_mode(none/prefer/enforce)とroute_source(manual/auto)の組み合わせ</w:t>
+      </w:r>
+      <w:r>
+        <w:t xml:space="preserve"> </w:t>
+      </w:r>
+      <w:r>
+        <w:rPr>
+          <w:rFonts w:hint="eastAsia"/>
+        </w:rPr>
+        <w:t xml:space="preserve">であり、方式C相当(none)・方式D相当(manual-enforce)・方式E相当の一部(auto-enforce)</w:t>
+      </w:r>
+      <w:r>
+        <w:t xml:space="preserve"> </w:t>
+      </w:r>
+      <w:r>
+        <w:rPr>
+          <w:rFonts w:hint="eastAsia"/>
+        </w:rPr>
+        <w:t xml:space="preserve">の3条件を比較する評価ハーネス(compare_route_source.py)を用意している。</w:t>
       </w:r>
     </w:p>
     <w:bookmarkEnd w:id="51"/>
-    <w:bookmarkStart w:id="52" w:name="比較方式"/>
+    <w:bookmarkStart w:id="52" w:name="パラメータ"/>
     <w:p>
       <w:pPr>
         <w:pStyle w:val="Heading2"/>
       </w:pPr>
       <w:r>
-        <w:t xml:space="preserve">6.4 </w:t>
-      </w:r>
-      <w:r>
-        <w:rPr>
-          <w:rFonts w:hint="eastAsia"/>
-        </w:rPr>
-        <w:t xml:space="preserve">比較方式</w:t>
+        <w:t xml:space="preserve">6.5 パラメータ</w:t>
       </w:r>
     </w:p>
     <w:p>
@@ -3096,201 +3247,50 @@
         <w:rPr>
           <w:rFonts w:hint="eastAsia"/>
         </w:rPr>
-        <w:t xml:space="preserve">本研究では、提案方式の効果を切り分けて評価するため、次の5つの方式を比較対象と</w:t>
-      </w:r>
-      <w:r>
-        <w:t xml:space="preserve"> </w:t>
-      </w:r>
-      <w:r>
-        <w:rPr>
-          <w:rFonts w:hint="eastAsia"/>
-        </w:rPr>
-        <w:t xml:space="preserve">して定義している。方式Aはステップ検出・歩幅推定・方位推定のみで軌跡を求め、地図</w:t>
-      </w:r>
-      <w:r>
-        <w:t xml:space="preserve"> </w:t>
-      </w:r>
-      <w:r>
-        <w:rPr>
-          <w:rFonts w:hint="eastAsia"/>
-        </w:rPr>
-        <w:t xml:space="preserve">による補正を一切行わないPDR単体の方式である。方式Bは、粒子数を常に一定に保ち、</w:t>
-      </w:r>
-      <w:r>
-        <w:t xml:space="preserve"> </w:t>
-      </w:r>
-      <w:r>
-        <w:rPr>
-          <w:rFonts w:hint="eastAsia"/>
-        </w:rPr>
-        <w:t xml:space="preserve">壁衝突判定のみを行う固定粒子数パーティクルフィルタである。方式Cは、移動様態</w:t>
-      </w:r>
-      <w:r>
-        <w:t xml:space="preserve"> </w:t>
-      </w:r>
-      <w:r>
-        <w:rPr>
-          <w:rFonts w:hint="eastAsia"/>
-        </w:rPr>
-        <w:t xml:space="preserve">(直進・曲がり・滞留)に応じて粒子数と分散を変える移動様態適応型パーティクル</w:t>
-      </w:r>
-      <w:r>
-        <w:t xml:space="preserve"> </w:t>
-      </w:r>
-      <w:r>
-        <w:rPr>
-          <w:rFonts w:hint="eastAsia"/>
-        </w:rPr>
-        <w:t xml:space="preserve">フィルタであり、地図のトポロジー情報は使用しない。方式Dは、JSON設定ファイルに</w:t>
-      </w:r>
-      <w:r>
-        <w:t xml:space="preserve"> </w:t>
-      </w:r>
-      <w:r>
-        <w:rPr>
-          <w:rFonts w:hint="eastAsia"/>
-        </w:rPr>
-        <w:t xml:space="preserve">記述した経路(route_points)をあらかじめ人手で指定し、その経路を優先的に用いる</w:t>
-      </w:r>
-      <w:r>
-        <w:t xml:space="preserve"> </w:t>
-      </w:r>
-      <w:r>
-        <w:rPr>
-          <w:rFonts w:hint="eastAsia"/>
-        </w:rPr>
-        <w:t xml:space="preserve">手動経路優先パーティクルフィルタである。方式Eは、移動様態適応に加えて地図から</w:t>
-      </w:r>
-      <w:r>
-        <w:t xml:space="preserve"> </w:t>
-      </w:r>
-      <w:r>
-        <w:rPr>
-          <w:rFonts w:hint="eastAsia"/>
-        </w:rPr>
-        <w:t xml:space="preserve">自動抽出した通路構造を用い、推定不確実性に応じて粒子数を変更し、複数経路仮説を</w:t>
-      </w:r>
-      <w:r>
-        <w:t xml:space="preserve"> </w:t>
-      </w:r>
-      <w:r>
-        <w:rPr>
-          <w:rFonts w:hint="eastAsia"/>
-        </w:rPr>
-        <w:t xml:space="preserve">維持し、手動での正解経路指定を用いない、またはできる限り最小限にとどめる、本研究</w:t>
-      </w:r>
-      <w:r>
-        <w:t xml:space="preserve"> </w:t>
-      </w:r>
-      <w:r>
-        <w:rPr>
-          <w:rFonts w:hint="eastAsia"/>
-        </w:rPr>
-        <w:t xml:space="preserve">の最終的な提案方式である。</w:t>
-      </w:r>
-    </w:p>
-    <w:p>
-      <w:pPr>
-        <w:pStyle w:val="BodyText"/>
-      </w:pPr>
-      <w:r>
-        <w:rPr>
-          <w:rFonts w:hint="eastAsia"/>
-        </w:rPr>
-        <w:t xml:space="preserve">2026年8月15日時点では、方式Dに相当する処理(route_source=manual)と、方式Eの</w:t>
-      </w:r>
-      <w:r>
-        <w:t xml:space="preserve"> </w:t>
-      </w:r>
-      <w:r>
-        <w:rPr>
-          <w:rFonts w:hint="eastAsia"/>
-        </w:rPr>
-        <w:t xml:space="preserve">一部(通路領域の自動抽出、route_source=auto)までを実装済みであり、方式Eが要求</w:t>
-      </w:r>
-      <w:r>
-        <w:t xml:space="preserve"> </w:t>
-      </w:r>
-      <w:r>
-        <w:rPr>
-          <w:rFonts w:hint="eastAsia"/>
-        </w:rPr>
-        <w:t xml:space="preserve">する不確実性に応じた粒子数制御・複数経路仮説はまだ実装できていない。したがって、</w:t>
-      </w:r>
-      <w:r>
-        <w:t xml:space="preserve"> </w:t>
-      </w:r>
-      <w:r>
-        <w:rPr>
-          <w:rFonts w:hint="eastAsia"/>
-        </w:rPr>
-        <w:t xml:space="preserve">現時点の「提案方式」は、方式Dと方式Eの中間に位置する発展途上の実装であるという</w:t>
-      </w:r>
-      <w:r>
-        <w:t xml:space="preserve"> </w:t>
-      </w:r>
-      <w:r>
-        <w:rPr>
-          <w:rFonts w:hint="eastAsia"/>
-        </w:rPr>
-        <w:t xml:space="preserve">ことを卒論では正直に位置づける必要がある。</w:t>
-      </w:r>
-    </w:p>
-    <w:p>
-      <w:pPr>
-        <w:pStyle w:val="BodyText"/>
-      </w:pPr>
-      <w:r>
-        <w:rPr>
-          <w:rFonts w:hint="eastAsia"/>
-        </w:rPr>
-        <w:t xml:space="preserve">なお、方式A(PDRのみ)・方式B(固定粒子PF)を独立した条件として同一プログラムから</w:t>
-      </w:r>
-      <w:r>
-        <w:t xml:space="preserve"> </w:t>
-      </w:r>
-      <w:r>
-        <w:rPr>
-          <w:rFonts w:hint="eastAsia"/>
-        </w:rPr>
-        <w:t xml:space="preserve">選択して出力する切り替え機能はまだ整備できていない。現在切り替え可能なのは、</w:t>
-      </w:r>
-      <w:r>
-        <w:t xml:space="preserve"> </w:t>
-      </w:r>
-      <w:r>
-        <w:rPr>
-          <w:rFonts w:hint="eastAsia"/>
-        </w:rPr>
-        <w:t xml:space="preserve">route_constraint_mode(none/prefer/enforce)とroute_source(manual/auto)の組み合わせ</w:t>
-      </w:r>
-      <w:r>
-        <w:t xml:space="preserve"> </w:t>
-      </w:r>
-      <w:r>
-        <w:rPr>
-          <w:rFonts w:hint="eastAsia"/>
-        </w:rPr>
-        <w:t xml:space="preserve">であり、方式C相当(none)・方式D相当(manual-enforce)・方式E相当の一部(auto-enforce)</w:t>
-      </w:r>
-      <w:r>
-        <w:t xml:space="preserve"> </w:t>
-      </w:r>
-      <w:r>
-        <w:rPr>
-          <w:rFonts w:hint="eastAsia"/>
-        </w:rPr>
-        <w:t xml:space="preserve">の3条件を比較する評価ハーネス(compare_route_source.py)を用意している。</w:t>
+        <w:t xml:space="preserve">・ここには粒子数を書く。</w:t>
+      </w:r>
+      <w:r>
+        <w:t xml:space="preserve"> </w:t>
+      </w:r>
+      <w:r>
+        <w:rPr>
+          <w:rFonts w:hint="eastAsia"/>
+        </w:rPr>
+        <w:t xml:space="preserve">・ここには歩幅分散と方位分散を書く。</w:t>
+      </w:r>
+      <w:r>
+        <w:t xml:space="preserve"> </w:t>
+      </w:r>
+      <w:r>
+        <w:rPr>
+          <w:rFonts w:hint="eastAsia"/>
+        </w:rPr>
+        <w:t xml:space="preserve">・ここには曲がり閾値を書く。</w:t>
+      </w:r>
+      <w:r>
+        <w:t xml:space="preserve"> </w:t>
+      </w:r>
+      <w:r>
+        <w:rPr>
+          <w:rFonts w:hint="eastAsia"/>
+        </w:rPr>
+        <w:t xml:space="preserve">・ここには地図重みを書く。</w:t>
       </w:r>
     </w:p>
     <w:bookmarkEnd w:id="52"/>
-    <w:bookmarkStart w:id="53" w:name="パラメータ"/>
+    <w:bookmarkStart w:id="53" w:name="評価指標"/>
     <w:p>
       <w:pPr>
         <w:pStyle w:val="Heading2"/>
       </w:pPr>
       <w:r>
-        <w:t xml:space="preserve">6.5 パラメータ</w:t>
+        <w:t xml:space="preserve">6.6 </w:t>
+      </w:r>
+      <w:r>
+        <w:rPr>
+          <w:rFonts w:hint="eastAsia"/>
+        </w:rPr>
+        <w:t xml:space="preserve">評価指標</w:t>
       </w:r>
     </w:p>
     <w:p>
@@ -3301,50 +3301,59 @@
         <w:rPr>
           <w:rFonts w:hint="eastAsia"/>
         </w:rPr>
-        <w:t xml:space="preserve">・ここには粒子数を書く。</w:t>
-      </w:r>
-      <w:r>
-        <w:t xml:space="preserve"> </w:t>
-      </w:r>
-      <w:r>
-        <w:rPr>
-          <w:rFonts w:hint="eastAsia"/>
-        </w:rPr>
-        <w:t xml:space="preserve">・ここには歩幅分散と方位分散を書く。</w:t>
-      </w:r>
-      <w:r>
-        <w:t xml:space="preserve"> </w:t>
-      </w:r>
-      <w:r>
-        <w:rPr>
-          <w:rFonts w:hint="eastAsia"/>
-        </w:rPr>
-        <w:t xml:space="preserve">・ここには曲がり閾値を書く。</w:t>
-      </w:r>
-      <w:r>
-        <w:t xml:space="preserve"> </w:t>
-      </w:r>
-      <w:r>
-        <w:rPr>
-          <w:rFonts w:hint="eastAsia"/>
-        </w:rPr>
-        <w:t xml:space="preserve">・ここには地図重みを書く。</w:t>
+        <w:t xml:space="preserve">・ここには平均誤差を書く。</w:t>
+      </w:r>
+      <w:r>
+        <w:t xml:space="preserve"> </w:t>
+      </w:r>
+      <w:r>
+        <w:rPr>
+          <w:rFonts w:hint="eastAsia"/>
+        </w:rPr>
+        <w:t xml:space="preserve">・ここにはRMSEと最大誤差を書く。</w:t>
+      </w:r>
+      <w:r>
+        <w:t xml:space="preserve"> </w:t>
+      </w:r>
+      <w:r>
+        <w:rPr>
+          <w:rFonts w:hint="eastAsia"/>
+        </w:rPr>
+        <w:t xml:space="preserve">・ここには曲がり位置誤差を書く。</w:t>
+      </w:r>
+      <w:r>
+        <w:t xml:space="preserve"> </w:t>
+      </w:r>
+      <w:r>
+        <w:rPr>
+          <w:rFonts w:hint="eastAsia"/>
+        </w:rPr>
+        <w:t xml:space="preserve">・ここには経路選択成功率を書く。</w:t>
+      </w:r>
+      <w:r>
+        <w:t xml:space="preserve"> </w:t>
+      </w:r>
+      <w:r>
+        <w:rPr>
+          <w:rFonts w:hint="eastAsia"/>
+        </w:rPr>
+        <w:t xml:space="preserve">・ここには計算時間と平均粒子数を書く。</w:t>
       </w:r>
     </w:p>
     <w:bookmarkEnd w:id="53"/>
-    <w:bookmarkStart w:id="54" w:name="評価指標"/>
+    <w:bookmarkStart w:id="54" w:name="正解データの作成"/>
     <w:p>
       <w:pPr>
         <w:pStyle w:val="Heading2"/>
       </w:pPr>
       <w:r>
-        <w:t xml:space="preserve">6.6 </w:t>
-      </w:r>
-      <w:r>
-        <w:rPr>
-          <w:rFonts w:hint="eastAsia"/>
-        </w:rPr>
-        <w:t xml:space="preserve">評価指標</w:t>
+        <w:t xml:space="preserve">6.7 </w:t>
+      </w:r>
+      <w:r>
+        <w:rPr>
+          <w:rFonts w:hint="eastAsia"/>
+        </w:rPr>
+        <w:t xml:space="preserve">正解データの作成</w:t>
       </w:r>
     </w:p>
     <w:p>
@@ -3355,92 +3364,29 @@
         <w:rPr>
           <w:rFonts w:hint="eastAsia"/>
         </w:rPr>
-        <w:t xml:space="preserve">・ここには平均誤差を書く。</w:t>
-      </w:r>
-      <w:r>
-        <w:t xml:space="preserve"> </w:t>
-      </w:r>
-      <w:r>
-        <w:rPr>
-          <w:rFonts w:hint="eastAsia"/>
-        </w:rPr>
-        <w:t xml:space="preserve">・ここにはRMSEと最大誤差を書く。</w:t>
-      </w:r>
-      <w:r>
-        <w:t xml:space="preserve"> </w:t>
-      </w:r>
-      <w:r>
-        <w:rPr>
-          <w:rFonts w:hint="eastAsia"/>
-        </w:rPr>
-        <w:t xml:space="preserve">・ここには曲がり位置誤差を書く。</w:t>
-      </w:r>
-      <w:r>
-        <w:t xml:space="preserve"> </w:t>
-      </w:r>
-      <w:r>
-        <w:rPr>
-          <w:rFonts w:hint="eastAsia"/>
-        </w:rPr>
-        <w:t xml:space="preserve">・ここには経路選択成功率を書く。</w:t>
-      </w:r>
-      <w:r>
-        <w:t xml:space="preserve"> </w:t>
-      </w:r>
-      <w:r>
-        <w:rPr>
-          <w:rFonts w:hint="eastAsia"/>
-        </w:rPr>
-        <w:t xml:space="preserve">・ここには計算時間と平均粒子数を書く。</w:t>
+        <w:t xml:space="preserve">・ここには正解位置の決定方法を書く。</w:t>
+      </w:r>
+      <w:r>
+        <w:t xml:space="preserve"> </w:t>
+      </w:r>
+      <w:r>
+        <w:rPr>
+          <w:rFonts w:hint="eastAsia"/>
+        </w:rPr>
+        <w:t xml:space="preserve">・ここには曲がり歩数の記録方法を書く。</w:t>
+      </w:r>
+      <w:r>
+        <w:t xml:space="preserve"> </w:t>
+      </w:r>
+      <w:r>
+        <w:rPr>
+          <w:rFonts w:hint="eastAsia"/>
+        </w:rPr>
+        <w:t xml:space="preserve">・ここには測定誤差への配慮を書く。</w:t>
       </w:r>
     </w:p>
     <w:bookmarkEnd w:id="54"/>
-    <w:bookmarkStart w:id="55" w:name="正解データの作成"/>
-    <w:p>
-      <w:pPr>
-        <w:pStyle w:val="Heading2"/>
-      </w:pPr>
-      <w:r>
-        <w:t xml:space="preserve">6.7 </w:t>
-      </w:r>
-      <w:r>
-        <w:rPr>
-          <w:rFonts w:hint="eastAsia"/>
-        </w:rPr>
-        <w:t xml:space="preserve">正解データの作成</w:t>
-      </w:r>
-    </w:p>
-    <w:p>
-      <w:pPr>
-        <w:pStyle w:val="FirstParagraph"/>
-      </w:pPr>
-      <w:r>
-        <w:rPr>
-          <w:rFonts w:hint="eastAsia"/>
-        </w:rPr>
-        <w:t xml:space="preserve">・ここには正解位置の決定方法を書く。</w:t>
-      </w:r>
-      <w:r>
-        <w:t xml:space="preserve"> </w:t>
-      </w:r>
-      <w:r>
-        <w:rPr>
-          <w:rFonts w:hint="eastAsia"/>
-        </w:rPr>
-        <w:t xml:space="preserve">・ここには曲がり歩数の記録方法を書く。</w:t>
-      </w:r>
-      <w:r>
-        <w:t xml:space="preserve"> </w:t>
-      </w:r>
-      <w:r>
-        <w:rPr>
-          <w:rFonts w:hint="eastAsia"/>
-        </w:rPr>
-        <w:t xml:space="preserve">・ここには測定誤差への配慮を書く。</w:t>
-      </w:r>
-    </w:p>
-    <w:bookmarkEnd w:id="55"/>
-    <w:bookmarkStart w:id="56" w:name="調整データと評価データ"/>
+    <w:bookmarkStart w:id="55" w:name="調整データと評価データ"/>
     <w:p>
       <w:pPr>
         <w:pStyle w:val="Heading2"/>
@@ -3482,42 +3428,78 @@
         </w:pict>
       </w:r>
     </w:p>
+    <w:bookmarkEnd w:id="55"/>
     <w:bookmarkEnd w:id="56"/>
+    <w:bookmarkStart w:id="63" w:name="第7章-実験結果"/>
+    <w:p>
+      <w:pPr>
+        <w:pStyle w:val="Heading1"/>
+      </w:pPr>
+      <w:r>
+        <w:rPr>
+          <w:rFonts w:hint="eastAsia"/>
+        </w:rPr>
+        <w:t xml:space="preserve">第7章</w:t>
+      </w:r>
+      <w:r>
+        <w:t xml:space="preserve">　</w:t>
+      </w:r>
+      <w:r>
+        <w:rPr>
+          <w:rFonts w:hint="eastAsia"/>
+        </w:rPr>
+        <w:t xml:space="preserve">実験結果</w:t>
+      </w:r>
+    </w:p>
+    <w:bookmarkStart w:id="57" w:name="pdrのみの結果"/>
+    <w:p>
+      <w:pPr>
+        <w:pStyle w:val="Heading2"/>
+      </w:pPr>
+      <w:r>
+        <w:t xml:space="preserve">7.1 </w:t>
+      </w:r>
+      <w:r>
+        <w:rPr>
+          <w:rFonts w:hint="eastAsia"/>
+        </w:rPr>
+        <w:t xml:space="preserve">PDRのみの結果</w:t>
+      </w:r>
+    </w:p>
+    <w:p>
+      <w:pPr>
+        <w:pStyle w:val="FirstParagraph"/>
+      </w:pPr>
+      <w:r>
+        <w:rPr>
+          <w:rFonts w:hint="eastAsia"/>
+        </w:rPr>
+        <w:t xml:space="preserve">・ここには軌跡画像を載せる。</w:t>
+      </w:r>
+      <w:r>
+        <w:t xml:space="preserve"> </w:t>
+      </w:r>
+      <w:r>
+        <w:rPr>
+          <w:rFonts w:hint="eastAsia"/>
+        </w:rPr>
+        <w:t xml:space="preserve">・ここには各誤差指標を書く。</w:t>
+      </w:r>
+    </w:p>
     <w:bookmarkEnd w:id="57"/>
-    <w:bookmarkStart w:id="65" w:name="第7章-実験結果"/>
-    <w:p>
-      <w:pPr>
-        <w:pStyle w:val="Heading1"/>
-      </w:pPr>
-      <w:r>
-        <w:rPr>
-          <w:rFonts w:hint="eastAsia"/>
-        </w:rPr>
-        <w:t xml:space="preserve">第7章</w:t>
-      </w:r>
-      <w:r>
-        <w:t xml:space="preserve">　</w:t>
-      </w:r>
-      <w:r>
-        <w:rPr>
-          <w:rFonts w:hint="eastAsia"/>
-        </w:rPr>
-        <w:t xml:space="preserve">実験結果</w:t>
-      </w:r>
-    </w:p>
-    <w:bookmarkStart w:id="58" w:name="pdrのみの結果"/>
+    <w:bookmarkStart w:id="58" w:name="固定pfの結果"/>
     <w:p>
       <w:pPr>
         <w:pStyle w:val="Heading2"/>
       </w:pPr>
       <w:r>
-        <w:t xml:space="preserve">7.1 </w:t>
-      </w:r>
-      <w:r>
-        <w:rPr>
-          <w:rFonts w:hint="eastAsia"/>
-        </w:rPr>
-        <w:t xml:space="preserve">PDRのみの結果</w:t>
+        <w:t xml:space="preserve">7.2 </w:t>
+      </w:r>
+      <w:r>
+        <w:rPr>
+          <w:rFonts w:hint="eastAsia"/>
+        </w:rPr>
+        <w:t xml:space="preserve">固定PFの結果</w:t>
       </w:r>
     </w:p>
     <w:p>
@@ -3537,23 +3519,23 @@
         <w:rPr>
           <w:rFonts w:hint="eastAsia"/>
         </w:rPr>
-        <w:t xml:space="preserve">・ここには各誤差指標を書く。</w:t>
+        <w:t xml:space="preserve">・ここにはPDRのみとの違いを書く。</w:t>
       </w:r>
     </w:p>
     <w:bookmarkEnd w:id="58"/>
-    <w:bookmarkStart w:id="59" w:name="固定pfの結果"/>
+    <w:bookmarkStart w:id="59" w:name="移動様態適応pfの結果"/>
     <w:p>
       <w:pPr>
         <w:pStyle w:val="Heading2"/>
       </w:pPr>
       <w:r>
-        <w:t xml:space="preserve">7.2 </w:t>
-      </w:r>
-      <w:r>
-        <w:rPr>
-          <w:rFonts w:hint="eastAsia"/>
-        </w:rPr>
-        <w:t xml:space="preserve">固定PFの結果</w:t>
+        <w:t xml:space="preserve">7.3 </w:t>
+      </w:r>
+      <w:r>
+        <w:rPr>
+          <w:rFonts w:hint="eastAsia"/>
+        </w:rPr>
+        <w:t xml:space="preserve">移動様態適応PFの結果</w:t>
       </w:r>
     </w:p>
     <w:p>
@@ -3564,6 +3546,42 @@
         <w:rPr>
           <w:rFonts w:hint="eastAsia"/>
         </w:rPr>
+        <w:t xml:space="preserve">・ここには状態判定結果を書く。</w:t>
+      </w:r>
+      <w:r>
+        <w:t xml:space="preserve"> </w:t>
+      </w:r>
+      <w:r>
+        <w:rPr>
+          <w:rFonts w:hint="eastAsia"/>
+        </w:rPr>
+        <w:t xml:space="preserve">・ここには平均粒子数と処理時間を書く。</w:t>
+      </w:r>
+    </w:p>
+    <w:bookmarkEnd w:id="59"/>
+    <w:bookmarkStart w:id="60" w:name="提案方式の結果"/>
+    <w:p>
+      <w:pPr>
+        <w:pStyle w:val="Heading2"/>
+      </w:pPr>
+      <w:r>
+        <w:t xml:space="preserve">7.4 </w:t>
+      </w:r>
+      <w:r>
+        <w:rPr>
+          <w:rFonts w:hint="eastAsia"/>
+        </w:rPr>
+        <w:t xml:space="preserve">提案方式の結果</w:t>
+      </w:r>
+    </w:p>
+    <w:p>
+      <w:pPr>
+        <w:pStyle w:val="FirstParagraph"/>
+      </w:pPr>
+      <w:r>
+        <w:rPr>
+          <w:rFonts w:hint="eastAsia"/>
+        </w:rPr>
         <w:t xml:space="preserve">・ここには軌跡画像を載せる。</w:t>
       </w:r>
       <w:r>
@@ -3573,23 +3591,23 @@
         <w:rPr>
           <w:rFonts w:hint="eastAsia"/>
         </w:rPr>
-        <w:t xml:space="preserve">・ここにはPDRのみとの違いを書く。</w:t>
-      </w:r>
-    </w:p>
-    <w:bookmarkEnd w:id="59"/>
-    <w:bookmarkStart w:id="60" w:name="移動様態適応pfの結果"/>
+        <w:t xml:space="preserve">・ここには位置誤差と経路成功率を書く。</w:t>
+      </w:r>
+    </w:p>
+    <w:bookmarkEnd w:id="60"/>
+    <w:bookmarkStart w:id="61" w:name="各方式の比較"/>
     <w:p>
       <w:pPr>
         <w:pStyle w:val="Heading2"/>
       </w:pPr>
       <w:r>
-        <w:t xml:space="preserve">7.3 </w:t>
-      </w:r>
-      <w:r>
-        <w:rPr>
-          <w:rFonts w:hint="eastAsia"/>
-        </w:rPr>
-        <w:t xml:space="preserve">移動様態適応PFの結果</w:t>
+        <w:t xml:space="preserve">7.5 </w:t>
+      </w:r>
+      <w:r>
+        <w:rPr>
+          <w:rFonts w:hint="eastAsia"/>
+        </w:rPr>
+        <w:t xml:space="preserve">各方式の比較</w:t>
       </w:r>
     </w:p>
     <w:p>
@@ -3600,540 +3618,414 @@
         <w:rPr>
           <w:rFonts w:hint="eastAsia"/>
         </w:rPr>
-        <w:t xml:space="preserve">・ここには状態判定結果を書く。</w:t>
-      </w:r>
-      <w:r>
-        <w:t xml:space="preserve"> </w:t>
-      </w:r>
-      <w:r>
-        <w:rPr>
-          <w:rFonts w:hint="eastAsia"/>
-        </w:rPr>
-        <w:t xml:space="preserve">・ここには平均粒子数と処理時間を書く。</w:t>
-      </w:r>
-    </w:p>
-    <w:bookmarkEnd w:id="60"/>
-    <w:bookmarkStart w:id="61" w:name="提案方式の結果"/>
+        <w:t xml:space="preserve">2026年8月15日時点で、compare_route_source.pyを用いて、方式Cに近い条件(none)・</w:t>
+      </w:r>
+      <w:r>
+        <w:t xml:space="preserve"> </w:t>
+      </w:r>
+      <w:r>
+        <w:rPr>
+          <w:rFonts w:hint="eastAsia"/>
+        </w:rPr>
+        <w:t xml:space="preserve">方式D(manual-enforce)・方式Eの一部(auto-enforce)の3条件を、同一の実測CSV3件</w:t>
+      </w:r>
+      <w:r>
+        <w:t xml:space="preserve"> </w:t>
+      </w:r>
+      <w:r>
+        <w:rPr>
+          <w:rFonts w:hint="eastAsia"/>
+        </w:rPr>
+        <w:t xml:space="preserve">(pdr_log_0805_1438/1441/1442.csv、いずれもAndroidの回転ベクトルセンサ由来の方位</w:t>
+      </w:r>
+      <w:r>
+        <w:t xml:space="preserve"> </w:t>
+      </w:r>
+      <w:r>
+        <w:rPr>
+          <w:rFonts w:hint="eastAsia"/>
+        </w:rPr>
+        <w:t xml:space="preserve">angle列を使用、目標総距離を815pxに校正)・同一乱数シード(42)で比較する予備実験</w:t>
+      </w:r>
+      <w:r>
+        <w:t xml:space="preserve"> </w:t>
+      </w:r>
+      <w:r>
+        <w:rPr>
+          <w:rFonts w:hint="eastAsia"/>
+        </w:rPr>
+        <w:t xml:space="preserve">を行った。</w:t>
+      </w:r>
+    </w:p>
+    <w:p>
+      <w:pPr>
+        <w:pStyle w:val="BodyText"/>
+      </w:pPr>
+      <w:r>
+        <w:rPr>
+          <w:rFonts w:hint="eastAsia"/>
+        </w:rPr>
+        <w:t xml:space="preserve">条件ごとの平均値は、none条件で全滅回数15.0回・経路内率1.000(制約がないため必然)</w:t>
+      </w:r>
+      <w:r>
+        <w:t xml:space="preserve"> </w:t>
+      </w:r>
+      <w:r>
+        <w:rPr>
+          <w:rFonts w:hint="eastAsia"/>
+        </w:rPr>
+        <w:t xml:space="preserve">・終点x誤差457.1px、manual-enforce条件で全滅回数11.7回・経路内率0.944・終点x誤差</w:t>
+      </w:r>
+      <w:r>
+        <w:t xml:space="preserve"> </w:t>
+      </w:r>
+      <w:r>
+        <w:rPr>
+          <w:rFonts w:hint="eastAsia"/>
+        </w:rPr>
+        <w:t xml:space="preserve">268.9px、auto-enforce条件で全滅回数15.7回・経路内率0.585・終点x誤差345.3pxで</w:t>
+      </w:r>
+      <w:r>
+        <w:t xml:space="preserve"> </w:t>
+      </w:r>
+      <w:r>
+        <w:rPr>
+          <w:rFonts w:hint="eastAsia"/>
+        </w:rPr>
+        <w:t xml:space="preserve">あった。地図の通路情報を全く使わないnone条件に対しては、manual-enforce・</w:t>
+      </w:r>
+      <w:r>
+        <w:t xml:space="preserve"> </w:t>
+      </w:r>
+      <w:r>
+        <w:rPr>
+          <w:rFonts w:hint="eastAsia"/>
+        </w:rPr>
+        <w:t xml:space="preserve">auto-enforceのいずれも終点x誤差を大きく改善しており(none比でmanualは約41%、</w:t>
+      </w:r>
+      <w:r>
+        <w:t xml:space="preserve"> </w:t>
+      </w:r>
+      <w:r>
+        <w:rPr>
+          <w:rFonts w:hint="eastAsia"/>
+        </w:rPr>
+        <w:t xml:space="preserve">autoは約24%の誤差減少)、地図の通路情報を用いた制約自体には明確な効果があることが</w:t>
+      </w:r>
+      <w:r>
+        <w:t xml:space="preserve"> </w:t>
+      </w:r>
+      <w:r>
+        <w:rPr>
+          <w:rFonts w:hint="eastAsia"/>
+        </w:rPr>
+        <w:t xml:space="preserve">確認できた。</w:t>
+      </w:r>
+    </w:p>
+    <w:p>
+      <w:pPr>
+        <w:pStyle w:val="BodyText"/>
+      </w:pPr>
+      <w:r>
+        <w:rPr>
+          <w:rFonts w:hint="eastAsia"/>
+        </w:rPr>
+        <w:t xml:space="preserve">一方で、manual-enforceとauto-enforceの間では、平均値だけを見るとmanual-enforceの</w:t>
+      </w:r>
+      <w:r>
+        <w:t xml:space="preserve"> </w:t>
+      </w:r>
+      <w:r>
+        <w:rPr>
+          <w:rFonts w:hint="eastAsia"/>
+        </w:rPr>
+        <w:t xml:space="preserve">方が全滅回数・終点誤差ともに優れているという結果になった。ただしファイル別に見ると</w:t>
+      </w:r>
+      <w:r>
+        <w:t xml:space="preserve"> </w:t>
+      </w:r>
+      <w:r>
+        <w:rPr>
+          <w:rFonts w:hint="eastAsia"/>
+        </w:rPr>
+        <w:t xml:space="preserve">一様ではなく、経路の最も遠くまで到達するpdr_log_0805_1442.csvに限ってはauto-enforce</w:t>
+      </w:r>
+      <w:r>
+        <w:t xml:space="preserve"> </w:t>
+      </w:r>
+      <w:r>
+        <w:rPr>
+          <w:rFonts w:hint="eastAsia"/>
+        </w:rPr>
+        <w:t xml:space="preserve">が明確に優れていた(全滅回数3回</w:t>
+      </w:r>
+      <w:r>
+        <w:t xml:space="preserve"> vs </w:t>
+      </w:r>
+      <w:r>
+        <w:rPr>
+          <w:rFonts w:hint="eastAsia"/>
+        </w:rPr>
+        <w:t xml:space="preserve">9回、終点誤差58.8px</w:t>
+      </w:r>
+      <w:r>
+        <w:t xml:space="preserve"> vs </w:t>
+      </w:r>
+      <w:r>
+        <w:rPr>
+          <w:rFonts w:hint="eastAsia"/>
+        </w:rPr>
+        <w:t xml:space="preserve">128.6px)のに対し、経路の</w:t>
+      </w:r>
+      <w:r>
+        <w:t xml:space="preserve"> </w:t>
+      </w:r>
+      <w:r>
+        <w:rPr>
+          <w:rFonts w:hint="eastAsia"/>
+        </w:rPr>
+        <w:t xml:space="preserve">序盤(L字の手前)で終了する残り2ファイルではauto-enforceの方が明確に劣っていた</w:t>
+      </w:r>
+      <w:r>
+        <w:t xml:space="preserve"> </w:t>
+      </w:r>
+      <w:r>
+        <w:rPr>
+          <w:rFonts w:hint="eastAsia"/>
+        </w:rPr>
+        <w:t xml:space="preserve">(全滅回数24回・20回</w:t>
+      </w:r>
+      <w:r>
+        <w:t xml:space="preserve"> vs </w:t>
+      </w:r>
+      <w:r>
+        <w:rPr>
+          <w:rFonts w:hint="eastAsia"/>
+        </w:rPr>
+        <w:t xml:space="preserve">12回・14回)。この結果の解釈は8.3節・8.6節で述べる。</w:t>
+      </w:r>
+    </w:p>
+    <w:p>
+      <w:pPr>
+        <w:pStyle w:val="BodyText"/>
+      </w:pPr>
+      <w:r>
+        <w:rPr>
+          <w:rFonts w:hint="eastAsia"/>
+        </w:rPr>
+        <w:t xml:space="preserve">この予備結果には、乱数シードを1種類(42)しか用いていないという弱点があった。特に</w:t>
+      </w:r>
+      <w:r>
+        <w:t xml:space="preserve"> </w:t>
+      </w:r>
+      <w:r>
+        <w:rPr>
+          <w:rFonts w:hint="eastAsia"/>
+        </w:rPr>
+        <w:t xml:space="preserve">pdr_log_0805_1441.csvとpdr_log_0805_1442.csvは開始位置・移動様態の判定傾向がほぼ</w:t>
+      </w:r>
+      <w:r>
+        <w:t xml:space="preserve"> </w:t>
+      </w:r>
+      <w:r>
+        <w:rPr>
+          <w:rFonts w:hint="eastAsia"/>
+        </w:rPr>
+        <w:t xml:space="preserve">同じであるにもかかわらず結果が大きく異なっており、この差が意味のある現象なのか、</w:t>
+      </w:r>
+      <w:r>
+        <w:t xml:space="preserve"> </w:t>
+      </w:r>
+      <w:r>
+        <w:rPr>
+          <w:rFonts w:hint="eastAsia"/>
+        </w:rPr>
+        <w:t xml:space="preserve">単にその乱数シードでの偶然によるものなのかを切り分ける必要があった。そこで6種類の</w:t>
+      </w:r>
+      <w:r>
+        <w:t xml:space="preserve"> </w:t>
+      </w:r>
+      <w:r>
+        <w:rPr>
+          <w:rFonts w:hint="eastAsia"/>
+        </w:rPr>
+        <w:t xml:space="preserve">乱数シード(1,</w:t>
+      </w:r>
+      <w:r>
+        <w:t xml:space="preserve"> 7, 42, 100, 777, </w:t>
+      </w:r>
+      <w:r>
+        <w:rPr>
+          <w:rFonts w:hint="eastAsia"/>
+        </w:rPr>
+        <w:t xml:space="preserve">2024)で同じ比較実験を繰り返したところ、auto-enforce</w:t>
+      </w:r>
+      <w:r>
+        <w:t xml:space="preserve"> </w:t>
+      </w:r>
+      <w:r>
+        <w:rPr>
+          <w:rFonts w:hint="eastAsia"/>
+        </w:rPr>
+        <w:t xml:space="preserve">条件における全滅回数は、pdr_log_0805_1438.csvが23〜24回、1441.csvが19〜21回、</w:t>
+      </w:r>
+      <w:r>
+        <w:t xml:space="preserve"> </w:t>
+      </w:r>
+      <w:r>
+        <w:rPr>
+          <w:rFonts w:hint="eastAsia"/>
+        </w:rPr>
+        <w:t xml:space="preserve">1442.csvが2〜3回と、どのシードでもほぼ同じ値・同じ順位に収まった。この結果から、</w:t>
+      </w:r>
+      <w:r>
+        <w:t xml:space="preserve"> </w:t>
+      </w:r>
+      <w:r>
+        <w:rPr>
+          <w:rFonts w:hint="eastAsia"/>
+        </w:rPr>
+        <w:t xml:space="preserve">1441.csvと1442.csvの性能差は乱数の偏りによるものではなく、再現性のある実在の現象</w:t>
+      </w:r>
+      <w:r>
+        <w:t xml:space="preserve"> </w:t>
+      </w:r>
+      <w:r>
+        <w:rPr>
+          <w:rFonts w:hint="eastAsia"/>
+        </w:rPr>
+        <w:t xml:space="preserve">であることが確認できた(原因そのものは8.3節・8.7節で述べるとおり、この時点では</w:t>
+      </w:r>
+      <w:r>
+        <w:t xml:space="preserve"> </w:t>
+      </w:r>
+      <w:r>
+        <w:rPr>
+          <w:rFonts w:hint="eastAsia"/>
+        </w:rPr>
+        <w:t xml:space="preserve">まだ特定できていない)。</w:t>
+      </w:r>
+    </w:p>
+    <w:p>
+      <w:pPr>
+        <w:pStyle w:val="BodyText"/>
+      </w:pPr>
+      <w:r>
+        <w:rPr>
+          <w:rFonts w:hint="eastAsia"/>
+        </w:rPr>
+        <w:t xml:space="preserve">この多シード比較では、副次的にもう一つの知見が得られた。経路制約を全く使わない</w:t>
+      </w:r>
+      <w:r>
+        <w:t xml:space="preserve"> </w:t>
+      </w:r>
+      <w:r>
+        <w:rPr>
+          <w:rFonts w:hint="eastAsia"/>
+        </w:rPr>
+        <w:t xml:space="preserve">none条件では、同一のpdr_log_0805_1442.csvであっても、乱数シードによって終点x誤差</w:t>
+      </w:r>
+      <w:r>
+        <w:t xml:space="preserve"> </w:t>
+      </w:r>
+      <w:r>
+        <w:rPr>
+          <w:rFonts w:hint="eastAsia"/>
+        </w:rPr>
+        <w:t xml:space="preserve">が1.1pxから315.2pxまで大きくばらついた。一方、同じCSVをauto-enforce条件で処理する</w:t>
+      </w:r>
+      <w:r>
+        <w:t xml:space="preserve"> </w:t>
+      </w:r>
+      <w:r>
+        <w:rPr>
+          <w:rFonts w:hint="eastAsia"/>
+        </w:rPr>
+        <w:t xml:space="preserve">と、6シードすべてで誤差は59〜70pxの狭い範囲に収まった。つまり地図の通路情報を</w:t>
+      </w:r>
+      <w:r>
+        <w:t xml:space="preserve"> </w:t>
+      </w:r>
+      <w:r>
+        <w:rPr>
+          <w:rFonts w:hint="eastAsia"/>
+        </w:rPr>
+        <w:t xml:space="preserve">用いた制約は、平均的な精度を改善するだけでなく、パーティクルの初期配置など乱数に</w:t>
+      </w:r>
+      <w:r>
+        <w:t xml:space="preserve"> </w:t>
+      </w:r>
+      <w:r>
+        <w:rPr>
+          <w:rFonts w:hint="eastAsia"/>
+        </w:rPr>
+        <w:t xml:space="preserve">起因する結果のばらつき(再現性の低さ)そのものを大きく抑える効果を持つことが分かった。</w:t>
+      </w:r>
+      <w:r>
+        <w:t xml:space="preserve"> </w:t>
+      </w:r>
+      <w:r>
+        <w:rPr>
+          <w:rFonts w:hint="eastAsia"/>
+        </w:rPr>
+        <w:t xml:space="preserve">この知見は8.1節で述べる。</w:t>
+      </w:r>
+    </w:p>
+    <w:p>
+      <w:pPr>
+        <w:pStyle w:val="BodyText"/>
+      </w:pPr>
+      <w:r>
+        <w:rPr>
+          <w:rFonts w:hint="eastAsia"/>
+        </w:rPr>
+        <w:t xml:space="preserve">(要記入:</w:t>
+      </w:r>
+      <w:r>
+        <w:t xml:space="preserve"> </w:t>
+      </w:r>
+      <w:r>
+        <w:rPr>
+          <w:rFonts w:hint="eastAsia"/>
+        </w:rPr>
+        <w:t xml:space="preserve">上記は予備的な3ファイルのみの結果である。被験者を増やした計測、複数の</w:t>
+      </w:r>
+      <w:r>
+        <w:t xml:space="preserve"> </w:t>
+      </w:r>
+      <w:r>
+        <w:rPr>
+          <w:rFonts w:hint="eastAsia"/>
+        </w:rPr>
+        <w:t xml:space="preserve">実験経路での計測を行った後、正式な評価データとしてこの節を更新する必要がある。</w:t>
+      </w:r>
+      <w:r>
+        <w:t xml:space="preserve"> </w:t>
+      </w:r>
+      <w:r>
+        <w:rPr>
+          <w:rFonts w:hint="eastAsia"/>
+        </w:rPr>
+        <w:t xml:space="preserve">また、現時点では真の正解位置列を持たないため、平均誤差・RMSE・曲がり位置誤差・</w:t>
+      </w:r>
+      <w:r>
+        <w:t xml:space="preserve"> </w:t>
+      </w:r>
+      <w:r>
+        <w:rPr>
+          <w:rFonts w:hint="eastAsia"/>
+        </w:rPr>
+        <w:t xml:space="preserve">経路選択成功率といった正式な評価指標(6.6節相当)は計算できていない。)</w:t>
+      </w:r>
+    </w:p>
+    <w:bookmarkEnd w:id="61"/>
+    <w:bookmarkStart w:id="62" w:name="失敗例"/>
     <w:p>
       <w:pPr>
         <w:pStyle w:val="Heading2"/>
       </w:pPr>
       <w:r>
-        <w:t xml:space="preserve">7.4 </w:t>
-      </w:r>
-      <w:r>
-        <w:rPr>
-          <w:rFonts w:hint="eastAsia"/>
-        </w:rPr>
-        <w:t xml:space="preserve">提案方式の結果</w:t>
-      </w:r>
-    </w:p>
-    <w:p>
-      <w:pPr>
-        <w:pStyle w:val="FirstParagraph"/>
-      </w:pPr>
-      <w:r>
-        <w:rPr>
-          <w:rFonts w:hint="eastAsia"/>
-        </w:rPr>
-        <w:t xml:space="preserve">・ここには軌跡画像を載せる。</w:t>
-      </w:r>
-      <w:r>
-        <w:t xml:space="preserve"> </w:t>
-      </w:r>
-      <w:r>
-        <w:rPr>
-          <w:rFonts w:hint="eastAsia"/>
-        </w:rPr>
-        <w:t xml:space="preserve">・ここには位置誤差と経路成功率を書く。</w:t>
-      </w:r>
-    </w:p>
-    <w:bookmarkEnd w:id="61"/>
-    <w:bookmarkStart w:id="62" w:name="各方式の比較"/>
-    <w:p>
-      <w:pPr>
-        <w:pStyle w:val="Heading2"/>
-      </w:pPr>
-      <w:r>
-        <w:t xml:space="preserve">7.5 </w:t>
-      </w:r>
-      <w:r>
-        <w:rPr>
-          <w:rFonts w:hint="eastAsia"/>
-        </w:rPr>
-        <w:t xml:space="preserve">各方式の比較</w:t>
-      </w:r>
-    </w:p>
-    <w:p>
-      <w:pPr>
-        <w:pStyle w:val="FirstParagraph"/>
-      </w:pPr>
-      <w:r>
-        <w:rPr>
-          <w:rFonts w:hint="eastAsia"/>
-        </w:rPr>
-        <w:t xml:space="preserve">2026年8月15日時点で、compare_route_source.pyを用いて、方式Cに近い条件(none)・</w:t>
-      </w:r>
-      <w:r>
-        <w:t xml:space="preserve"> </w:t>
-      </w:r>
-      <w:r>
-        <w:rPr>
-          <w:rFonts w:hint="eastAsia"/>
-        </w:rPr>
-        <w:t xml:space="preserve">方式D(manual-enforce)・方式Eの一部(auto-enforce)の3条件を、同一の実測CSV3件</w:t>
-      </w:r>
-      <w:r>
-        <w:t xml:space="preserve"> </w:t>
-      </w:r>
-      <w:r>
-        <w:rPr>
-          <w:rFonts w:hint="eastAsia"/>
-        </w:rPr>
-        <w:t xml:space="preserve">(pdr_log_0805_1438/1441/1442.csv、いずれもAndroidの回転ベクトルセンサ由来の方位</w:t>
-      </w:r>
-      <w:r>
-        <w:t xml:space="preserve"> </w:t>
-      </w:r>
-      <w:r>
-        <w:rPr>
-          <w:rFonts w:hint="eastAsia"/>
-        </w:rPr>
-        <w:t xml:space="preserve">angle列を使用、目標総距離を815pxに校正)・同一乱数シード(42)で比較する予備実験</w:t>
-      </w:r>
-      <w:r>
-        <w:t xml:space="preserve"> </w:t>
-      </w:r>
-      <w:r>
-        <w:rPr>
-          <w:rFonts w:hint="eastAsia"/>
-        </w:rPr>
-        <w:t xml:space="preserve">を行った。</w:t>
-      </w:r>
-    </w:p>
-    <w:p>
-      <w:pPr>
-        <w:pStyle w:val="BodyText"/>
-      </w:pPr>
-      <w:r>
-        <w:rPr>
-          <w:rFonts w:hint="eastAsia"/>
-        </w:rPr>
-        <w:t xml:space="preserve">条件ごとの平均値は、none条件で全滅回数15.0回・経路内率1.000(制約がないため必然)</w:t>
-      </w:r>
-      <w:r>
-        <w:t xml:space="preserve"> </w:t>
-      </w:r>
-      <w:r>
-        <w:rPr>
-          <w:rFonts w:hint="eastAsia"/>
-        </w:rPr>
-        <w:t xml:space="preserve">・終点x誤差457.1px、manual-enforce条件で全滅回数11.7回・経路内率0.944・終点x誤差</w:t>
-      </w:r>
-      <w:r>
-        <w:t xml:space="preserve"> </w:t>
-      </w:r>
-      <w:r>
-        <w:rPr>
-          <w:rFonts w:hint="eastAsia"/>
-        </w:rPr>
-        <w:t xml:space="preserve">268.9px、auto-enforce条件で全滅回数15.7回・経路内率0.585・終点x誤差345.3pxで</w:t>
-      </w:r>
-      <w:r>
-        <w:t xml:space="preserve"> </w:t>
-      </w:r>
-      <w:r>
-        <w:rPr>
-          <w:rFonts w:hint="eastAsia"/>
-        </w:rPr>
-        <w:t xml:space="preserve">あった。地図の通路情報を全く使わないnone条件に対しては、manual-enforce・</w:t>
-      </w:r>
-      <w:r>
-        <w:t xml:space="preserve"> </w:t>
-      </w:r>
-      <w:r>
-        <w:rPr>
-          <w:rFonts w:hint="eastAsia"/>
-        </w:rPr>
-        <w:t xml:space="preserve">auto-enforceのいずれも終点x誤差を大きく改善しており(none比でmanualは約41%、</w:t>
-      </w:r>
-      <w:r>
-        <w:t xml:space="preserve"> </w:t>
-      </w:r>
-      <w:r>
-        <w:rPr>
-          <w:rFonts w:hint="eastAsia"/>
-        </w:rPr>
-        <w:t xml:space="preserve">autoは約24%の誤差減少)、地図の通路情報を用いた制約自体には明確な効果があることが</w:t>
-      </w:r>
-      <w:r>
-        <w:t xml:space="preserve"> </w:t>
-      </w:r>
-      <w:r>
-        <w:rPr>
-          <w:rFonts w:hint="eastAsia"/>
-        </w:rPr>
-        <w:t xml:space="preserve">確認できた。</w:t>
-      </w:r>
-    </w:p>
-    <w:p>
-      <w:pPr>
-        <w:pStyle w:val="BodyText"/>
-      </w:pPr>
-      <w:r>
-        <w:rPr>
-          <w:rFonts w:hint="eastAsia"/>
-        </w:rPr>
-        <w:t xml:space="preserve">一方で、manual-enforceとauto-enforceの間では、平均値だけを見るとmanual-enforceの</w:t>
-      </w:r>
-      <w:r>
-        <w:t xml:space="preserve"> </w:t>
-      </w:r>
-      <w:r>
-        <w:rPr>
-          <w:rFonts w:hint="eastAsia"/>
-        </w:rPr>
-        <w:t xml:space="preserve">方が全滅回数・終点誤差ともに優れているという結果になった。ただしファイル別に見ると</w:t>
-      </w:r>
-      <w:r>
-        <w:t xml:space="preserve"> </w:t>
-      </w:r>
-      <w:r>
-        <w:rPr>
-          <w:rFonts w:hint="eastAsia"/>
-        </w:rPr>
-        <w:t xml:space="preserve">一様ではなく、経路の最も遠くまで到達するpdr_log_0805_1442.csvに限ってはauto-enforce</w:t>
-      </w:r>
-      <w:r>
-        <w:t xml:space="preserve"> </w:t>
-      </w:r>
-      <w:r>
-        <w:rPr>
-          <w:rFonts w:hint="eastAsia"/>
-        </w:rPr>
-        <w:t xml:space="preserve">が明確に優れていた(全滅回数3回</w:t>
-      </w:r>
-      <w:r>
-        <w:t xml:space="preserve"> vs </w:t>
-      </w:r>
-      <w:r>
-        <w:rPr>
-          <w:rFonts w:hint="eastAsia"/>
-        </w:rPr>
-        <w:t xml:space="preserve">9回、終点誤差58.8px</w:t>
-      </w:r>
-      <w:r>
-        <w:t xml:space="preserve"> vs </w:t>
-      </w:r>
-      <w:r>
-        <w:rPr>
-          <w:rFonts w:hint="eastAsia"/>
-        </w:rPr>
-        <w:t xml:space="preserve">128.6px)のに対し、経路の</w:t>
-      </w:r>
-      <w:r>
-        <w:t xml:space="preserve"> </w:t>
-      </w:r>
-      <w:r>
-        <w:rPr>
-          <w:rFonts w:hint="eastAsia"/>
-        </w:rPr>
-        <w:t xml:space="preserve">序盤(L字の手前)で終了する残り2ファイルではauto-enforceの方が明確に劣っていた</w:t>
-      </w:r>
-      <w:r>
-        <w:t xml:space="preserve"> </w:t>
-      </w:r>
-      <w:r>
-        <w:rPr>
-          <w:rFonts w:hint="eastAsia"/>
-        </w:rPr>
-        <w:t xml:space="preserve">(全滅回数24回・20回</w:t>
-      </w:r>
-      <w:r>
-        <w:t xml:space="preserve"> vs </w:t>
-      </w:r>
-      <w:r>
-        <w:rPr>
-          <w:rFonts w:hint="eastAsia"/>
-        </w:rPr>
-        <w:t xml:space="preserve">12回・14回)。この結果の解釈は8.3節・8.6節で述べる。</w:t>
-      </w:r>
-    </w:p>
-    <w:p>
-      <w:pPr>
-        <w:pStyle w:val="BodyText"/>
-      </w:pPr>
-      <w:r>
-        <w:rPr>
-          <w:rFonts w:hint="eastAsia"/>
-        </w:rPr>
-        <w:t xml:space="preserve">この予備結果には、乱数シードを1種類(42)しか用いていないという弱点があった。特に</w:t>
-      </w:r>
-      <w:r>
-        <w:t xml:space="preserve"> </w:t>
-      </w:r>
-      <w:r>
-        <w:rPr>
-          <w:rFonts w:hint="eastAsia"/>
-        </w:rPr>
-        <w:t xml:space="preserve">pdr_log_0805_1441.csvとpdr_log_0805_1442.csvは開始位置・移動様態の判定傾向がほぼ</w:t>
-      </w:r>
-      <w:r>
-        <w:t xml:space="preserve"> </w:t>
-      </w:r>
-      <w:r>
-        <w:rPr>
-          <w:rFonts w:hint="eastAsia"/>
-        </w:rPr>
-        <w:t xml:space="preserve">同じであるにもかかわらず結果が大きく異なっており、この差が意味のある現象なのか、</w:t>
-      </w:r>
-      <w:r>
-        <w:t xml:space="preserve"> </w:t>
-      </w:r>
-      <w:r>
-        <w:rPr>
-          <w:rFonts w:hint="eastAsia"/>
-        </w:rPr>
-        <w:t xml:space="preserve">単にその乱数シードでの偶然によるものなのかを切り分ける必要があった。そこで6種類の</w:t>
-      </w:r>
-      <w:r>
-        <w:t xml:space="preserve"> </w:t>
-      </w:r>
-      <w:r>
-        <w:rPr>
-          <w:rFonts w:hint="eastAsia"/>
-        </w:rPr>
-        <w:t xml:space="preserve">乱数シード(1,</w:t>
-      </w:r>
-      <w:r>
-        <w:t xml:space="preserve"> 7, 42, 100, 777, </w:t>
-      </w:r>
-      <w:r>
-        <w:rPr>
-          <w:rFonts w:hint="eastAsia"/>
-        </w:rPr>
-        <w:t xml:space="preserve">2024)で同じ比較実験を繰り返したところ、auto-enforce</w:t>
-      </w:r>
-      <w:r>
-        <w:t xml:space="preserve"> </w:t>
-      </w:r>
-      <w:r>
-        <w:rPr>
-          <w:rFonts w:hint="eastAsia"/>
-        </w:rPr>
-        <w:t xml:space="preserve">条件における全滅回数は、pdr_log_0805_1438.csvが23〜24回、1441.csvが19〜21回、</w:t>
-      </w:r>
-      <w:r>
-        <w:t xml:space="preserve"> </w:t>
-      </w:r>
-      <w:r>
-        <w:rPr>
-          <w:rFonts w:hint="eastAsia"/>
-        </w:rPr>
-        <w:t xml:space="preserve">1442.csvが2〜3回と、どのシードでもほぼ同じ値・同じ順位に収まった。この結果から、</w:t>
-      </w:r>
-      <w:r>
-        <w:t xml:space="preserve"> </w:t>
-      </w:r>
-      <w:r>
-        <w:rPr>
-          <w:rFonts w:hint="eastAsia"/>
-        </w:rPr>
-        <w:t xml:space="preserve">1441.csvと1442.csvの性能差は乱数の偏りによるものではなく、再現性のある実在の現象</w:t>
-      </w:r>
-      <w:r>
-        <w:t xml:space="preserve"> </w:t>
-      </w:r>
-      <w:r>
-        <w:rPr>
-          <w:rFonts w:hint="eastAsia"/>
-        </w:rPr>
-        <w:t xml:space="preserve">であることが確認できた(原因そのものは8.3節・8.7節で述べるとおり、この時点では</w:t>
-      </w:r>
-      <w:r>
-        <w:t xml:space="preserve"> </w:t>
-      </w:r>
-      <w:r>
-        <w:rPr>
-          <w:rFonts w:hint="eastAsia"/>
-        </w:rPr>
-        <w:t xml:space="preserve">まだ特定できていない)。</w:t>
-      </w:r>
-    </w:p>
-    <w:p>
-      <w:pPr>
-        <w:pStyle w:val="BodyText"/>
-      </w:pPr>
-      <w:r>
-        <w:rPr>
-          <w:rFonts w:hint="eastAsia"/>
-        </w:rPr>
-        <w:t xml:space="preserve">この多シード比較では、副次的にもう一つの知見が得られた。経路制約を全く使わない</w:t>
-      </w:r>
-      <w:r>
-        <w:t xml:space="preserve"> </w:t>
-      </w:r>
-      <w:r>
-        <w:rPr>
-          <w:rFonts w:hint="eastAsia"/>
-        </w:rPr>
-        <w:t xml:space="preserve">none条件では、同一のpdr_log_0805_1442.csvであっても、乱数シードによって終点x誤差</w:t>
-      </w:r>
-      <w:r>
-        <w:t xml:space="preserve"> </w:t>
-      </w:r>
-      <w:r>
-        <w:rPr>
-          <w:rFonts w:hint="eastAsia"/>
-        </w:rPr>
-        <w:t xml:space="preserve">が1.1pxから315.2pxまで大きくばらついた。一方、同じCSVをauto-enforce条件で処理する</w:t>
-      </w:r>
-      <w:r>
-        <w:t xml:space="preserve"> </w:t>
-      </w:r>
-      <w:r>
-        <w:rPr>
-          <w:rFonts w:hint="eastAsia"/>
-        </w:rPr>
-        <w:t xml:space="preserve">と、6シードすべてで誤差は59〜70pxの狭い範囲に収まった。つまり地図の通路情報を</w:t>
-      </w:r>
-      <w:r>
-        <w:t xml:space="preserve"> </w:t>
-      </w:r>
-      <w:r>
-        <w:rPr>
-          <w:rFonts w:hint="eastAsia"/>
-        </w:rPr>
-        <w:t xml:space="preserve">用いた制約は、平均的な精度を改善するだけでなく、パーティクルの初期配置など乱数に</w:t>
-      </w:r>
-      <w:r>
-        <w:t xml:space="preserve"> </w:t>
-      </w:r>
-      <w:r>
-        <w:rPr>
-          <w:rFonts w:hint="eastAsia"/>
-        </w:rPr>
-        <w:t xml:space="preserve">起因する結果のばらつき(再現性の低さ)そのものを大きく抑える効果を持つことが分かった。</w:t>
-      </w:r>
-      <w:r>
-        <w:t xml:space="preserve"> </w:t>
-      </w:r>
-      <w:r>
-        <w:rPr>
-          <w:rFonts w:hint="eastAsia"/>
-        </w:rPr>
-        <w:t xml:space="preserve">この知見は8.1節で述べる。</w:t>
-      </w:r>
-    </w:p>
-    <w:p>
-      <w:pPr>
-        <w:pStyle w:val="BodyText"/>
-      </w:pPr>
-      <w:r>
-        <w:rPr>
-          <w:rFonts w:hint="eastAsia"/>
-        </w:rPr>
-        <w:t xml:space="preserve">(要記入:</w:t>
-      </w:r>
-      <w:r>
-        <w:t xml:space="preserve"> </w:t>
-      </w:r>
-      <w:r>
-        <w:rPr>
-          <w:rFonts w:hint="eastAsia"/>
-        </w:rPr>
-        <w:t xml:space="preserve">上記は予備的な3ファイルのみの結果である。被験者を増やした計測、複数の</w:t>
-      </w:r>
-      <w:r>
-        <w:t xml:space="preserve"> </w:t>
-      </w:r>
-      <w:r>
-        <w:rPr>
-          <w:rFonts w:hint="eastAsia"/>
-        </w:rPr>
-        <w:t xml:space="preserve">実験経路での計測を行った後、正式な評価データとしてこの節を更新する必要がある。</w:t>
-      </w:r>
-      <w:r>
-        <w:t xml:space="preserve"> </w:t>
-      </w:r>
-      <w:r>
-        <w:rPr>
-          <w:rFonts w:hint="eastAsia"/>
-        </w:rPr>
-        <w:t xml:space="preserve">また、現時点では真の正解位置列を持たないため、平均誤差・RMSE・曲がり位置誤差・</w:t>
-      </w:r>
-      <w:r>
-        <w:t xml:space="preserve"> </w:t>
-      </w:r>
-      <w:r>
-        <w:rPr>
-          <w:rFonts w:hint="eastAsia"/>
-        </w:rPr>
-        <w:t xml:space="preserve">経路選択成功率といった正式な評価指標(6.6節相当)は計算できていない。)</w:t>
-      </w:r>
-    </w:p>
-    <w:bookmarkEnd w:id="62"/>
-    <w:bookmarkStart w:id="63" w:name="経路別の結果"/>
-    <w:p>
-      <w:pPr>
-        <w:pStyle w:val="Heading2"/>
-      </w:pPr>
-      <w:r>
         <w:t xml:space="preserve">7.6 </w:t>
-      </w:r>
-      <w:r>
-        <w:rPr>
-          <w:rFonts w:hint="eastAsia"/>
-        </w:rPr>
-        <w:t xml:space="preserve">経路別の結果</w:t>
-      </w:r>
-    </w:p>
-    <w:p>
-      <w:pPr>
-        <w:pStyle w:val="FirstParagraph"/>
-      </w:pPr>
-      <w:r>
-        <w:rPr>
-          <w:rFonts w:hint="eastAsia"/>
-        </w:rPr>
-        <w:t xml:space="preserve">・ここには直線経路の結果を書く。</w:t>
-      </w:r>
-      <w:r>
-        <w:t xml:space="preserve"> </w:t>
-      </w:r>
-      <w:r>
-        <w:rPr>
-          <w:rFonts w:hint="eastAsia"/>
-        </w:rPr>
-        <w:t xml:space="preserve">・ここにはL字経路の結果を書く。</w:t>
-      </w:r>
-      <w:r>
-        <w:t xml:space="preserve"> </w:t>
-      </w:r>
-      <w:r>
-        <w:rPr>
-          <w:rFonts w:hint="eastAsia"/>
-        </w:rPr>
-        <w:t xml:space="preserve">・ここには交差点経路の結果を書く。</w:t>
-      </w:r>
-      <w:r>
-        <w:t xml:space="preserve"> </w:t>
-      </w:r>
-      <w:r>
-        <w:rPr>
-          <w:rFonts w:hint="eastAsia"/>
-        </w:rPr>
-        <w:t xml:space="preserve">・ここには部屋入口付近の結果を書く。</w:t>
-      </w:r>
-    </w:p>
-    <w:bookmarkEnd w:id="63"/>
-    <w:bookmarkStart w:id="64" w:name="失敗例"/>
-    <w:p>
-      <w:pPr>
-        <w:pStyle w:val="Heading2"/>
-      </w:pPr>
-      <w:r>
-        <w:t xml:space="preserve">7.7 </w:t>
       </w:r>
       <w:r>
         <w:rPr>
@@ -4187,42 +4079,482 @@
         </w:pict>
       </w:r>
     </w:p>
+    <w:bookmarkEnd w:id="62"/>
+    <w:bookmarkEnd w:id="63"/>
+    <w:bookmarkStart w:id="72" w:name="第8章-考察"/>
+    <w:p>
+      <w:pPr>
+        <w:pStyle w:val="Heading1"/>
+      </w:pPr>
+      <w:r>
+        <w:rPr>
+          <w:rFonts w:hint="eastAsia"/>
+        </w:rPr>
+        <w:t xml:space="preserve">第8章</w:t>
+      </w:r>
+      <w:r>
+        <w:t xml:space="preserve">　</w:t>
+      </w:r>
+      <w:r>
+        <w:rPr>
+          <w:rFonts w:hint="eastAsia"/>
+        </w:rPr>
+        <w:t xml:space="preserve">考察</w:t>
+      </w:r>
+    </w:p>
+    <w:bookmarkStart w:id="64" w:name="位置精度への効果"/>
+    <w:p>
+      <w:pPr>
+        <w:pStyle w:val="Heading2"/>
+      </w:pPr>
+      <w:r>
+        <w:t xml:space="preserve">8.1 </w:t>
+      </w:r>
+      <w:r>
+        <w:rPr>
+          <w:rFonts w:hint="eastAsia"/>
+        </w:rPr>
+        <w:t xml:space="preserve">位置精度への効果</w:t>
+      </w:r>
+    </w:p>
+    <w:p>
+      <w:pPr>
+        <w:pStyle w:val="FirstParagraph"/>
+      </w:pPr>
+      <w:r>
+        <w:rPr>
+          <w:rFonts w:hint="eastAsia"/>
+        </w:rPr>
+        <w:t xml:space="preserve">7.5節で述べた多シード比較(6種類の乱数シードによる繰り返し実験)から、地図の通路</w:t>
+      </w:r>
+      <w:r>
+        <w:t xml:space="preserve"> </w:t>
+      </w:r>
+      <w:r>
+        <w:rPr>
+          <w:rFonts w:hint="eastAsia"/>
+        </w:rPr>
+        <w:t xml:space="preserve">情報を用いた経路制約は、平均的な位置誤差を改善するだけでなく、結果の再現性(乱数</w:t>
+      </w:r>
+      <w:r>
+        <w:t xml:space="preserve"> </w:t>
+      </w:r>
+      <w:r>
+        <w:rPr>
+          <w:rFonts w:hint="eastAsia"/>
+        </w:rPr>
+        <w:t xml:space="preserve">の偏りに対する頑健性)も大きく改善することが分かった。経路制約を全く使わないnone</w:t>
+      </w:r>
+      <w:r>
+        <w:t xml:space="preserve"> </w:t>
+      </w:r>
+      <w:r>
+        <w:rPr>
+          <w:rFonts w:hint="eastAsia"/>
+        </w:rPr>
+        <w:t xml:space="preserve">条件では、同一のCSV・同一のアルゴリズムであっても乱数シードによって終点誤差が</w:t>
+      </w:r>
+      <w:r>
+        <w:t xml:space="preserve"> </w:t>
+      </w:r>
+      <w:r>
+        <w:rPr>
+          <w:rFonts w:hint="eastAsia"/>
+        </w:rPr>
+        <w:t xml:space="preserve">1.1pxから315.2pxまで大きくばらついたのに対し、auto-enforce条件では同じCSVの誤差</w:t>
+      </w:r>
+      <w:r>
+        <w:t xml:space="preserve"> </w:t>
+      </w:r>
+      <w:r>
+        <w:rPr>
+          <w:rFonts w:hint="eastAsia"/>
+        </w:rPr>
+        <w:t xml:space="preserve">が6シードすべてで59〜70pxという狭い範囲に収まった。これは、地図情報による制約が</w:t>
+      </w:r>
+      <w:r>
+        <w:t xml:space="preserve"> </w:t>
+      </w:r>
+      <w:r>
+        <w:rPr>
+          <w:rFonts w:hint="eastAsia"/>
+        </w:rPr>
+        <w:t xml:space="preserve">粒子群の探索範囲を実質的に絞り込むことで、パーティクルフィルタが持つ本質的な確率</w:t>
+      </w:r>
+      <w:r>
+        <w:t xml:space="preserve"> </w:t>
+      </w:r>
+      <w:r>
+        <w:rPr>
+          <w:rFonts w:hint="eastAsia"/>
+        </w:rPr>
+        <w:t xml:space="preserve">的挙動(初期粒子配置やリサンプリングの偶然性)の影響を受けにくくする効果を持つ</w:t>
+      </w:r>
+      <w:r>
+        <w:t xml:space="preserve"> </w:t>
+      </w:r>
+      <w:r>
+        <w:rPr>
+          <w:rFonts w:hint="eastAsia"/>
+        </w:rPr>
+        <w:t xml:space="preserve">ことを示している。屋内測位システムとして実用する場合、平均精度だけでなく「毎回</w:t>
+      </w:r>
+      <w:r>
+        <w:t xml:space="preserve"> </w:t>
+      </w:r>
+      <w:r>
+        <w:rPr>
+          <w:rFonts w:hint="eastAsia"/>
+        </w:rPr>
+        <w:t xml:space="preserve">同程度の精度が安定して出る」という再現性は重要な評価軸であり、本研究の提案方式が</w:t>
+      </w:r>
+      <w:r>
+        <w:t xml:space="preserve"> </w:t>
+      </w:r>
+      <w:r>
+        <w:rPr>
+          <w:rFonts w:hint="eastAsia"/>
+        </w:rPr>
+        <w:t xml:space="preserve">この点で従来方式(地図情報を使わない移動様態適応PF)より優れていると言える。</w:t>
+      </w:r>
+    </w:p>
+    <w:p>
+      <w:pPr>
+        <w:pStyle w:val="BodyText"/>
+      </w:pPr>
+      <w:r>
+        <w:rPr>
+          <w:rFonts w:hint="eastAsia"/>
+        </w:rPr>
+        <w:t xml:space="preserve">一方で、改善しなかった、あるいは新たな課題として浮上した指標もある。8.3節で述べる</w:t>
+      </w:r>
+      <w:r>
+        <w:t xml:space="preserve"> </w:t>
+      </w:r>
+      <w:r>
+        <w:rPr>
+          <w:rFonts w:hint="eastAsia"/>
+        </w:rPr>
+        <w:t xml:space="preserve">とおり、自動抽出した経路帯を用いる方式(route_source=auto)は、経路の一部区間</w:t>
+      </w:r>
+      <w:r>
+        <w:t xml:space="preserve"> </w:t>
+      </w:r>
+      <w:r>
+        <w:rPr>
+          <w:rFonts w:hint="eastAsia"/>
+        </w:rPr>
+        <w:t xml:space="preserve">(pdr_log_0805_1438/1441.csv)では手動指定方式(route_source=manual)よりも全滅回数</w:t>
+      </w:r>
+      <w:r>
+        <w:t xml:space="preserve"> </w:t>
+      </w:r>
+      <w:r>
+        <w:rPr>
+          <w:rFonts w:hint="eastAsia"/>
+        </w:rPr>
+        <w:t xml:space="preserve">・終点誤差が悪化しており、「地図情報を使えば必ず精度が上がる」という単純な結果には</w:t>
+      </w:r>
+      <w:r>
+        <w:t xml:space="preserve"> </w:t>
+      </w:r>
+      <w:r>
+        <w:rPr>
+          <w:rFonts w:hint="eastAsia"/>
+        </w:rPr>
+        <w:t xml:space="preserve">なっていない。この点は、提案方式が発展途上であることを示す限界として8.7節で正直に</w:t>
+      </w:r>
+      <w:r>
+        <w:t xml:space="preserve"> </w:t>
+      </w:r>
+      <w:r>
+        <w:rPr>
+          <w:rFonts w:hint="eastAsia"/>
+        </w:rPr>
+        <w:t xml:space="preserve">述べる。</w:t>
+      </w:r>
+    </w:p>
     <w:bookmarkEnd w:id="64"/>
+    <w:bookmarkStart w:id="65" w:name="動的粒子数の効果"/>
+    <w:p>
+      <w:pPr>
+        <w:pStyle w:val="Heading2"/>
+      </w:pPr>
+      <w:r>
+        <w:t xml:space="preserve">8.2 </w:t>
+      </w:r>
+      <w:r>
+        <w:rPr>
+          <w:rFonts w:hint="eastAsia"/>
+        </w:rPr>
+        <w:t xml:space="preserve">動的粒子数の効果</w:t>
+      </w:r>
+    </w:p>
+    <w:p>
+      <w:pPr>
+        <w:pStyle w:val="FirstParagraph"/>
+      </w:pPr>
+      <w:r>
+        <w:rPr>
+          <w:rFonts w:hint="eastAsia"/>
+        </w:rPr>
+        <w:t xml:space="preserve">5.6節で述べた不確実性適応粒子数(直前ステップのNeff比率に応じて移動様態ベースの</w:t>
+      </w:r>
+      <w:r>
+        <w:t xml:space="preserve"> </w:t>
+      </w:r>
+      <w:r>
+        <w:rPr>
+          <w:rFonts w:hint="eastAsia"/>
+        </w:rPr>
+        <w:t xml:space="preserve">粒子数を増減させる処理)の効果を、自動抽出した経路帯を用いる条件(auto-enforce)を</w:t>
+      </w:r>
+      <w:r>
+        <w:t xml:space="preserve"> </w:t>
+      </w:r>
+      <w:r>
+        <w:rPr>
+          <w:rFonts w:hint="eastAsia"/>
+        </w:rPr>
+        <w:t xml:space="preserve">基準に、6種類の乱数シードで比較した。全滅回数(全粒子の重みが同時に0になる回数)は、</w:t>
+      </w:r>
+      <w:r>
+        <w:t xml:space="preserve"> </w:t>
+      </w:r>
+      <w:r>
+        <w:rPr>
+          <w:rFonts w:hint="eastAsia"/>
+        </w:rPr>
+        <w:t xml:space="preserve">検証した6シード全てにおいて、不確実性適応を有効にした場合の方が少なかった(3ファイル</w:t>
+      </w:r>
+      <w:r>
+        <w:t xml:space="preserve"> </w:t>
+      </w:r>
+      <w:r>
+        <w:rPr>
+          <w:rFonts w:hint="eastAsia"/>
+        </w:rPr>
+        <w:t xml:space="preserve">合計で47→45,</w:t>
+      </w:r>
+      <w:r>
+        <w:t xml:space="preserve"> 47→44, 47→42, 48→44, 46→44, </w:t>
+      </w:r>
+      <w:r>
+        <w:rPr>
+          <w:rFonts w:hint="eastAsia"/>
+        </w:rPr>
+        <w:t xml:space="preserve">45→44、平均では1シードあたり15.6回から</w:t>
+      </w:r>
+      <w:r>
+        <w:t xml:space="preserve"> </w:t>
+      </w:r>
+      <w:r>
+        <w:rPr>
+          <w:rFonts w:hint="eastAsia"/>
+        </w:rPr>
+        <w:t xml:space="preserve">14.6回への減少)。特にpdr_log_0805_1442.csvは、6シード中4シードで全滅回数が3回から</w:t>
+      </w:r>
+      <w:r>
+        <w:t xml:space="preserve"> </w:t>
+      </w:r>
+      <w:r>
+        <w:rPr>
+          <w:rFonts w:hint="eastAsia"/>
+        </w:rPr>
+        <w:t xml:space="preserve">2回へ改善し、悪化したシードは一つもなかった。</w:t>
+      </w:r>
+    </w:p>
+    <w:p>
+      <w:pPr>
+        <w:pStyle w:val="BodyText"/>
+      </w:pPr>
+      <w:r>
+        <w:rPr>
+          <w:rFonts w:hint="eastAsia"/>
+        </w:rPr>
+        <w:t xml:space="preserve">一方、最終的な推定位置の誤差(実測時に記憶されていた停止位置x≈800pxとの差)への効果</w:t>
+      </w:r>
+      <w:r>
+        <w:t xml:space="preserve"> </w:t>
+      </w:r>
+      <w:r>
+        <w:rPr>
+          <w:rFonts w:hint="eastAsia"/>
+        </w:rPr>
+        <w:t xml:space="preserve">は一様ではなかった。平均では339.9pxから329.7pxへとわずかに改善したが、</w:t>
+      </w:r>
+      <w:r>
+        <w:t xml:space="preserve"> </w:t>
+      </w:r>
+      <w:r>
+        <w:rPr>
+          <w:rFonts w:hint="eastAsia"/>
+        </w:rPr>
+        <w:t xml:space="preserve">pdr_log_0805_1441.csvは6シード中2シードで誤差がむしろ拡大しており(341px→494px、</w:t>
+      </w:r>
+      <w:r>
+        <w:t xml:space="preserve"> </w:t>
+      </w:r>
+      <w:r>
+        <w:rPr>
+          <w:rFonts w:hint="eastAsia"/>
+        </w:rPr>
+        <w:t xml:space="preserve">398px→506px)、常に精度が向上するとは言えない結果になった。</w:t>
+      </w:r>
+    </w:p>
+    <w:p>
+      <w:pPr>
+        <w:pStyle w:val="BodyText"/>
+      </w:pPr>
+      <w:r>
+        <w:rPr>
+          <w:rFonts w:hint="eastAsia"/>
+        </w:rPr>
+        <w:t xml:space="preserve">以上から、不確実性適応粒子数は、パーティクルフィルタが完全に位置を見失う現象(全滅)</w:t>
+      </w:r>
+      <w:r>
+        <w:t xml:space="preserve"> </w:t>
+      </w:r>
+      <w:r>
+        <w:rPr>
+          <w:rFonts w:hint="eastAsia"/>
+        </w:rPr>
+        <w:t xml:space="preserve">を抑える効果は6シード全てで一貫して確認できたが、その先の位置推定精度そのものへの</w:t>
+      </w:r>
+      <w:r>
+        <w:t xml:space="preserve"> </w:t>
+      </w:r>
+      <w:r>
+        <w:rPr>
+          <w:rFonts w:hint="eastAsia"/>
+        </w:rPr>
+        <w:t xml:space="preserve">波及効果は限定的かつ不安定であるという、控えめだが方向性としては確かな成果が得られた</w:t>
+      </w:r>
+      <w:r>
+        <w:t xml:space="preserve"> </w:t>
+      </w:r>
+      <w:r>
+        <w:rPr>
+          <w:rFonts w:hint="eastAsia"/>
+        </w:rPr>
+        <w:t xml:space="preserve">と言える。</w:t>
+      </w:r>
+    </w:p>
+    <w:p>
+      <w:pPr>
+        <w:pStyle w:val="BodyText"/>
+      </w:pPr>
+      <w:r>
+        <w:rPr>
+          <w:rFonts w:hint="eastAsia"/>
+        </w:rPr>
+        <w:t xml:space="preserve">上記の閾値(Neff比率0.30/0.60)・増減倍率(1.5倍/0.75倍)は初期値のままで検証していた</w:t>
+      </w:r>
+      <w:r>
+        <w:t xml:space="preserve"> </w:t>
+      </w:r>
+      <w:r>
+        <w:rPr>
+          <w:rFonts w:hint="eastAsia"/>
+        </w:rPr>
+        <w:t xml:space="preserve">ため、2026-08-16にこの4パラメータについて感度分析を行った。ベースラインから1</w:t>
+      </w:r>
+      <w:r>
+        <w:t xml:space="preserve"> </w:t>
+      </w:r>
+      <w:r>
+        <w:rPr>
+          <w:rFonts w:hint="eastAsia"/>
+        </w:rPr>
+        <w:t xml:space="preserve">パラメータずつ振るone-factor-at-a-time法により、既存の6シードで計90回の実行を</w:t>
+      </w:r>
+      <w:r>
+        <w:t xml:space="preserve"> </w:t>
+      </w:r>
+      <w:r>
+        <w:rPr>
+          <w:rFonts w:hint="eastAsia"/>
+        </w:rPr>
+        <w:t xml:space="preserve">行った結果、いずれの軸を単独で変化させても、全滅回数・終点位置誤差の両方で</w:t>
+      </w:r>
+      <w:r>
+        <w:t xml:space="preserve"> </w:t>
+      </w:r>
+      <w:r>
+        <w:rPr>
+          <w:rFonts w:hint="eastAsia"/>
+        </w:rPr>
+        <w:t xml:space="preserve">ベースラインを明確に上回る組み合わせは見つからなかった。neff_high_ratioを0.60から</w:t>
+      </w:r>
+      <w:r>
+        <w:t xml:space="preserve"> </w:t>
+      </w:r>
+      <w:r>
+        <w:rPr>
+          <w:rFonts w:hint="eastAsia"/>
+        </w:rPr>
+        <w:t xml:space="preserve">0.70程度へ引き上げる、あるいはboost_factorを1.5から2.0程度へ引き上げる方向に</w:t>
+      </w:r>
+      <w:r>
+        <w:t xml:space="preserve"> </w:t>
+      </w:r>
+      <w:r>
+        <w:rPr>
+          <w:rFonts w:hint="eastAsia"/>
+        </w:rPr>
+        <w:t xml:space="preserve">わずかな誤差改善(数px程度)が見られたが、全滅回数がわずかに悪化するトレードオフを</w:t>
+      </w:r>
+      <w:r>
+        <w:t xml:space="preserve"> </w:t>
+      </w:r>
+      <w:r>
+        <w:rPr>
+          <w:rFonts w:hint="eastAsia"/>
+        </w:rPr>
+        <w:t xml:space="preserve">伴い、単一パラメータの再調整では8.3節で述べる未解明の性能差を解消するほどの改善は</w:t>
+      </w:r>
+      <w:r>
+        <w:t xml:space="preserve"> </w:t>
+      </w:r>
+      <w:r>
+        <w:rPr>
+          <w:rFonts w:hint="eastAsia"/>
+        </w:rPr>
+        <w:t xml:space="preserve">見込めないことが分かった。この結果は、初期値(0.30/0.60/1.5/0.75)が経験的な</w:t>
+      </w:r>
+      <w:r>
+        <w:t xml:space="preserve"> </w:t>
+      </w:r>
+      <w:r>
+        <w:rPr>
+          <w:rFonts w:hint="eastAsia"/>
+        </w:rPr>
+        <w:t xml:space="preserve">当てずっぽうではなく、少なくとも今回振った範囲内では既に妥当な値であったことを</w:t>
+      </w:r>
+      <w:r>
+        <w:t xml:space="preserve"> </w:t>
+      </w:r>
+      <w:r>
+        <w:rPr>
+          <w:rFonts w:hint="eastAsia"/>
+        </w:rPr>
+        <w:t xml:space="preserve">裏付けるものである。</w:t>
+      </w:r>
+    </w:p>
     <w:bookmarkEnd w:id="65"/>
-    <w:bookmarkStart w:id="74" w:name="第8章-考察"/>
-    <w:p>
-      <w:pPr>
-        <w:pStyle w:val="Heading1"/>
-      </w:pPr>
-      <w:r>
-        <w:rPr>
-          <w:rFonts w:hint="eastAsia"/>
-        </w:rPr>
-        <w:t xml:space="preserve">第8章</w:t>
-      </w:r>
-      <w:r>
-        <w:t xml:space="preserve">　</w:t>
-      </w:r>
-      <w:r>
-        <w:rPr>
-          <w:rFonts w:hint="eastAsia"/>
-        </w:rPr>
-        <w:t xml:space="preserve">考察</w:t>
-      </w:r>
-    </w:p>
-    <w:bookmarkStart w:id="66" w:name="位置精度への効果"/>
+    <w:bookmarkStart w:id="66" w:name="地図形状を用いる効果"/>
     <w:p>
       <w:pPr>
         <w:pStyle w:val="Heading2"/>
       </w:pPr>
       <w:r>
-        <w:t xml:space="preserve">8.1 </w:t>
-      </w:r>
-      <w:r>
-        <w:rPr>
-          <w:rFonts w:hint="eastAsia"/>
-        </w:rPr>
-        <w:t xml:space="preserve">位置精度への効果</w:t>
+        <w:t xml:space="preserve">8.3 </w:t>
+      </w:r>
+      <w:r>
+        <w:rPr>
+          <w:rFonts w:hint="eastAsia"/>
+        </w:rPr>
+        <w:t xml:space="preserve">地図形状を用いる効果</w:t>
       </w:r>
     </w:p>
     <w:p>
@@ -4233,97 +4565,79 @@
         <w:rPr>
           <w:rFonts w:hint="eastAsia"/>
         </w:rPr>
-        <w:t xml:space="preserve">7.5節で述べた多シード比較(6種類の乱数シードによる繰り返し実験)から、地図の通路</w:t>
-      </w:r>
-      <w:r>
-        <w:t xml:space="preserve"> </w:t>
-      </w:r>
-      <w:r>
-        <w:rPr>
-          <w:rFonts w:hint="eastAsia"/>
-        </w:rPr>
-        <w:t xml:space="preserve">情報を用いた経路制約は、平均的な位置誤差を改善するだけでなく、結果の再現性(乱数</w:t>
-      </w:r>
-      <w:r>
-        <w:t xml:space="preserve"> </w:t>
-      </w:r>
-      <w:r>
-        <w:rPr>
-          <w:rFonts w:hint="eastAsia"/>
-        </w:rPr>
-        <w:t xml:space="preserve">の偏りに対する頑健性)も大きく改善することが分かった。経路制約を全く使わないnone</w:t>
-      </w:r>
-      <w:r>
-        <w:t xml:space="preserve"> </w:t>
-      </w:r>
-      <w:r>
-        <w:rPr>
-          <w:rFonts w:hint="eastAsia"/>
-        </w:rPr>
-        <w:t xml:space="preserve">条件では、同一のCSV・同一のアルゴリズムであっても乱数シードによって終点誤差が</w:t>
-      </w:r>
-      <w:r>
-        <w:t xml:space="preserve"> </w:t>
-      </w:r>
-      <w:r>
-        <w:rPr>
-          <w:rFonts w:hint="eastAsia"/>
-        </w:rPr>
-        <w:t xml:space="preserve">1.1pxから315.2pxまで大きくばらついたのに対し、auto-enforce条件では同じCSVの誤差</w:t>
-      </w:r>
-      <w:r>
-        <w:t xml:space="preserve"> </w:t>
-      </w:r>
-      <w:r>
-        <w:rPr>
-          <w:rFonts w:hint="eastAsia"/>
-        </w:rPr>
-        <w:t xml:space="preserve">が6シードすべてで59〜70pxという狭い範囲に収まった。これは、地図情報による制約が</w:t>
-      </w:r>
-      <w:r>
-        <w:t xml:space="preserve"> </w:t>
-      </w:r>
-      <w:r>
-        <w:rPr>
-          <w:rFonts w:hint="eastAsia"/>
-        </w:rPr>
-        <w:t xml:space="preserve">粒子群の探索範囲を実質的に絞り込むことで、パーティクルフィルタが持つ本質的な確率</w:t>
-      </w:r>
-      <w:r>
-        <w:t xml:space="preserve"> </w:t>
-      </w:r>
-      <w:r>
-        <w:rPr>
-          <w:rFonts w:hint="eastAsia"/>
-        </w:rPr>
-        <w:t xml:space="preserve">的挙動(初期粒子配置やリサンプリングの偶然性)の影響を受けにくくする効果を持つ</w:t>
-      </w:r>
-      <w:r>
-        <w:t xml:space="preserve"> </w:t>
-      </w:r>
-      <w:r>
-        <w:rPr>
-          <w:rFonts w:hint="eastAsia"/>
-        </w:rPr>
-        <w:t xml:space="preserve">ことを示している。屋内測位システムとして実用する場合、平均精度だけでなく「毎回</w:t>
-      </w:r>
-      <w:r>
-        <w:t xml:space="preserve"> </w:t>
-      </w:r>
-      <w:r>
-        <w:rPr>
-          <w:rFonts w:hint="eastAsia"/>
-        </w:rPr>
-        <w:t xml:space="preserve">同程度の精度が安定して出る」という再現性は重要な評価軸であり、本研究の提案方式が</w:t>
-      </w:r>
-      <w:r>
-        <w:t xml:space="preserve"> </w:t>
-      </w:r>
-      <w:r>
-        <w:rPr>
-          <w:rFonts w:hint="eastAsia"/>
-        </w:rPr>
-        <w:t xml:space="preserve">この点で従来方式(地図情報を使わない移動様態適応PF)より優れていると言える。</w:t>
+        <w:t xml:space="preserve">7.5節の結果を、経路帯マスクの実際の形状を数値で比較することで詳しく分析した。</w:t>
+      </w:r>
+      <w:r>
+        <w:t xml:space="preserve"> </w:t>
+      </w:r>
+      <w:r>
+        <w:rPr>
+          <w:rFonts w:hint="eastAsia"/>
+        </w:rPr>
+        <w:t xml:space="preserve">人手で指定した経路(route_points)は、経路の中心線から一定半径(18px)の円形バッファ</w:t>
+      </w:r>
+      <w:r>
+        <w:t xml:space="preserve"> </w:t>
+      </w:r>
+      <w:r>
+        <w:rPr>
+          <w:rFonts w:hint="eastAsia"/>
+        </w:rPr>
+        <w:t xml:space="preserve">によって太らせているため、経路帯の幅は常に一様(直径約36〜37px)になる。これに</w:t>
+      </w:r>
+      <w:r>
+        <w:t xml:space="preserve"> </w:t>
+      </w:r>
+      <w:r>
+        <w:rPr>
+          <w:rFonts w:hint="eastAsia"/>
+        </w:rPr>
+        <w:t xml:space="preserve">対し、地図から自動抽出した経路帯は、実際の建物の壁形状に忠実な幅を持つ。具体的に</w:t>
+      </w:r>
+      <w:r>
+        <w:t xml:space="preserve"> </w:t>
+      </w:r>
+      <w:r>
+        <w:rPr>
+          <w:rFonts w:hint="eastAsia"/>
+        </w:rPr>
+        <w:t xml:space="preserve">断面幅を比較すると、序盤の廊下(x=100〜300付近)では自動抽出の幅が約24pxであるのに</w:t>
+      </w:r>
+      <w:r>
+        <w:t xml:space="preserve"> </w:t>
+      </w:r>
+      <w:r>
+        <w:rPr>
+          <w:rFonts w:hint="eastAsia"/>
+        </w:rPr>
+        <w:t xml:space="preserve">対し、手動バッファの幅は約37pxであり、手動バッファの方が実際の廊下(実測した局所的</w:t>
+      </w:r>
+      <w:r>
+        <w:t xml:space="preserve"> </w:t>
+      </w:r>
+      <w:r>
+        <w:rPr>
+          <w:rFonts w:hint="eastAsia"/>
+        </w:rPr>
+        <w:t xml:space="preserve">な幅は約24〜28px)よりも広い「余裕」を粒子に与えていたことが分かった。逆に、終盤の</w:t>
+      </w:r>
+      <w:r>
+        <w:t xml:space="preserve"> </w:t>
+      </w:r>
+      <w:r>
+        <w:rPr>
+          <w:rFonts w:hint="eastAsia"/>
+        </w:rPr>
+        <w:t xml:space="preserve">廊下(x=500〜800付近、ドア付近の凹凸を含む)では、自動抽出の幅が47〜104pxと変動し、</w:t>
+      </w:r>
+      <w:r>
+        <w:t xml:space="preserve"> </w:t>
+      </w:r>
+      <w:r>
+        <w:rPr>
+          <w:rFonts w:hint="eastAsia"/>
+        </w:rPr>
+        <w:t xml:space="preserve">手動バッファの37pxを上回る区間が多かった。</w:t>
       </w:r>
     </w:p>
     <w:p>
@@ -4334,68 +4648,241 @@
         <w:rPr>
           <w:rFonts w:hint="eastAsia"/>
         </w:rPr>
-        <w:t xml:space="preserve">一方で、改善しなかった、あるいは新たな課題として浮上した指標もある。8.3節で述べる</w:t>
-      </w:r>
-      <w:r>
-        <w:t xml:space="preserve"> </w:t>
-      </w:r>
-      <w:r>
-        <w:rPr>
-          <w:rFonts w:hint="eastAsia"/>
-        </w:rPr>
-        <w:t xml:space="preserve">とおり、自動抽出した経路帯を用いる方式(route_source=auto)は、経路の一部区間</w:t>
-      </w:r>
-      <w:r>
-        <w:t xml:space="preserve"> </w:t>
-      </w:r>
-      <w:r>
-        <w:rPr>
-          <w:rFonts w:hint="eastAsia"/>
-        </w:rPr>
-        <w:t xml:space="preserve">(pdr_log_0805_1438/1441.csv)では手動指定方式(route_source=manual)よりも全滅回数</w:t>
-      </w:r>
-      <w:r>
-        <w:t xml:space="preserve"> </w:t>
-      </w:r>
-      <w:r>
-        <w:rPr>
-          <w:rFonts w:hint="eastAsia"/>
-        </w:rPr>
-        <w:t xml:space="preserve">・終点誤差が悪化しており、「地図情報を使えば必ず精度が上がる」という単純な結果には</w:t>
-      </w:r>
-      <w:r>
-        <w:t xml:space="preserve"> </w:t>
-      </w:r>
-      <w:r>
-        <w:rPr>
-          <w:rFonts w:hint="eastAsia"/>
-        </w:rPr>
-        <w:t xml:space="preserve">なっていない。この点は、提案方式が発展途上であることを示す限界として8.7節で正直に</w:t>
-      </w:r>
-      <w:r>
-        <w:t xml:space="preserve"> </w:t>
-      </w:r>
-      <w:r>
-        <w:rPr>
-          <w:rFonts w:hint="eastAsia"/>
-        </w:rPr>
-        <w:t xml:space="preserve">述べる。</w:t>
+        <w:t xml:space="preserve">この分析から、7.5節で見られた結果の違い(序盤で終了する2ファイルはauto-enforceの</w:t>
+      </w:r>
+      <w:r>
+        <w:t xml:space="preserve"> </w:t>
+      </w:r>
+      <w:r>
+        <w:rPr>
+          <w:rFonts w:hint="eastAsia"/>
+        </w:rPr>
+        <w:t xml:space="preserve">方が悪化し、終盤まで進むファイルはauto-enforceの方が改善する)を、経路帯の実際の幅</w:t>
+      </w:r>
+      <w:r>
+        <w:t xml:space="preserve"> </w:t>
+      </w:r>
+      <w:r>
+        <w:rPr>
+          <w:rFonts w:hint="eastAsia"/>
+        </w:rPr>
+        <w:t xml:space="preserve">の違いによって一貫して説明できることが分かった。つまり、自動抽出した経路帯は現実の</w:t>
+      </w:r>
+      <w:r>
+        <w:t xml:space="preserve"> </w:t>
+      </w:r>
+      <w:r>
+        <w:rPr>
+          <w:rFonts w:hint="eastAsia"/>
+        </w:rPr>
+        <w:t xml:space="preserve">建物形状に忠実であるがゆえに、狭い区間ではパーティクルフィルタが本来持っている</w:t>
+      </w:r>
+      <w:r>
+        <w:t xml:space="preserve"> </w:t>
+      </w:r>
+      <w:r>
+        <w:rPr>
+          <w:rFonts w:hint="eastAsia"/>
+        </w:rPr>
+        <w:t xml:space="preserve">脆弱性(オドメトリ誤差の蓄積による粒子群の分散)がそのまま結果に表れやすく、逆に</w:t>
+      </w:r>
+      <w:r>
+        <w:t xml:space="preserve"> </w:t>
+      </w:r>
+      <w:r>
+        <w:rPr>
+          <w:rFonts w:hint="eastAsia"/>
+        </w:rPr>
+        <w:t xml:space="preserve">実際に広い区間ではより多くの空間的余裕を粒子に与えて安定した推定を可能にする。</w:t>
+      </w:r>
+      <w:r>
+        <w:t xml:space="preserve"> </w:t>
+      </w:r>
+      <w:r>
+        <w:rPr>
+          <w:rFonts w:hint="eastAsia"/>
+        </w:rPr>
+        <w:t xml:space="preserve">一方、人手で指定した一様太さの経路帯は、狭い区間でも実際より広い制約を与えることで、</w:t>
+      </w:r>
+      <w:r>
+        <w:t xml:space="preserve"> </w:t>
+      </w:r>
+      <w:r>
+        <w:rPr>
+          <w:rFonts w:hint="eastAsia"/>
+        </w:rPr>
+        <w:t xml:space="preserve">見かけ上の安定性を生んでいた可能性がある。この発見は、手動経路指定に依存した評価</w:t>
+      </w:r>
+      <w:r>
+        <w:t xml:space="preserve"> </w:t>
+      </w:r>
+      <w:r>
+        <w:rPr>
+          <w:rFonts w:hint="eastAsia"/>
+        </w:rPr>
+        <w:t xml:space="preserve">(方式D)が、パーティクルフィルタの真の性能を過大評価しうることを示唆しており、</w:t>
+      </w:r>
+      <w:r>
+        <w:t xml:space="preserve"> </w:t>
+      </w:r>
+      <w:r>
+        <w:rPr>
+          <w:rFonts w:hint="eastAsia"/>
+        </w:rPr>
+        <w:t xml:space="preserve">評価方法そのものに関する考察として意味を持つ。</w:t>
+      </w:r>
+    </w:p>
+    <w:p>
+      <w:pPr>
+        <w:pStyle w:val="BodyText"/>
+      </w:pPr>
+      <w:r>
+        <w:rPr>
+          <w:rFonts w:hint="eastAsia"/>
+        </w:rPr>
+        <w:t xml:space="preserve">ただし、この「幅の不足」という説明は、その後の追加検証によって単純な因果関係とは</w:t>
+      </w:r>
+      <w:r>
+        <w:t xml:space="preserve"> </w:t>
+      </w:r>
+      <w:r>
+        <w:rPr>
+          <w:rFonts w:hint="eastAsia"/>
+        </w:rPr>
+        <w:t xml:space="preserve">言えないことが分かっている。自動抽出した経路帯の境界に緩和的な膨張処理を加え、</w:t>
+      </w:r>
+      <w:r>
+        <w:t xml:space="preserve"> </w:t>
+      </w:r>
+      <w:r>
+        <w:rPr>
+          <w:rFonts w:hint="eastAsia"/>
+        </w:rPr>
+        <w:t xml:space="preserve">手動方式に近い幅(37px相当)まで広げて再実験したところ、pdr_log_0805_1438/1441.csv</w:t>
+      </w:r>
+      <w:r>
+        <w:t xml:space="preserve"> </w:t>
+      </w:r>
+      <w:r>
+        <w:rPr>
+          <w:rFonts w:hint="eastAsia"/>
+        </w:rPr>
+        <w:t xml:space="preserve">の全滅回数は膨張量を0〜10pxで変化させてもほとんど変わらなかった。つまり、単に</w:t>
+      </w:r>
+      <w:r>
+        <w:t xml:space="preserve"> </w:t>
+      </w:r>
+      <w:r>
+        <w:rPr>
+          <w:rFonts w:hint="eastAsia"/>
+        </w:rPr>
+        <w:t xml:space="preserve">「粒子群に余裕を与える」だけではこの2ファイルの不安定さは解消しない。さらに、</w:t>
+      </w:r>
+      <w:r>
+        <w:t xml:space="preserve"> </w:t>
+      </w:r>
+      <w:r>
+        <w:rPr>
+          <w:rFonts w:hint="eastAsia"/>
+        </w:rPr>
+        <w:t xml:space="preserve">pdr_log_0805_1441.csvとpdr_log_0805_1442.csvは開始位置・移動様態判定の傾向が</w:t>
+      </w:r>
+      <w:r>
+        <w:t xml:space="preserve"> </w:t>
+      </w:r>
+      <w:r>
+        <w:rPr>
+          <w:rFonts w:hint="eastAsia"/>
+        </w:rPr>
+        <w:t xml:space="preserve">ほぼ同じであるにもかかわらず結果が大きく異なる(7.5節)ことから、ジャイロ角速度</w:t>
+      </w:r>
+      <w:r>
+        <w:t xml:space="preserve"> </w:t>
+      </w:r>
+      <w:r>
+        <w:rPr>
+          <w:rFonts w:hint="eastAsia"/>
+        </w:rPr>
+        <w:t xml:space="preserve">・加速度・Android融合方位(yaw_deg)の変動の大きさをCSVごとに定量化して比較したが、</w:t>
+      </w:r>
+      <w:r>
+        <w:t xml:space="preserve"> </w:t>
+      </w:r>
+      <w:r>
+        <w:rPr>
+          <w:rFonts w:hint="eastAsia"/>
+        </w:rPr>
+        <w:t xml:space="preserve">いずれの指標にも両ファイルを明確に区別できるような差は見られなかった(むしろ</w:t>
+      </w:r>
+      <w:r>
+        <w:t xml:space="preserve"> </w:t>
+      </w:r>
+      <w:r>
+        <w:rPr>
+          <w:rFonts w:hint="eastAsia"/>
+        </w:rPr>
+        <w:t xml:space="preserve">性能が悪かった1441.csvの方がyaw_degの瞬間的な変動は小さく、直感に反する結果と</w:t>
+      </w:r>
+      <w:r>
+        <w:t xml:space="preserve"> </w:t>
+      </w:r>
+      <w:r>
+        <w:rPr>
+          <w:rFonts w:hint="eastAsia"/>
+        </w:rPr>
+        <w:t xml:space="preserve">なった)。したがって、経路帯の幅の違いは観察された現象と整合する一つの要因では</w:t>
+      </w:r>
+      <w:r>
+        <w:t xml:space="preserve"> </w:t>
+      </w:r>
+      <w:r>
+        <w:rPr>
+          <w:rFonts w:hint="eastAsia"/>
+        </w:rPr>
+        <w:t xml:space="preserve">あるものの、それだけでは全滅回数の差(20回前後</w:t>
+      </w:r>
+      <w:r>
+        <w:t xml:space="preserve"> </w:t>
+      </w:r>
+      <w:r>
+        <w:rPr>
+          <w:rFonts w:hint="eastAsia"/>
+        </w:rPr>
+        <w:t xml:space="preserve">対</w:t>
+      </w:r>
+      <w:r>
+        <w:t xml:space="preserve"> </w:t>
+      </w:r>
+      <w:r>
+        <w:rPr>
+          <w:rFonts w:hint="eastAsia"/>
+        </w:rPr>
+        <w:t xml:space="preserve">3回前後)を説明しきれておらず、</w:t>
+      </w:r>
+      <w:r>
+        <w:t xml:space="preserve"> </w:t>
+      </w:r>
+      <w:r>
+        <w:rPr>
+          <w:rFonts w:hint="eastAsia"/>
+        </w:rPr>
+        <w:t xml:space="preserve">真因は依然として特定できていない。この点は8.7節の限界として正直に記載する。</w:t>
       </w:r>
     </w:p>
     <w:bookmarkEnd w:id="66"/>
-    <w:bookmarkStart w:id="67" w:name="動的粒子数の効果"/>
+    <w:bookmarkStart w:id="67" w:name="歩幅誤差の影響"/>
     <w:p>
       <w:pPr>
         <w:pStyle w:val="Heading2"/>
       </w:pPr>
       <w:r>
-        <w:t xml:space="preserve">8.2 </w:t>
-      </w:r>
-      <w:r>
-        <w:rPr>
-          <w:rFonts w:hint="eastAsia"/>
-        </w:rPr>
-        <w:t xml:space="preserve">動的粒子数の効果</w:t>
+        <w:t xml:space="preserve">8.4 </w:t>
+      </w:r>
+      <w:r>
+        <w:rPr>
+          <w:rFonts w:hint="eastAsia"/>
+        </w:rPr>
+        <w:t xml:space="preserve">歩幅誤差の影響</w:t>
       </w:r>
     </w:p>
     <w:p>
@@ -4406,70 +4893,124 @@
         <w:rPr>
           <w:rFonts w:hint="eastAsia"/>
         </w:rPr>
-        <w:t xml:space="preserve">5.6節で述べた不確実性適応粒子数(直前ステップのNeff比率に応じて移動様態ベースの</w:t>
-      </w:r>
-      <w:r>
-        <w:t xml:space="preserve"> </w:t>
-      </w:r>
-      <w:r>
-        <w:rPr>
-          <w:rFonts w:hint="eastAsia"/>
-        </w:rPr>
-        <w:t xml:space="preserve">粒子数を増減させる処理)の効果を、自動抽出した経路帯を用いる条件(auto-enforce)を</w:t>
-      </w:r>
-      <w:r>
-        <w:t xml:space="preserve"> </w:t>
-      </w:r>
-      <w:r>
-        <w:rPr>
-          <w:rFonts w:hint="eastAsia"/>
-        </w:rPr>
-        <w:t xml:space="preserve">基準に、6種類の乱数シードで比較した。全滅回数(全粒子の重みが同時に0になる回数)は、</w:t>
-      </w:r>
-      <w:r>
-        <w:t xml:space="preserve"> </w:t>
-      </w:r>
-      <w:r>
-        <w:rPr>
-          <w:rFonts w:hint="eastAsia"/>
-        </w:rPr>
-        <w:t xml:space="preserve">検証した6シード全てにおいて、不確実性適応を有効にした場合の方が少なかった(3ファイル</w:t>
-      </w:r>
-      <w:r>
-        <w:t xml:space="preserve"> </w:t>
-      </w:r>
-      <w:r>
-        <w:rPr>
-          <w:rFonts w:hint="eastAsia"/>
-        </w:rPr>
-        <w:t xml:space="preserve">合計で47→45,</w:t>
-      </w:r>
-      <w:r>
-        <w:t xml:space="preserve"> 47→44, 47→42, 48→44, 46→44, </w:t>
-      </w:r>
-      <w:r>
-        <w:rPr>
-          <w:rFonts w:hint="eastAsia"/>
-        </w:rPr>
-        <w:t xml:space="preserve">45→44、平均では1シードあたり15.6回から</w:t>
-      </w:r>
-      <w:r>
-        <w:t xml:space="preserve"> </w:t>
-      </w:r>
-      <w:r>
-        <w:rPr>
-          <w:rFonts w:hint="eastAsia"/>
-        </w:rPr>
-        <w:t xml:space="preserve">14.6回への減少)。特にpdr_log_0805_1442.csvは、6シード中4シードで全滅回数が3回から</w:t>
-      </w:r>
-      <w:r>
-        <w:t xml:space="preserve"> </w:t>
-      </w:r>
-      <w:r>
-        <w:rPr>
-          <w:rFonts w:hint="eastAsia"/>
-        </w:rPr>
-        <w:t xml:space="preserve">2回へ改善し、悪化したシードは一つもなかった。</w:t>
+        <w:t xml:space="preserve">・ここにはCSVごとの歩幅差を書く。</w:t>
+      </w:r>
+      <w:r>
+        <w:t xml:space="preserve"> </w:t>
+      </w:r>
+      <w:r>
+        <w:rPr>
+          <w:rFonts w:hint="eastAsia"/>
+        </w:rPr>
+        <w:t xml:space="preserve">・ここには歩幅補正の必要性を書く。</w:t>
+      </w:r>
+    </w:p>
+    <w:bookmarkEnd w:id="67"/>
+    <w:bookmarkStart w:id="68" w:name="センサー誤差の影響"/>
+    <w:p>
+      <w:pPr>
+        <w:pStyle w:val="Heading2"/>
+      </w:pPr>
+      <w:r>
+        <w:t xml:space="preserve">8.5 </w:t>
+      </w:r>
+      <w:r>
+        <w:rPr>
+          <w:rFonts w:hint="eastAsia"/>
+        </w:rPr>
+        <w:t xml:space="preserve">センサー誤差の影響</w:t>
+      </w:r>
+    </w:p>
+    <w:p>
+      <w:pPr>
+        <w:pStyle w:val="FirstParagraph"/>
+      </w:pPr>
+      <w:r>
+        <w:rPr>
+          <w:rFonts w:hint="eastAsia"/>
+        </w:rPr>
+        <w:t xml:space="preserve">・ここには手ぶれとドリフトの影響を書く。</w:t>
+      </w:r>
+      <w:r>
+        <w:t xml:space="preserve"> </w:t>
+      </w:r>
+      <w:r>
+        <w:rPr>
+          <w:rFonts w:hint="eastAsia"/>
+        </w:rPr>
+        <w:t xml:space="preserve">・ここには端末の持ち方による違いを書く。</w:t>
+      </w:r>
+    </w:p>
+    <w:bookmarkEnd w:id="68"/>
+    <w:bookmarkStart w:id="69" w:name="手動経路指定への依存"/>
+    <w:p>
+      <w:pPr>
+        <w:pStyle w:val="Heading2"/>
+      </w:pPr>
+      <w:r>
+        <w:t xml:space="preserve">8.6 </w:t>
+      </w:r>
+      <w:r>
+        <w:rPr>
+          <w:rFonts w:hint="eastAsia"/>
+        </w:rPr>
+        <w:t xml:space="preserve">手動経路指定への依存</w:t>
+      </w:r>
+    </w:p>
+    <w:p>
+      <w:pPr>
+        <w:pStyle w:val="FirstParagraph"/>
+      </w:pPr>
+      <w:r>
+        <w:rPr>
+          <w:rFonts w:hint="eastAsia"/>
+        </w:rPr>
+        <w:t xml:space="preserve">本研究は当初、比較実験でいう方式D(手動経路優先パーティクルフィルタ)に相当する</w:t>
+      </w:r>
+      <w:r>
+        <w:t xml:space="preserve"> </w:t>
+      </w:r>
+      <w:r>
+        <w:rPr>
+          <w:rFonts w:hint="eastAsia"/>
+        </w:rPr>
+        <w:t xml:space="preserve">実装から出発した。しかしこの方式は、正解に近い経路情報をあらかじめ人手で地図上に</w:t>
+      </w:r>
+      <w:r>
+        <w:t xml:space="preserve"> </w:t>
+      </w:r>
+      <w:r>
+        <w:rPr>
+          <w:rFonts w:hint="eastAsia"/>
+        </w:rPr>
+        <w:t xml:space="preserve">指定するという性質上、提案方式の測位精度を公平に評価するには適さない。この課題に</w:t>
+      </w:r>
+      <w:r>
+        <w:t xml:space="preserve"> </w:t>
+      </w:r>
+      <w:r>
+        <w:rPr>
+          <w:rFonts w:hint="eastAsia"/>
+        </w:rPr>
+        <w:t xml:space="preserve">対応するため、二値地図から通路領域を自動抽出する処理(5.3節)を実装し、手動で</w:t>
+      </w:r>
+      <w:r>
+        <w:t xml:space="preserve"> </w:t>
+      </w:r>
+      <w:r>
+        <w:rPr>
+          <w:rFonts w:hint="eastAsia"/>
+        </w:rPr>
+        <w:t xml:space="preserve">route_pointsを指定しない条件(route_source=auto)で同等の経路制約を実現できることを</w:t>
+      </w:r>
+      <w:r>
+        <w:t xml:space="preserve"> </w:t>
+      </w:r>
+      <w:r>
+        <w:rPr>
+          <w:rFonts w:hint="eastAsia"/>
+        </w:rPr>
+        <w:t xml:space="preserve">確認した。</w:t>
       </w:r>
     </w:p>
     <w:p>
@@ -4480,34 +5021,61 @@
         <w:rPr>
           <w:rFonts w:hint="eastAsia"/>
         </w:rPr>
-        <w:t xml:space="preserve">一方、最終的な推定位置の誤差(実測時に記憶されていた停止位置x≈800pxとの差)への効果</w:t>
-      </w:r>
-      <w:r>
-        <w:t xml:space="preserve"> </w:t>
-      </w:r>
-      <w:r>
-        <w:rPr>
-          <w:rFonts w:hint="eastAsia"/>
-        </w:rPr>
-        <w:t xml:space="preserve">は一様ではなかった。平均では339.9pxから329.7pxへとわずかに改善したが、</w:t>
-      </w:r>
-      <w:r>
-        <w:t xml:space="preserve"> </w:t>
-      </w:r>
-      <w:r>
-        <w:rPr>
-          <w:rFonts w:hint="eastAsia"/>
-        </w:rPr>
-        <w:t xml:space="preserve">pdr_log_0805_1441.csvは6シード中2シードで誤差がむしろ拡大しており(341px→494px、</w:t>
-      </w:r>
-      <w:r>
-        <w:t xml:space="preserve"> </w:t>
-      </w:r>
-      <w:r>
-        <w:rPr>
-          <w:rFonts w:hint="eastAsia"/>
-        </w:rPr>
-        <w:t xml:space="preserve">398px→506px)、常に精度が向上するとは言えない結果になった。</w:t>
+        <w:t xml:space="preserve">7.5節・8.3節で述べたとおり、自動抽出方式は手動指定方式に対して単純に上回るわけでは</w:t>
+      </w:r>
+      <w:r>
+        <w:t xml:space="preserve"> </w:t>
+      </w:r>
+      <w:r>
+        <w:rPr>
+          <w:rFonts w:hint="eastAsia"/>
+        </w:rPr>
+        <w:t xml:space="preserve">なく、経路上の位置によって一長一短があるという結果になった。これは、手動経路指定</w:t>
+      </w:r>
+      <w:r>
+        <w:t xml:space="preserve"> </w:t>
+      </w:r>
+      <w:r>
+        <w:rPr>
+          <w:rFonts w:hint="eastAsia"/>
+        </w:rPr>
+        <w:t xml:space="preserve">への依存を減らすこと自体は達成できたが、その結果として測位精度が一律に向上する</w:t>
+      </w:r>
+      <w:r>
+        <w:t xml:space="preserve"> </w:t>
+      </w:r>
+      <w:r>
+        <w:rPr>
+          <w:rFonts w:hint="eastAsia"/>
+        </w:rPr>
+        <w:t xml:space="preserve">わけではないという、研究として正直に報告すべき知見である。むしろ、自動抽出方式に</w:t>
+      </w:r>
+      <w:r>
+        <w:t xml:space="preserve"> </w:t>
+      </w:r>
+      <w:r>
+        <w:rPr>
+          <w:rFonts w:hint="eastAsia"/>
+        </w:rPr>
+        <w:t xml:space="preserve">移行したことで、従来は手動バッファの余裕によって隠れていたパーティクルフィルタの</w:t>
+      </w:r>
+      <w:r>
+        <w:t xml:space="preserve"> </w:t>
+      </w:r>
+      <w:r>
+        <w:rPr>
+          <w:rFonts w:hint="eastAsia"/>
+        </w:rPr>
+        <w:t xml:space="preserve">脆弱性(狭い通路でのオドメトリ誤差蓄積)が可視化されたと捉えることができ、これは</w:t>
+      </w:r>
+      <w:r>
+        <w:t xml:space="preserve"> </w:t>
+      </w:r>
+      <w:r>
+        <w:rPr>
+          <w:rFonts w:hint="eastAsia"/>
+        </w:rPr>
+        <w:t xml:space="preserve">今後の改善(8.8節)の具体的な手がかりを与えるものである。</w:t>
       </w:r>
     </w:p>
     <w:p>
@@ -4518,34 +5086,187 @@
         <w:rPr>
           <w:rFonts w:hint="eastAsia"/>
         </w:rPr>
-        <w:t xml:space="preserve">以上から、不確実性適応粒子数は、パーティクルフィルタが完全に位置を見失う現象(全滅)</w:t>
-      </w:r>
-      <w:r>
-        <w:t xml:space="preserve"> </w:t>
-      </w:r>
-      <w:r>
-        <w:rPr>
-          <w:rFonts w:hint="eastAsia"/>
-        </w:rPr>
-        <w:t xml:space="preserve">を抑える効果は6シード全てで一貫して確認できたが、その先の位置推定精度そのものへの</w:t>
-      </w:r>
-      <w:r>
-        <w:t xml:space="preserve"> </w:t>
-      </w:r>
-      <w:r>
-        <w:rPr>
-          <w:rFonts w:hint="eastAsia"/>
-        </w:rPr>
-        <w:t xml:space="preserve">波及効果は限定的かつ不安定であるという、控えめだが方向性としては確かな成果が得られた</w:t>
-      </w:r>
-      <w:r>
-        <w:t xml:space="preserve"> </w:t>
-      </w:r>
-      <w:r>
-        <w:rPr>
-          <w:rFonts w:hint="eastAsia"/>
-        </w:rPr>
-        <w:t xml:space="preserve">と言える。</w:t>
+        <w:t xml:space="preserve">この「手がかり」の一つを2026-08-16に実際に改善できた。8.7節で述べる通り、通路領域の</w:t>
+      </w:r>
+      <w:r>
+        <w:t xml:space="preserve"> </w:t>
+      </w:r>
+      <w:r>
+        <w:rPr>
+          <w:rFonts w:hint="eastAsia"/>
+        </w:rPr>
+        <w:t xml:space="preserve">自動抽出方式(壁までの距離のみで通路候補を判定する)は、大きな部屋の壁際の帯を</w:t>
+      </w:r>
+      <w:r>
+        <w:t xml:space="preserve"> </w:t>
+      </w:r>
+      <w:r>
+        <w:rPr>
+          <w:rFonts w:hint="eastAsia"/>
+        </w:rPr>
+        <w:t xml:space="preserve">本物の通路と区別できないという設計限界を持つ。この限界に対し、半径を指定した円盤で</w:t>
+      </w:r>
+      <w:r>
+        <w:t xml:space="preserve"> </w:t>
+      </w:r>
+      <w:r>
+        <w:rPr>
+          <w:rFonts w:hint="eastAsia"/>
+        </w:rPr>
+        <w:t xml:space="preserve">移動可能領域全体をモルフォロジー開放(収縮してから膨張する処理)し、その結果</w:t>
+      </w:r>
+      <w:r>
+        <w:t xml:space="preserve"> </w:t>
+      </w:r>
+      <w:r>
+        <w:rPr>
+          <w:rFonts w:hint="eastAsia"/>
+        </w:rPr>
+        <w:t xml:space="preserve">(円盤が収まるほど広い領域、すなわち部屋の内部)を通路候補から差し引く処理</w:t>
+      </w:r>
+      <w:r>
+        <w:t xml:space="preserve"> </w:t>
+      </w:r>
+      <w:r>
+        <w:rPr>
+          <w:rFonts w:hint="eastAsia"/>
+        </w:rPr>
+        <w:t xml:space="preserve">(exclude_wide_rooms)を追加した。既存の6シード検証と同じ条件(pdr_log_0805_1438/</w:t>
+      </w:r>
+      <w:r>
+        <w:t xml:space="preserve"> </w:t>
+      </w:r>
+      <w:r>
+        <w:rPr>
+          <w:rFonts w:hint="eastAsia"/>
+        </w:rPr>
+        <w:t xml:space="preserve">1441/1442.csv、乱数シード6種類)で比較したところ、全滅回数は平均15.56回から</w:t>
+      </w:r>
+      <w:r>
+        <w:t xml:space="preserve"> </w:t>
+      </w:r>
+      <w:r>
+        <w:rPr>
+          <w:rFonts w:hint="eastAsia"/>
+        </w:rPr>
+        <w:t xml:space="preserve">12.94回へ(16.8%減)、終点x誤差は平均339.9pxから276.9pxへ(18.5%減)と、両方の</w:t>
+      </w:r>
+      <w:r>
+        <w:t xml:space="preserve"> </w:t>
+      </w:r>
+      <w:r>
+        <w:rPr>
+          <w:rFonts w:hint="eastAsia"/>
+        </w:rPr>
+        <w:t xml:space="preserve">指標で明確な改善が確認できた。あわせて、5.3節で述べた曲がり角連動の方位補正の</w:t>
+      </w:r>
+      <w:r>
+        <w:t xml:space="preserve"> </w:t>
+      </w:r>
+      <w:r>
+        <w:rPr>
+          <w:rFonts w:hint="eastAsia"/>
+        </w:rPr>
+        <w:t xml:space="preserve">自動抽出モード対応も、この修正後のマスクを用いることで初めて実際に機能するように</w:t>
+      </w:r>
+      <w:r>
+        <w:t xml:space="preserve"> </w:t>
+      </w:r>
+      <w:r>
+        <w:rPr>
+          <w:rFonts w:hint="eastAsia"/>
+        </w:rPr>
+        <w:t xml:space="preserve">なった(修正前は通路網が輪状に誤検出され、方位補正が常に無効側へフォールバックして</w:t>
+      </w:r>
+      <w:r>
+        <w:t xml:space="preserve"> </w:t>
+      </w:r>
+      <w:r>
+        <w:rPr>
+          <w:rFonts w:hint="eastAsia"/>
+        </w:rPr>
+        <w:t xml:space="preserve">いた)。ただし、この除外処理は大きな部屋だけでなく、通路網同士を実際に繋ぐ広めの</w:t>
+      </w:r>
+      <w:r>
+        <w:t xml:space="preserve"> </w:t>
+      </w:r>
+      <w:r>
+        <w:rPr>
+          <w:rFonts w:hint="eastAsia"/>
+        </w:rPr>
+        <w:t xml:space="preserve">合流点(ホールなど)も削ってしまう副作用があり、除外半径を通路半幅と同じ値に</w:t>
+      </w:r>
+      <w:r>
+        <w:t xml:space="preserve"> </w:t>
+      </w:r>
+      <w:r>
+        <w:rPr>
+          <w:rFonts w:hint="eastAsia"/>
+        </w:rPr>
+        <w:t xml:space="preserve">設定すると本物の合流点まで失われて位置推定が破綻することを確認した。そのため</w:t>
+      </w:r>
+      <w:r>
+        <w:t xml:space="preserve"> </w:t>
+      </w:r>
+      <w:r>
+        <w:rPr>
+          <w:rFonts w:hint="eastAsia"/>
+        </w:rPr>
+        <w:t xml:space="preserve">既定では無効のままとし、必要な場合にのみ明示的に有効化する設計とした。</w:t>
+      </w:r>
+    </w:p>
+    <w:bookmarkEnd w:id="69"/>
+    <w:bookmarkStart w:id="70" w:name="提案方式の限界"/>
+    <w:p>
+      <w:pPr>
+        <w:pStyle w:val="Heading2"/>
+      </w:pPr>
+      <w:r>
+        <w:t xml:space="preserve">8.7 </w:t>
+      </w:r>
+      <w:r>
+        <w:rPr>
+          <w:rFonts w:hint="eastAsia"/>
+        </w:rPr>
+        <w:t xml:space="preserve">提案方式の限界</w:t>
+      </w:r>
+    </w:p>
+    <w:p>
+      <w:pPr>
+        <w:pStyle w:val="FirstParagraph"/>
+      </w:pPr>
+      <w:r>
+        <w:rPr>
+          <w:rFonts w:hint="eastAsia"/>
+        </w:rPr>
+        <w:t xml:space="preserve">壁、廊下、部屋、ドアを明示的に分類し、ドアを通らない部屋への遷移に低い確率を与える</w:t>
+      </w:r>
+      <w:r>
+        <w:t xml:space="preserve"> </w:t>
+      </w:r>
+      <w:r>
+        <w:rPr>
+          <w:rFonts w:hint="eastAsia"/>
+        </w:rPr>
+        <w:t xml:space="preserve">という処理(廊下・部屋・ドアの領域分類)は未実装である。ただし、5.3節で述べた自動</w:t>
+      </w:r>
+      <w:r>
+        <w:t xml:space="preserve"> </w:t>
+      </w:r>
+      <w:r>
+        <w:rPr>
+          <w:rFonts w:hint="eastAsia"/>
+        </w:rPr>
+        <w:t xml:space="preserve">抽出処理は、壁までの距離という単純な指標だけで通路と部屋をおおむね区別できており、</w:t>
+      </w:r>
+      <w:r>
+        <w:t xml:space="preserve"> </w:t>
+      </w:r>
+      <w:r>
+        <w:rPr>
+          <w:rFonts w:hint="eastAsia"/>
+        </w:rPr>
+        <w:t xml:space="preserve">明示的な領域分類の簡易版として機能していると位置づけることができる。</w:t>
       </w:r>
     </w:p>
     <w:p>
@@ -4556,1180 +5277,389 @@
         <w:rPr>
           <w:rFonts w:hint="eastAsia"/>
         </w:rPr>
-        <w:t xml:space="preserve">上記の閾値(Neff比率0.30/0.60)・増減倍率(1.5倍/0.75倍)は初期値のままで検証していた</w:t>
-      </w:r>
-      <w:r>
-        <w:t xml:space="preserve"> </w:t>
-      </w:r>
-      <w:r>
-        <w:rPr>
-          <w:rFonts w:hint="eastAsia"/>
-        </w:rPr>
-        <w:t xml:space="preserve">ため、2026-08-16にこの4パラメータについて感度分析を行った。ベースラインから1</w:t>
-      </w:r>
-      <w:r>
-        <w:t xml:space="preserve"> </w:t>
-      </w:r>
-      <w:r>
-        <w:rPr>
-          <w:rFonts w:hint="eastAsia"/>
-        </w:rPr>
-        <w:t xml:space="preserve">パラメータずつ振るone-factor-at-a-time法により、既存の6シードで計90回の実行を</w:t>
-      </w:r>
-      <w:r>
-        <w:t xml:space="preserve"> </w:t>
-      </w:r>
-      <w:r>
-        <w:rPr>
-          <w:rFonts w:hint="eastAsia"/>
-        </w:rPr>
-        <w:t xml:space="preserve">行った結果、いずれの軸を単独で変化させても、全滅回数・終点位置誤差の両方で</w:t>
-      </w:r>
-      <w:r>
-        <w:t xml:space="preserve"> </w:t>
-      </w:r>
-      <w:r>
-        <w:rPr>
-          <w:rFonts w:hint="eastAsia"/>
-        </w:rPr>
-        <w:t xml:space="preserve">ベースラインを明確に上回る組み合わせは見つからなかった。neff_high_ratioを0.60から</w:t>
-      </w:r>
-      <w:r>
-        <w:t xml:space="preserve"> </w:t>
-      </w:r>
-      <w:r>
-        <w:rPr>
-          <w:rFonts w:hint="eastAsia"/>
-        </w:rPr>
-        <w:t xml:space="preserve">0.70程度へ引き上げる、あるいはboost_factorを1.5から2.0程度へ引き上げる方向に</w:t>
-      </w:r>
-      <w:r>
-        <w:t xml:space="preserve"> </w:t>
-      </w:r>
-      <w:r>
-        <w:rPr>
-          <w:rFonts w:hint="eastAsia"/>
-        </w:rPr>
-        <w:t xml:space="preserve">わずかな誤差改善(数px程度)が見られたが、全滅回数がわずかに悪化するトレードオフを</w:t>
-      </w:r>
-      <w:r>
-        <w:t xml:space="preserve"> </w:t>
-      </w:r>
-      <w:r>
-        <w:rPr>
-          <w:rFonts w:hint="eastAsia"/>
-        </w:rPr>
-        <w:t xml:space="preserve">伴い、単一パラメータの再調整では8.3節で述べる未解明の性能差を解消するほどの改善は</w:t>
-      </w:r>
-      <w:r>
-        <w:t xml:space="preserve"> </w:t>
-      </w:r>
-      <w:r>
-        <w:rPr>
-          <w:rFonts w:hint="eastAsia"/>
-        </w:rPr>
-        <w:t xml:space="preserve">見込めないことが分かった。この結果は、初期値(0.30/0.60/1.5/0.75)が経験的な</w:t>
-      </w:r>
-      <w:r>
-        <w:t xml:space="preserve"> </w:t>
-      </w:r>
-      <w:r>
-        <w:rPr>
-          <w:rFonts w:hint="eastAsia"/>
-        </w:rPr>
-        <w:t xml:space="preserve">当てずっぽうではなく、少なくとも今回振った範囲内では既に妥当な値であったことを</w:t>
-      </w:r>
-      <w:r>
-        <w:t xml:space="preserve"> </w:t>
-      </w:r>
-      <w:r>
-        <w:rPr>
-          <w:rFonts w:hint="eastAsia"/>
-        </w:rPr>
-        <w:t xml:space="preserve">裏付けるものである。</w:t>
-      </w:r>
-    </w:p>
-    <w:bookmarkEnd w:id="67"/>
-    <w:bookmarkStart w:id="68" w:name="地図形状を用いる効果"/>
-    <w:p>
-      <w:pPr>
-        <w:pStyle w:val="Heading2"/>
-      </w:pPr>
-      <w:r>
-        <w:t xml:space="preserve">8.3 </w:t>
-      </w:r>
-      <w:r>
-        <w:rPr>
-          <w:rFonts w:hint="eastAsia"/>
-        </w:rPr>
-        <w:t xml:space="preserve">地図形状を用いる効果</w:t>
-      </w:r>
-    </w:p>
-    <w:p>
-      <w:pPr>
-        <w:pStyle w:val="FirstParagraph"/>
-      </w:pPr>
-      <w:r>
-        <w:rPr>
-          <w:rFonts w:hint="eastAsia"/>
-        </w:rPr>
-        <w:t xml:space="preserve">7.5節の結果を、経路帯マスクの実際の形状を数値で比較することで詳しく分析した。</w:t>
-      </w:r>
-      <w:r>
-        <w:t xml:space="preserve"> </w:t>
-      </w:r>
-      <w:r>
-        <w:rPr>
-          <w:rFonts w:hint="eastAsia"/>
-        </w:rPr>
-        <w:t xml:space="preserve">人手で指定した経路(route_points)は、経路の中心線から一定半径(18px)の円形バッファ</w:t>
-      </w:r>
-      <w:r>
-        <w:t xml:space="preserve"> </w:t>
-      </w:r>
-      <w:r>
-        <w:rPr>
-          <w:rFonts w:hint="eastAsia"/>
-        </w:rPr>
-        <w:t xml:space="preserve">によって太らせているため、経路帯の幅は常に一様(直径約36〜37px)になる。これに</w:t>
-      </w:r>
-      <w:r>
-        <w:t xml:space="preserve"> </w:t>
-      </w:r>
-      <w:r>
-        <w:rPr>
-          <w:rFonts w:hint="eastAsia"/>
-        </w:rPr>
-        <w:t xml:space="preserve">対し、地図から自動抽出した経路帯は、実際の建物の壁形状に忠実な幅を持つ。具体的に</w:t>
-      </w:r>
-      <w:r>
-        <w:t xml:space="preserve"> </w:t>
-      </w:r>
-      <w:r>
-        <w:rPr>
-          <w:rFonts w:hint="eastAsia"/>
-        </w:rPr>
-        <w:t xml:space="preserve">断面幅を比較すると、序盤の廊下(x=100〜300付近)では自動抽出の幅が約24pxであるのに</w:t>
-      </w:r>
-      <w:r>
-        <w:t xml:space="preserve"> </w:t>
-      </w:r>
-      <w:r>
-        <w:rPr>
-          <w:rFonts w:hint="eastAsia"/>
-        </w:rPr>
-        <w:t xml:space="preserve">対し、手動バッファの幅は約37pxであり、手動バッファの方が実際の廊下(実測した局所的</w:t>
-      </w:r>
-      <w:r>
-        <w:t xml:space="preserve"> </w:t>
-      </w:r>
-      <w:r>
-        <w:rPr>
-          <w:rFonts w:hint="eastAsia"/>
-        </w:rPr>
-        <w:t xml:space="preserve">な幅は約24〜28px)よりも広い「余裕」を粒子に与えていたことが分かった。逆に、終盤の</w:t>
-      </w:r>
-      <w:r>
-        <w:t xml:space="preserve"> </w:t>
-      </w:r>
-      <w:r>
-        <w:rPr>
-          <w:rFonts w:hint="eastAsia"/>
-        </w:rPr>
-        <w:t xml:space="preserve">廊下(x=500〜800付近、ドア付近の凹凸を含む)では、自動抽出の幅が47〜104pxと変動し、</w:t>
-      </w:r>
-      <w:r>
-        <w:t xml:space="preserve"> </w:t>
-      </w:r>
-      <w:r>
-        <w:rPr>
-          <w:rFonts w:hint="eastAsia"/>
-        </w:rPr>
-        <w:t xml:space="preserve">手動バッファの37pxを上回る区間が多かった。</w:t>
-      </w:r>
-    </w:p>
-    <w:p>
-      <w:pPr>
-        <w:pStyle w:val="BodyText"/>
-      </w:pPr>
-      <w:r>
-        <w:rPr>
-          <w:rFonts w:hint="eastAsia"/>
-        </w:rPr>
-        <w:t xml:space="preserve">この分析から、7.5節で見られた結果の違い(序盤で終了する2ファイルはauto-enforceの</w:t>
-      </w:r>
-      <w:r>
-        <w:t xml:space="preserve"> </w:t>
-      </w:r>
-      <w:r>
-        <w:rPr>
-          <w:rFonts w:hint="eastAsia"/>
-        </w:rPr>
-        <w:t xml:space="preserve">方が悪化し、終盤まで進むファイルはauto-enforceの方が改善する)を、経路帯の実際の幅</w:t>
-      </w:r>
-      <w:r>
-        <w:t xml:space="preserve"> </w:t>
-      </w:r>
-      <w:r>
-        <w:rPr>
-          <w:rFonts w:hint="eastAsia"/>
-        </w:rPr>
-        <w:t xml:space="preserve">の違いによって一貫して説明できることが分かった。つまり、自動抽出した経路帯は現実の</w:t>
-      </w:r>
-      <w:r>
-        <w:t xml:space="preserve"> </w:t>
-      </w:r>
-      <w:r>
-        <w:rPr>
-          <w:rFonts w:hint="eastAsia"/>
-        </w:rPr>
-        <w:t xml:space="preserve">建物形状に忠実であるがゆえに、狭い区間ではパーティクルフィルタが本来持っている</w:t>
-      </w:r>
-      <w:r>
-        <w:t xml:space="preserve"> </w:t>
-      </w:r>
-      <w:r>
-        <w:rPr>
-          <w:rFonts w:hint="eastAsia"/>
-        </w:rPr>
-        <w:t xml:space="preserve">脆弱性(オドメトリ誤差の蓄積による粒子群の分散)がそのまま結果に表れやすく、逆に</w:t>
-      </w:r>
-      <w:r>
-        <w:t xml:space="preserve"> </w:t>
-      </w:r>
-      <w:r>
-        <w:rPr>
-          <w:rFonts w:hint="eastAsia"/>
-        </w:rPr>
-        <w:t xml:space="preserve">実際に広い区間ではより多くの空間的余裕を粒子に与えて安定した推定を可能にする。</w:t>
-      </w:r>
-      <w:r>
-        <w:t xml:space="preserve"> </w:t>
-      </w:r>
-      <w:r>
-        <w:rPr>
-          <w:rFonts w:hint="eastAsia"/>
-        </w:rPr>
-        <w:t xml:space="preserve">一方、人手で指定した一様太さの経路帯は、狭い区間でも実際より広い制約を与えることで、</w:t>
-      </w:r>
-      <w:r>
-        <w:t xml:space="preserve"> </w:t>
-      </w:r>
-      <w:r>
-        <w:rPr>
-          <w:rFonts w:hint="eastAsia"/>
-        </w:rPr>
-        <w:t xml:space="preserve">見かけ上の安定性を生んでいた可能性がある。この発見は、手動経路指定に依存した評価</w:t>
-      </w:r>
-      <w:r>
-        <w:t xml:space="preserve"> </w:t>
-      </w:r>
-      <w:r>
-        <w:rPr>
-          <w:rFonts w:hint="eastAsia"/>
-        </w:rPr>
-        <w:t xml:space="preserve">(方式D)が、パーティクルフィルタの真の性能を過大評価しうることを示唆しており、</w:t>
-      </w:r>
-      <w:r>
-        <w:t xml:space="preserve"> </w:t>
-      </w:r>
-      <w:r>
-        <w:rPr>
-          <w:rFonts w:hint="eastAsia"/>
-        </w:rPr>
-        <w:t xml:space="preserve">評価方法そのものに関する考察として意味を持つ。</w:t>
-      </w:r>
-    </w:p>
-    <w:p>
-      <w:pPr>
-        <w:pStyle w:val="BodyText"/>
-      </w:pPr>
-      <w:r>
-        <w:rPr>
-          <w:rFonts w:hint="eastAsia"/>
-        </w:rPr>
-        <w:t xml:space="preserve">ただし、この「幅の不足」という説明は、その後の追加検証によって単純な因果関係とは</w:t>
-      </w:r>
-      <w:r>
-        <w:t xml:space="preserve"> </w:t>
-      </w:r>
-      <w:r>
-        <w:rPr>
-          <w:rFonts w:hint="eastAsia"/>
-        </w:rPr>
-        <w:t xml:space="preserve">言えないことが分かっている。自動抽出した経路帯の境界に緩和的な膨張処理を加え、</w:t>
-      </w:r>
-      <w:r>
-        <w:t xml:space="preserve"> </w:t>
-      </w:r>
-      <w:r>
-        <w:rPr>
-          <w:rFonts w:hint="eastAsia"/>
-        </w:rPr>
-        <w:t xml:space="preserve">手動方式に近い幅(37px相当)まで広げて再実験したところ、pdr_log_0805_1438/1441.csv</w:t>
-      </w:r>
-      <w:r>
-        <w:t xml:space="preserve"> </w:t>
-      </w:r>
-      <w:r>
-        <w:rPr>
-          <w:rFonts w:hint="eastAsia"/>
-        </w:rPr>
-        <w:t xml:space="preserve">の全滅回数は膨張量を0〜10pxで変化させてもほとんど変わらなかった。つまり、単に</w:t>
-      </w:r>
-      <w:r>
-        <w:t xml:space="preserve"> </w:t>
-      </w:r>
-      <w:r>
-        <w:rPr>
-          <w:rFonts w:hint="eastAsia"/>
-        </w:rPr>
-        <w:t xml:space="preserve">「粒子群に余裕を与える」だけではこの2ファイルの不安定さは解消しない。さらに、</w:t>
-      </w:r>
-      <w:r>
-        <w:t xml:space="preserve"> </w:t>
-      </w:r>
-      <w:r>
-        <w:rPr>
-          <w:rFonts w:hint="eastAsia"/>
-        </w:rPr>
-        <w:t xml:space="preserve">pdr_log_0805_1441.csvとpdr_log_0805_1442.csvは開始位置・移動様態判定の傾向が</w:t>
-      </w:r>
-      <w:r>
-        <w:t xml:space="preserve"> </w:t>
-      </w:r>
-      <w:r>
-        <w:rPr>
-          <w:rFonts w:hint="eastAsia"/>
-        </w:rPr>
-        <w:t xml:space="preserve">ほぼ同じであるにもかかわらず結果が大きく異なる(7.5節)ことから、ジャイロ角速度</w:t>
-      </w:r>
-      <w:r>
-        <w:t xml:space="preserve"> </w:t>
-      </w:r>
-      <w:r>
-        <w:rPr>
-          <w:rFonts w:hint="eastAsia"/>
-        </w:rPr>
-        <w:t xml:space="preserve">・加速度・Android融合方位(yaw_deg)の変動の大きさをCSVごとに定量化して比較したが、</w:t>
-      </w:r>
-      <w:r>
-        <w:t xml:space="preserve"> </w:t>
-      </w:r>
-      <w:r>
-        <w:rPr>
-          <w:rFonts w:hint="eastAsia"/>
-        </w:rPr>
-        <w:t xml:space="preserve">いずれの指標にも両ファイルを明確に区別できるような差は見られなかった(むしろ</w:t>
-      </w:r>
-      <w:r>
-        <w:t xml:space="preserve"> </w:t>
-      </w:r>
-      <w:r>
-        <w:rPr>
-          <w:rFonts w:hint="eastAsia"/>
-        </w:rPr>
-        <w:t xml:space="preserve">性能が悪かった1441.csvの方がyaw_degの瞬間的な変動は小さく、直感に反する結果と</w:t>
-      </w:r>
-      <w:r>
-        <w:t xml:space="preserve"> </w:t>
-      </w:r>
-      <w:r>
-        <w:rPr>
-          <w:rFonts w:hint="eastAsia"/>
-        </w:rPr>
-        <w:t xml:space="preserve">なった)。したがって、経路帯の幅の違いは観察された現象と整合する一つの要因では</w:t>
-      </w:r>
-      <w:r>
-        <w:t xml:space="preserve"> </w:t>
-      </w:r>
-      <w:r>
-        <w:rPr>
-          <w:rFonts w:hint="eastAsia"/>
-        </w:rPr>
-        <w:t xml:space="preserve">あるものの、それだけでは全滅回数の差(20回前後</w:t>
-      </w:r>
-      <w:r>
-        <w:t xml:space="preserve"> </w:t>
-      </w:r>
-      <w:r>
-        <w:rPr>
-          <w:rFonts w:hint="eastAsia"/>
-        </w:rPr>
-        <w:t xml:space="preserve">対</w:t>
-      </w:r>
-      <w:r>
-        <w:t xml:space="preserve"> </w:t>
-      </w:r>
-      <w:r>
-        <w:rPr>
-          <w:rFonts w:hint="eastAsia"/>
-        </w:rPr>
-        <w:t xml:space="preserve">3回前後)を説明しきれておらず、</w:t>
-      </w:r>
-      <w:r>
-        <w:t xml:space="preserve"> </w:t>
-      </w:r>
-      <w:r>
-        <w:rPr>
-          <w:rFonts w:hint="eastAsia"/>
-        </w:rPr>
-        <w:t xml:space="preserve">真因は依然として特定できていない。この点は8.7節の限界として正直に記載する。</w:t>
-      </w:r>
-    </w:p>
-    <w:bookmarkEnd w:id="68"/>
-    <w:bookmarkStart w:id="69" w:name="歩幅誤差の影響"/>
-    <w:p>
-      <w:pPr>
-        <w:pStyle w:val="Heading2"/>
-      </w:pPr>
-      <w:r>
-        <w:t xml:space="preserve">8.4 </w:t>
-      </w:r>
-      <w:r>
-        <w:rPr>
-          <w:rFonts w:hint="eastAsia"/>
-        </w:rPr>
-        <w:t xml:space="preserve">歩幅誤差の影響</w:t>
-      </w:r>
-    </w:p>
-    <w:p>
-      <w:pPr>
-        <w:pStyle w:val="FirstParagraph"/>
-      </w:pPr>
-      <w:r>
-        <w:rPr>
-          <w:rFonts w:hint="eastAsia"/>
-        </w:rPr>
-        <w:t xml:space="preserve">・ここにはCSVごとの歩幅差を書く。</w:t>
-      </w:r>
-      <w:r>
-        <w:t xml:space="preserve"> </w:t>
-      </w:r>
-      <w:r>
-        <w:rPr>
-          <w:rFonts w:hint="eastAsia"/>
-        </w:rPr>
-        <w:t xml:space="preserve">・ここには歩幅補正の必要性を書く。</w:t>
-      </w:r>
-    </w:p>
-    <w:bookmarkEnd w:id="69"/>
-    <w:bookmarkStart w:id="70" w:name="センサー誤差の影響"/>
-    <w:p>
-      <w:pPr>
-        <w:pStyle w:val="Heading2"/>
-      </w:pPr>
-      <w:r>
-        <w:t xml:space="preserve">8.5 </w:t>
-      </w:r>
-      <w:r>
-        <w:rPr>
-          <w:rFonts w:hint="eastAsia"/>
-        </w:rPr>
-        <w:t xml:space="preserve">センサー誤差の影響</w:t>
-      </w:r>
-    </w:p>
-    <w:p>
-      <w:pPr>
-        <w:pStyle w:val="FirstParagraph"/>
-      </w:pPr>
-      <w:r>
-        <w:rPr>
-          <w:rFonts w:hint="eastAsia"/>
-        </w:rPr>
-        <w:t xml:space="preserve">・ここには手ぶれとドリフトの影響を書く。</w:t>
-      </w:r>
-      <w:r>
-        <w:t xml:space="preserve"> </w:t>
-      </w:r>
-      <w:r>
-        <w:rPr>
-          <w:rFonts w:hint="eastAsia"/>
-        </w:rPr>
-        <w:t xml:space="preserve">・ここには端末の持ち方による違いを書く。</w:t>
+        <w:t xml:space="preserve">現時点の提案方式には、次のような限界がある。第一に、通路領域は地図から自動抽出</w:t>
+      </w:r>
+      <w:r>
+        <w:t xml:space="preserve"> </w:t>
+      </w:r>
+      <w:r>
+        <w:rPr>
+          <w:rFonts w:hint="eastAsia"/>
+        </w:rPr>
+        <w:t xml:space="preserve">できるようになった。2026-08-16に、自動抽出した通路帯マスクを細線化して1本の</w:t>
+      </w:r>
+      <w:r>
+        <w:t xml:space="preserve"> </w:t>
+      </w:r>
+      <w:r>
+        <w:rPr>
+          <w:rFonts w:hint="eastAsia"/>
+        </w:rPr>
+        <w:t xml:space="preserve">順序付き中心線を抽出し、曲がり角連動の方位補正を自動抽出モードでも動作させる機能を</w:t>
+      </w:r>
+      <w:r>
+        <w:t xml:space="preserve"> </w:t>
+      </w:r>
+      <w:r>
+        <w:rPr>
+          <w:rFonts w:hint="eastAsia"/>
+        </w:rPr>
+        <w:t xml:space="preserve">実装したが、検証対象である管理棟4階の通路網マスクを細線化したところ、2本の帯が</w:t>
+      </w:r>
+      <w:r>
+        <w:t xml:space="preserve"> </w:t>
+      </w:r>
+      <w:r>
+        <w:rPr>
+          <w:rFonts w:hint="eastAsia"/>
+        </w:rPr>
+        <w:t xml:space="preserve">両端付近で接続しているように見える構造が現れ、始点・終点間の直線距離に対して</w:t>
+      </w:r>
+      <w:r>
+        <w:t xml:space="preserve"> </w:t>
+      </w:r>
+      <w:r>
+        <w:rPr>
+          <w:rFonts w:hint="eastAsia"/>
+        </w:rPr>
+        <w:t xml:space="preserve">実際の経路長が14倍以上に達する、明らかに誤った迂回経路が抽出された。実際の平面図・</w:t>
+      </w:r>
+      <w:r>
+        <w:t xml:space="preserve"> </w:t>
+      </w:r>
+      <w:r>
+        <w:rPr>
+          <w:rFonts w:hint="eastAsia"/>
+        </w:rPr>
+        <w:t xml:space="preserve">マスク生成時の壁検出結果と照合したところ、原因は2つの要因の組み合わせだった。</w:t>
+      </w:r>
+      <w:r>
+        <w:t xml:space="preserve"> </w:t>
+      </w:r>
+      <w:r>
+        <w:rPr>
+          <w:rFonts w:hint="eastAsia"/>
+        </w:rPr>
+        <w:t xml:space="preserve">一つは、高さの異なる2本の廊下(西側・東側)を結ぶホール・エレベーター・階段</w:t>
+      </w:r>
+      <w:r>
+        <w:t xml:space="preserve"> </w:t>
+      </w:r>
+      <w:r>
+        <w:rPr>
+          <w:rFonts w:hint="eastAsia"/>
+        </w:rPr>
+        <w:t xml:space="preserve">(3Fへの階段)という実在の構造で、これ自体は正しい。もう一つは、通路領域の自動抽出</w:t>
+      </w:r>
+      <w:r>
+        <w:t xml:space="preserve"> </w:t>
+      </w:r>
+      <w:r>
+        <w:rPr>
+          <w:rFonts w:hint="eastAsia"/>
+        </w:rPr>
+        <w:t xml:space="preserve">方式(壁までの距離のみで通路候補を判定する)が、大きな部屋の壁際の帯を通路と</w:t>
+      </w:r>
+      <w:r>
+        <w:t xml:space="preserve"> </w:t>
+      </w:r>
+      <w:r>
+        <w:rPr>
+          <w:rFonts w:hint="eastAsia"/>
+        </w:rPr>
+        <w:t xml:space="preserve">区別できず、たまたま別の階段(屋外階段)の踊り場まで繋がって見える、見せかけの</w:t>
+      </w:r>
+      <w:r>
+        <w:t xml:space="preserve"> </w:t>
+      </w:r>
+      <w:r>
+        <w:rPr>
+          <w:rFonts w:hint="eastAsia"/>
+        </w:rPr>
+        <w:t xml:space="preserve">経路を作っていたことである。壁の検出自体(文字列を壁と誤認しないための水平・垂直</w:t>
+      </w:r>
+      <w:r>
+        <w:t xml:space="preserve"> </w:t>
+      </w:r>
+      <w:r>
+        <w:rPr>
+          <w:rFonts w:hint="eastAsia"/>
+        </w:rPr>
+        <w:t xml:space="preserve">線分抽出)は平面図と照合して正確であることを確認しており、原因は文字認識の問題では</w:t>
+      </w:r>
+      <w:r>
+        <w:t xml:space="preserve"> </w:t>
+      </w:r>
+      <w:r>
+        <w:rPr>
+          <w:rFonts w:hint="eastAsia"/>
+        </w:rPr>
+        <w:t xml:space="preserve">なく、通路と大きな部屋の壁際とを区別できないという自動抽出方式そのものの設計限界に</w:t>
+      </w:r>
+      <w:r>
+        <w:t xml:space="preserve"> </w:t>
+      </w:r>
+      <w:r>
+        <w:rPr>
+          <w:rFonts w:hint="eastAsia"/>
+        </w:rPr>
+        <w:t xml:space="preserve">ある。実測データの経路自体が単純なL字であるという従来の認識(8.7節第二段落)とは</w:t>
+      </w:r>
+      <w:r>
+        <w:t xml:space="preserve"> </w:t>
+      </w:r>
+      <w:r>
+        <w:rPr>
+          <w:rFonts w:hint="eastAsia"/>
+        </w:rPr>
+        <w:t xml:space="preserve">矛盾しない――実測データは2本の帯のうち上側(東側廊下)しか歩いていない。原因の</w:t>
+      </w:r>
+      <w:r>
+        <w:t xml:space="preserve"> </w:t>
+      </w:r>
+      <w:r>
+        <w:rPr>
+          <w:rFonts w:hint="eastAsia"/>
+        </w:rPr>
+        <w:t xml:space="preserve">組み合わせによらず、誤った経路を方位補正に使わないよう、始点・終点間の迂回率に</w:t>
+      </w:r>
+      <w:r>
+        <w:t xml:space="preserve"> </w:t>
+      </w:r>
+      <w:r>
+        <w:rPr>
+          <w:rFonts w:hint="eastAsia"/>
+        </w:rPr>
+        <w:t xml:space="preserve">基づく安全装置を実装し、大きく迂回する経路を検出した場合は自動的に方位補正を</w:t>
+      </w:r>
+      <w:r>
+        <w:t xml:space="preserve"> </w:t>
+      </w:r>
+      <w:r>
+        <w:rPr>
+          <w:rFonts w:hint="eastAsia"/>
+        </w:rPr>
+        <w:t xml:space="preserve">無効側へフォールバックするようにしたため、この安全装置が常に働き、曲がり角連動の</w:t>
+      </w:r>
+      <w:r>
+        <w:t xml:space="preserve"> </w:t>
+      </w:r>
+      <w:r>
+        <w:rPr>
+          <w:rFonts w:hint="eastAsia"/>
+        </w:rPr>
+        <w:t xml:space="preserve">方位補正は自動抽出モードでは実質的に機能しない状態になっていた(退行は起きていない</w:t>
+      </w:r>
+      <w:r>
+        <w:t xml:space="preserve"> </w:t>
+      </w:r>
+      <w:r>
+        <w:rPr>
+          <w:rFonts w:hint="eastAsia"/>
+        </w:rPr>
+        <w:t xml:space="preserve">ことは確認済み)。これに対し、通路と大きな部屋の壁際を区別できる判定(モルフォロジー</w:t>
+      </w:r>
+      <w:r>
+        <w:t xml:space="preserve"> </w:t>
+      </w:r>
+      <w:r>
+        <w:rPr>
+          <w:rFonts w:hint="eastAsia"/>
+        </w:rPr>
+        <w:t xml:space="preserve">開放による除外、exclude_wide_rooms)を同日中に追加実装し、6シード検証で全滅回数・</w:t>
+      </w:r>
+      <w:r>
+        <w:t xml:space="preserve"> </w:t>
+      </w:r>
+      <w:r>
+        <w:rPr>
+          <w:rFonts w:hint="eastAsia"/>
+        </w:rPr>
+        <w:t xml:space="preserve">終点誤差の両方の改善(8.6節)と、曲がり角連動の方位補正が実際に機能するようになる</w:t>
+      </w:r>
+      <w:r>
+        <w:t xml:space="preserve"> </w:t>
+      </w:r>
+      <w:r>
+        <w:rPr>
+          <w:rFonts w:hint="eastAsia"/>
+        </w:rPr>
+        <w:t xml:space="preserve">ことを確認した。ただしこの除外処理は既定では無効のままであり(通路網同士の本物の</w:t>
+      </w:r>
+      <w:r>
+        <w:t xml:space="preserve"> </w:t>
+      </w:r>
+      <w:r>
+        <w:rPr>
+          <w:rFonts w:hint="eastAsia"/>
+        </w:rPr>
+        <w:t xml:space="preserve">合流点まで削ってしまう副作用があるため、詳細は8.6節)、既定を有効にすべきかは</w:t>
+      </w:r>
+      <w:r>
+        <w:t xml:space="preserve"> </w:t>
+      </w:r>
+      <w:r>
+        <w:rPr>
+          <w:rFonts w:hint="eastAsia"/>
+        </w:rPr>
+        <w:t xml:space="preserve">今後の課題(8.8節)として残っている。第二に、複数</w:t>
+      </w:r>
+      <w:r>
+        <w:t xml:space="preserve"> </w:t>
+      </w:r>
+      <w:r>
+        <w:rPr>
+          <w:rFonts w:hint="eastAsia"/>
+        </w:rPr>
+        <w:t xml:space="preserve">経路仮説による交差点での経路選択は未実装である。現在使用している実測データの</w:t>
+      </w:r>
+      <w:r>
+        <w:t xml:space="preserve"> </w:t>
+      </w:r>
+      <w:r>
+        <w:rPr>
+          <w:rFonts w:hint="eastAsia"/>
+        </w:rPr>
+        <w:t xml:space="preserve">経路自体には分岐が含まれていないため、実装したとしても現状のデータでは効果を</w:t>
+      </w:r>
+      <w:r>
+        <w:t xml:space="preserve"> </w:t>
+      </w:r>
+      <w:r>
+        <w:rPr>
+          <w:rFonts w:hint="eastAsia"/>
+        </w:rPr>
+        <w:t xml:space="preserve">検証できない。第三に、推定不確実性</w:t>
+      </w:r>
+      <w:r>
+        <w:t xml:space="preserve"> </w:t>
+      </w:r>
+      <w:r>
+        <w:rPr>
+          <w:rFonts w:hint="eastAsia"/>
+        </w:rPr>
+        <w:t xml:space="preserve">(Neffや粒子分散)を粒子数制御に利用する処理は</w:t>
+      </w:r>
+      <w:r>
+        <w:t xml:space="preserve"> </w:t>
+      </w:r>
+      <w:r>
+        <w:rPr>
+          <w:rFonts w:hint="eastAsia"/>
+        </w:rPr>
+        <w:t xml:space="preserve">未実装であり、現在は移動様態のみに基づいて粒子数を決定している。第四に、使用した</w:t>
+      </w:r>
+      <w:r>
+        <w:t xml:space="preserve"> </w:t>
+      </w:r>
+      <w:r>
+        <w:rPr>
+          <w:rFonts w:hint="eastAsia"/>
+        </w:rPr>
+        <w:t xml:space="preserve">スマートフォンのセンサログには磁気センサの値が含まれておらず、方位推定は磁北への</w:t>
+      </w:r>
+      <w:r>
+        <w:t xml:space="preserve"> </w:t>
+      </w:r>
+      <w:r>
+        <w:rPr>
+          <w:rFonts w:hint="eastAsia"/>
+        </w:rPr>
+        <w:t xml:space="preserve">収束を行わないジャイロ・加速度ベースの推定にとどまっているため、長時間の計測では</w:t>
+      </w:r>
+      <w:r>
+        <w:t xml:space="preserve"> </w:t>
+      </w:r>
+      <w:r>
+        <w:rPr>
+          <w:rFonts w:hint="eastAsia"/>
+        </w:rPr>
+        <w:t xml:space="preserve">方位ドリフトが無視できない影響を持つ可能性がある。第五に、実測CSVごとに歩幅の</w:t>
+      </w:r>
+      <w:r>
+        <w:t xml:space="preserve"> </w:t>
+      </w:r>
+      <w:r>
+        <w:rPr>
+          <w:rFonts w:hint="eastAsia"/>
+        </w:rPr>
+        <w:t xml:space="preserve">推定値が大きく異なり、一部のファイル(4件)は経路の総距離が現実的な値からかけ離れて</w:t>
+      </w:r>
+      <w:r>
+        <w:t xml:space="preserve"> </w:t>
+      </w:r>
+      <w:r>
+        <w:rPr>
+          <w:rFonts w:hint="eastAsia"/>
+        </w:rPr>
+        <w:t xml:space="preserve">いたために本研究の評価対象から除外した。この歩幅推定のばらつきの原因は特定できて</w:t>
+      </w:r>
+      <w:r>
+        <w:t xml:space="preserve"> </w:t>
+      </w:r>
+      <w:r>
+        <w:rPr>
+          <w:rFonts w:hint="eastAsia"/>
+        </w:rPr>
+        <w:t xml:space="preserve">おらず、対症療法的な総距離校正(target_distance_px)で対応している段階にとどまって</w:t>
+      </w:r>
+      <w:r>
+        <w:t xml:space="preserve"> </w:t>
+      </w:r>
+      <w:r>
+        <w:rPr>
+          <w:rFonts w:hint="eastAsia"/>
+        </w:rPr>
+        <w:t xml:space="preserve">いる。第六に、7.5節の比較実験は正解位置列を持たない予備的なものであり、平均誤差・</w:t>
+      </w:r>
+      <w:r>
+        <w:t xml:space="preserve"> </w:t>
+      </w:r>
+      <w:r>
+        <w:rPr>
+          <w:rFonts w:hint="eastAsia"/>
+        </w:rPr>
+        <w:t xml:space="preserve">RMSE・曲がり位置誤差といった正式な定量評価はまだ実施できていない。第七に、</w:t>
+      </w:r>
+      <w:r>
+        <w:t xml:space="preserve"> </w:t>
+      </w:r>
+      <w:r>
+        <w:rPr>
+          <w:rFonts w:hint="eastAsia"/>
+        </w:rPr>
+        <w:t xml:space="preserve">pdr_log_0805_1441.csvとpdr_log_0805_1442.csvの間で見られる性能差(8.3節)は、</w:t>
+      </w:r>
+      <w:r>
+        <w:t xml:space="preserve"> </w:t>
+      </w:r>
+      <w:r>
+        <w:rPr>
+          <w:rFonts w:hint="eastAsia"/>
+        </w:rPr>
+        <w:t xml:space="preserve">6種類の乱数シードで再現する実在の現象であることは確認できたが、経路帯の幅・</w:t>
+      </w:r>
+      <w:r>
+        <w:t xml:space="preserve"> </w:t>
+      </w:r>
+      <w:r>
+        <w:rPr>
+          <w:rFonts w:hint="eastAsia"/>
+        </w:rPr>
+        <w:t xml:space="preserve">ジャイロや加速度の統計的な質・Android融合方位の変動、のいずれを調べても決定的な</w:t>
+      </w:r>
+      <w:r>
+        <w:t xml:space="preserve"> </w:t>
+      </w:r>
+      <w:r>
+        <w:rPr>
+          <w:rFonts w:hint="eastAsia"/>
+        </w:rPr>
+        <w:t xml:space="preserve">原因を特定できておらず、未解明のまま残っている。</w:t>
       </w:r>
     </w:p>
     <w:bookmarkEnd w:id="70"/>
-    <w:bookmarkStart w:id="71" w:name="手動経路指定への依存"/>
-    <w:p>
-      <w:pPr>
-        <w:pStyle w:val="Heading2"/>
-      </w:pPr>
-      <w:r>
-        <w:t xml:space="preserve">8.6 </w:t>
-      </w:r>
-      <w:r>
-        <w:rPr>
-          <w:rFonts w:hint="eastAsia"/>
-        </w:rPr>
-        <w:t xml:space="preserve">手動経路指定への依存</w:t>
-      </w:r>
-    </w:p>
-    <w:p>
-      <w:pPr>
-        <w:pStyle w:val="FirstParagraph"/>
-      </w:pPr>
-      <w:r>
-        <w:rPr>
-          <w:rFonts w:hint="eastAsia"/>
-        </w:rPr>
-        <w:t xml:space="preserve">本研究は当初、比較実験でいう方式D(手動経路優先パーティクルフィルタ)に相当する</w:t>
-      </w:r>
-      <w:r>
-        <w:t xml:space="preserve"> </w:t>
-      </w:r>
-      <w:r>
-        <w:rPr>
-          <w:rFonts w:hint="eastAsia"/>
-        </w:rPr>
-        <w:t xml:space="preserve">実装から出発した。しかしこの方式は、正解に近い経路情報をあらかじめ人手で地図上に</w:t>
-      </w:r>
-      <w:r>
-        <w:t xml:space="preserve"> </w:t>
-      </w:r>
-      <w:r>
-        <w:rPr>
-          <w:rFonts w:hint="eastAsia"/>
-        </w:rPr>
-        <w:t xml:space="preserve">指定するという性質上、提案方式の測位精度を公平に評価するには適さない。この課題に</w:t>
-      </w:r>
-      <w:r>
-        <w:t xml:space="preserve"> </w:t>
-      </w:r>
-      <w:r>
-        <w:rPr>
-          <w:rFonts w:hint="eastAsia"/>
-        </w:rPr>
-        <w:t xml:space="preserve">対応するため、二値地図から通路領域を自動抽出する処理(5.3節)を実装し、手動で</w:t>
-      </w:r>
-      <w:r>
-        <w:t xml:space="preserve"> </w:t>
-      </w:r>
-      <w:r>
-        <w:rPr>
-          <w:rFonts w:hint="eastAsia"/>
-        </w:rPr>
-        <w:t xml:space="preserve">route_pointsを指定しない条件(route_source=auto)で同等の経路制約を実現できることを</w:t>
-      </w:r>
-      <w:r>
-        <w:t xml:space="preserve"> </w:t>
-      </w:r>
-      <w:r>
-        <w:rPr>
-          <w:rFonts w:hint="eastAsia"/>
-        </w:rPr>
-        <w:t xml:space="preserve">確認した。</w:t>
-      </w:r>
-    </w:p>
-    <w:p>
-      <w:pPr>
-        <w:pStyle w:val="BodyText"/>
-      </w:pPr>
-      <w:r>
-        <w:rPr>
-          <w:rFonts w:hint="eastAsia"/>
-        </w:rPr>
-        <w:t xml:space="preserve">7.5節・8.3節で述べたとおり、自動抽出方式は手動指定方式に対して単純に上回るわけでは</w:t>
-      </w:r>
-      <w:r>
-        <w:t xml:space="preserve"> </w:t>
-      </w:r>
-      <w:r>
-        <w:rPr>
-          <w:rFonts w:hint="eastAsia"/>
-        </w:rPr>
-        <w:t xml:space="preserve">なく、経路上の位置によって一長一短があるという結果になった。これは、手動経路指定</w:t>
-      </w:r>
-      <w:r>
-        <w:t xml:space="preserve"> </w:t>
-      </w:r>
-      <w:r>
-        <w:rPr>
-          <w:rFonts w:hint="eastAsia"/>
-        </w:rPr>
-        <w:t xml:space="preserve">への依存を減らすこと自体は達成できたが、その結果として測位精度が一律に向上する</w:t>
-      </w:r>
-      <w:r>
-        <w:t xml:space="preserve"> </w:t>
-      </w:r>
-      <w:r>
-        <w:rPr>
-          <w:rFonts w:hint="eastAsia"/>
-        </w:rPr>
-        <w:t xml:space="preserve">わけではないという、研究として正直に報告すべき知見である。むしろ、自動抽出方式に</w:t>
-      </w:r>
-      <w:r>
-        <w:t xml:space="preserve"> </w:t>
-      </w:r>
-      <w:r>
-        <w:rPr>
-          <w:rFonts w:hint="eastAsia"/>
-        </w:rPr>
-        <w:t xml:space="preserve">移行したことで、従来は手動バッファの余裕によって隠れていたパーティクルフィルタの</w:t>
-      </w:r>
-      <w:r>
-        <w:t xml:space="preserve"> </w:t>
-      </w:r>
-      <w:r>
-        <w:rPr>
-          <w:rFonts w:hint="eastAsia"/>
-        </w:rPr>
-        <w:t xml:space="preserve">脆弱性(狭い通路でのオドメトリ誤差蓄積)が可視化されたと捉えることができ、これは</w:t>
-      </w:r>
-      <w:r>
-        <w:t xml:space="preserve"> </w:t>
-      </w:r>
-      <w:r>
-        <w:rPr>
-          <w:rFonts w:hint="eastAsia"/>
-        </w:rPr>
-        <w:t xml:space="preserve">今後の改善(8.8節)の具体的な手がかりを与えるものである。</w:t>
-      </w:r>
-    </w:p>
-    <w:p>
-      <w:pPr>
-        <w:pStyle w:val="BodyText"/>
-      </w:pPr>
-      <w:r>
-        <w:rPr>
-          <w:rFonts w:hint="eastAsia"/>
-        </w:rPr>
-        <w:t xml:space="preserve">この「手がかり」の一つを2026-08-16に実際に改善できた。8.7節で述べる通り、通路領域の</w:t>
-      </w:r>
-      <w:r>
-        <w:t xml:space="preserve"> </w:t>
-      </w:r>
-      <w:r>
-        <w:rPr>
-          <w:rFonts w:hint="eastAsia"/>
-        </w:rPr>
-        <w:t xml:space="preserve">自動抽出方式(壁までの距離のみで通路候補を判定する)は、大きな部屋の壁際の帯を</w:t>
-      </w:r>
-      <w:r>
-        <w:t xml:space="preserve"> </w:t>
-      </w:r>
-      <w:r>
-        <w:rPr>
-          <w:rFonts w:hint="eastAsia"/>
-        </w:rPr>
-        <w:t xml:space="preserve">本物の通路と区別できないという設計限界を持つ。この限界に対し、半径を指定した円盤で</w:t>
-      </w:r>
-      <w:r>
-        <w:t xml:space="preserve"> </w:t>
-      </w:r>
-      <w:r>
-        <w:rPr>
-          <w:rFonts w:hint="eastAsia"/>
-        </w:rPr>
-        <w:t xml:space="preserve">移動可能領域全体をモルフォロジー開放(収縮してから膨張する処理)し、その結果</w:t>
-      </w:r>
-      <w:r>
-        <w:t xml:space="preserve"> </w:t>
-      </w:r>
-      <w:r>
-        <w:rPr>
-          <w:rFonts w:hint="eastAsia"/>
-        </w:rPr>
-        <w:t xml:space="preserve">(円盤が収まるほど広い領域、すなわち部屋の内部)を通路候補から差し引く処理</w:t>
-      </w:r>
-      <w:r>
-        <w:t xml:space="preserve"> </w:t>
-      </w:r>
-      <w:r>
-        <w:rPr>
-          <w:rFonts w:hint="eastAsia"/>
-        </w:rPr>
-        <w:t xml:space="preserve">(exclude_wide_rooms)を追加した。既存の6シード検証と同じ条件(pdr_log_0805_1438/</w:t>
-      </w:r>
-      <w:r>
-        <w:t xml:space="preserve"> </w:t>
-      </w:r>
-      <w:r>
-        <w:rPr>
-          <w:rFonts w:hint="eastAsia"/>
-        </w:rPr>
-        <w:t xml:space="preserve">1441/1442.csv、乱数シード6種類)で比較したところ、全滅回数は平均15.56回から</w:t>
-      </w:r>
-      <w:r>
-        <w:t xml:space="preserve"> </w:t>
-      </w:r>
-      <w:r>
-        <w:rPr>
-          <w:rFonts w:hint="eastAsia"/>
-        </w:rPr>
-        <w:t xml:space="preserve">12.94回へ(16.8%減)、終点x誤差は平均339.9pxから276.9pxへ(18.5%減)と、両方の</w:t>
-      </w:r>
-      <w:r>
-        <w:t xml:space="preserve"> </w:t>
-      </w:r>
-      <w:r>
-        <w:rPr>
-          <w:rFonts w:hint="eastAsia"/>
-        </w:rPr>
-        <w:t xml:space="preserve">指標で明確な改善が確認できた。あわせて、5.3節で述べた曲がり角連動の方位補正の</w:t>
-      </w:r>
-      <w:r>
-        <w:t xml:space="preserve"> </w:t>
-      </w:r>
-      <w:r>
-        <w:rPr>
-          <w:rFonts w:hint="eastAsia"/>
-        </w:rPr>
-        <w:t xml:space="preserve">自動抽出モード対応も、この修正後のマスクを用いることで初めて実際に機能するように</w:t>
-      </w:r>
-      <w:r>
-        <w:t xml:space="preserve"> </w:t>
-      </w:r>
-      <w:r>
-        <w:rPr>
-          <w:rFonts w:hint="eastAsia"/>
-        </w:rPr>
-        <w:t xml:space="preserve">なった(修正前は通路網が輪状に誤検出され、方位補正が常に無効側へフォールバックして</w:t>
-      </w:r>
-      <w:r>
-        <w:t xml:space="preserve"> </w:t>
-      </w:r>
-      <w:r>
-        <w:rPr>
-          <w:rFonts w:hint="eastAsia"/>
-        </w:rPr>
-        <w:t xml:space="preserve">いた)。ただし、この除外処理は大きな部屋だけでなく、通路網同士を実際に繋ぐ広めの</w:t>
-      </w:r>
-      <w:r>
-        <w:t xml:space="preserve"> </w:t>
-      </w:r>
-      <w:r>
-        <w:rPr>
-          <w:rFonts w:hint="eastAsia"/>
-        </w:rPr>
-        <w:t xml:space="preserve">合流点(ホールなど)も削ってしまう副作用があり、除外半径を通路半幅と同じ値に</w:t>
-      </w:r>
-      <w:r>
-        <w:t xml:space="preserve"> </w:t>
-      </w:r>
-      <w:r>
-        <w:rPr>
-          <w:rFonts w:hint="eastAsia"/>
-        </w:rPr>
-        <w:t xml:space="preserve">設定すると本物の合流点まで失われて位置推定が破綻することを確認した。そのため</w:t>
-      </w:r>
-      <w:r>
-        <w:t xml:space="preserve"> </w:t>
-      </w:r>
-      <w:r>
-        <w:rPr>
-          <w:rFonts w:hint="eastAsia"/>
-        </w:rPr>
-        <w:t xml:space="preserve">既定では無効のままとし、必要な場合にのみ明示的に有効化する設計とした。</w:t>
-      </w:r>
-    </w:p>
-    <w:bookmarkEnd w:id="71"/>
-    <w:bookmarkStart w:id="72" w:name="提案方式の限界"/>
-    <w:p>
-      <w:pPr>
-        <w:pStyle w:val="Heading2"/>
-      </w:pPr>
-      <w:r>
-        <w:t xml:space="preserve">8.7 </w:t>
-      </w:r>
-      <w:r>
-        <w:rPr>
-          <w:rFonts w:hint="eastAsia"/>
-        </w:rPr>
-        <w:t xml:space="preserve">提案方式の限界</w:t>
-      </w:r>
-    </w:p>
-    <w:p>
-      <w:pPr>
-        <w:pStyle w:val="FirstParagraph"/>
-      </w:pPr>
-      <w:r>
-        <w:rPr>
-          <w:rFonts w:hint="eastAsia"/>
-        </w:rPr>
-        <w:t xml:space="preserve">現時点の提案方式には、次のような限界がある。第一に、通路領域は地図から自動抽出</w:t>
-      </w:r>
-      <w:r>
-        <w:t xml:space="preserve"> </w:t>
-      </w:r>
-      <w:r>
-        <w:rPr>
-          <w:rFonts w:hint="eastAsia"/>
-        </w:rPr>
-        <w:t xml:space="preserve">できるようになった。2026-08-16に、自動抽出した通路帯マスクを細線化して1本の</w:t>
-      </w:r>
-      <w:r>
-        <w:t xml:space="preserve"> </w:t>
-      </w:r>
-      <w:r>
-        <w:rPr>
-          <w:rFonts w:hint="eastAsia"/>
-        </w:rPr>
-        <w:t xml:space="preserve">順序付き中心線を抽出し、曲がり角連動の方位補正を自動抽出モードでも動作させる機能を</w:t>
-      </w:r>
-      <w:r>
-        <w:t xml:space="preserve"> </w:t>
-      </w:r>
-      <w:r>
-        <w:rPr>
-          <w:rFonts w:hint="eastAsia"/>
-        </w:rPr>
-        <w:t xml:space="preserve">実装したが、検証対象である管理棟4階の通路網マスクを細線化したところ、2本の帯が</w:t>
-      </w:r>
-      <w:r>
-        <w:t xml:space="preserve"> </w:t>
-      </w:r>
-      <w:r>
-        <w:rPr>
-          <w:rFonts w:hint="eastAsia"/>
-        </w:rPr>
-        <w:t xml:space="preserve">両端付近で接続しているように見える構造が現れ、始点・終点間の直線距離に対して</w:t>
-      </w:r>
-      <w:r>
-        <w:t xml:space="preserve"> </w:t>
-      </w:r>
-      <w:r>
-        <w:rPr>
-          <w:rFonts w:hint="eastAsia"/>
-        </w:rPr>
-        <w:t xml:space="preserve">実際の経路長が14倍以上に達する、明らかに誤った迂回経路が抽出された。実際の平面図・</w:t>
-      </w:r>
-      <w:r>
-        <w:t xml:space="preserve"> </w:t>
-      </w:r>
-      <w:r>
-        <w:rPr>
-          <w:rFonts w:hint="eastAsia"/>
-        </w:rPr>
-        <w:t xml:space="preserve">マスク生成時の壁検出結果と照合したところ、原因は2つの要因の組み合わせだった。</w:t>
-      </w:r>
-      <w:r>
-        <w:t xml:space="preserve"> </w:t>
-      </w:r>
-      <w:r>
-        <w:rPr>
-          <w:rFonts w:hint="eastAsia"/>
-        </w:rPr>
-        <w:t xml:space="preserve">一つは、高さの異なる2本の廊下(西側・東側)を結ぶホール・エレベーター・階段</w:t>
-      </w:r>
-      <w:r>
-        <w:t xml:space="preserve"> </w:t>
-      </w:r>
-      <w:r>
-        <w:rPr>
-          <w:rFonts w:hint="eastAsia"/>
-        </w:rPr>
-        <w:t xml:space="preserve">(3Fへの階段)という実在の構造で、これ自体は正しい。もう一つは、通路領域の自動抽出</w:t>
-      </w:r>
-      <w:r>
-        <w:t xml:space="preserve"> </w:t>
-      </w:r>
-      <w:r>
-        <w:rPr>
-          <w:rFonts w:hint="eastAsia"/>
-        </w:rPr>
-        <w:t xml:space="preserve">方式(壁までの距離のみで通路候補を判定する)が、大きな部屋の壁際の帯を通路と</w:t>
-      </w:r>
-      <w:r>
-        <w:t xml:space="preserve"> </w:t>
-      </w:r>
-      <w:r>
-        <w:rPr>
-          <w:rFonts w:hint="eastAsia"/>
-        </w:rPr>
-        <w:t xml:space="preserve">区別できず、たまたま別の階段(屋外階段)の踊り場まで繋がって見える、見せかけの</w:t>
-      </w:r>
-      <w:r>
-        <w:t xml:space="preserve"> </w:t>
-      </w:r>
-      <w:r>
-        <w:rPr>
-          <w:rFonts w:hint="eastAsia"/>
-        </w:rPr>
-        <w:t xml:space="preserve">経路を作っていたことである。壁の検出自体(文字列を壁と誤認しないための水平・垂直</w:t>
-      </w:r>
-      <w:r>
-        <w:t xml:space="preserve"> </w:t>
-      </w:r>
-      <w:r>
-        <w:rPr>
-          <w:rFonts w:hint="eastAsia"/>
-        </w:rPr>
-        <w:t xml:space="preserve">線分抽出)は平面図と照合して正確であることを確認しており、原因は文字認識の問題では</w:t>
-      </w:r>
-      <w:r>
-        <w:t xml:space="preserve"> </w:t>
-      </w:r>
-      <w:r>
-        <w:rPr>
-          <w:rFonts w:hint="eastAsia"/>
-        </w:rPr>
-        <w:t xml:space="preserve">なく、通路と大きな部屋の壁際とを区別できないという自動抽出方式そのものの設計限界に</w:t>
-      </w:r>
-      <w:r>
-        <w:t xml:space="preserve"> </w:t>
-      </w:r>
-      <w:r>
-        <w:rPr>
-          <w:rFonts w:hint="eastAsia"/>
-        </w:rPr>
-        <w:t xml:space="preserve">ある。実測データの経路自体が単純なL字であるという従来の認識(8.7節第二段落)とは</w:t>
-      </w:r>
-      <w:r>
-        <w:t xml:space="preserve"> </w:t>
-      </w:r>
-      <w:r>
-        <w:rPr>
-          <w:rFonts w:hint="eastAsia"/>
-        </w:rPr>
-        <w:t xml:space="preserve">矛盾しない――実測データは2本の帯のうち上側(東側廊下)しか歩いていない。原因の</w:t>
-      </w:r>
-      <w:r>
-        <w:t xml:space="preserve"> </w:t>
-      </w:r>
-      <w:r>
-        <w:rPr>
-          <w:rFonts w:hint="eastAsia"/>
-        </w:rPr>
-        <w:t xml:space="preserve">組み合わせによらず、誤った経路を方位補正に使わないよう、始点・終点間の迂回率に</w:t>
-      </w:r>
-      <w:r>
-        <w:t xml:space="preserve"> </w:t>
-      </w:r>
-      <w:r>
-        <w:rPr>
-          <w:rFonts w:hint="eastAsia"/>
-        </w:rPr>
-        <w:t xml:space="preserve">基づく安全装置を実装し、大きく迂回する経路を検出した場合は自動的に方位補正を</w:t>
-      </w:r>
-      <w:r>
-        <w:t xml:space="preserve"> </w:t>
-      </w:r>
-      <w:r>
-        <w:rPr>
-          <w:rFonts w:hint="eastAsia"/>
-        </w:rPr>
-        <w:t xml:space="preserve">無効側へフォールバックするようにしたため、この安全装置が常に働き、曲がり角連動の</w:t>
-      </w:r>
-      <w:r>
-        <w:t xml:space="preserve"> </w:t>
-      </w:r>
-      <w:r>
-        <w:rPr>
-          <w:rFonts w:hint="eastAsia"/>
-        </w:rPr>
-        <w:t xml:space="preserve">方位補正は自動抽出モードでは実質的に機能しない状態になっていた(退行は起きていない</w:t>
-      </w:r>
-      <w:r>
-        <w:t xml:space="preserve"> </w:t>
-      </w:r>
-      <w:r>
-        <w:rPr>
-          <w:rFonts w:hint="eastAsia"/>
-        </w:rPr>
-        <w:t xml:space="preserve">ことは確認済み)。これに対し、通路と大きな部屋の壁際を区別できる判定(モルフォロジー</w:t>
-      </w:r>
-      <w:r>
-        <w:t xml:space="preserve"> </w:t>
-      </w:r>
-      <w:r>
-        <w:rPr>
-          <w:rFonts w:hint="eastAsia"/>
-        </w:rPr>
-        <w:t xml:space="preserve">開放による除外、exclude_wide_rooms)を同日中に追加実装し、6シード検証で全滅回数・</w:t>
-      </w:r>
-      <w:r>
-        <w:t xml:space="preserve"> </w:t>
-      </w:r>
-      <w:r>
-        <w:rPr>
-          <w:rFonts w:hint="eastAsia"/>
-        </w:rPr>
-        <w:t xml:space="preserve">終点誤差の両方の改善(8.6節)と、曲がり角連動の方位補正が実際に機能するようになる</w:t>
-      </w:r>
-      <w:r>
-        <w:t xml:space="preserve"> </w:t>
-      </w:r>
-      <w:r>
-        <w:rPr>
-          <w:rFonts w:hint="eastAsia"/>
-        </w:rPr>
-        <w:t xml:space="preserve">ことを確認した。ただしこの除外処理は既定では無効のままであり(通路網同士の本物の</w:t>
-      </w:r>
-      <w:r>
-        <w:t xml:space="preserve"> </w:t>
-      </w:r>
-      <w:r>
-        <w:rPr>
-          <w:rFonts w:hint="eastAsia"/>
-        </w:rPr>
-        <w:t xml:space="preserve">合流点まで削ってしまう副作用があるため、詳細は8.6節)、既定を有効にすべきかは</w:t>
-      </w:r>
-      <w:r>
-        <w:t xml:space="preserve"> </w:t>
-      </w:r>
-      <w:r>
-        <w:rPr>
-          <w:rFonts w:hint="eastAsia"/>
-        </w:rPr>
-        <w:t xml:space="preserve">今後の課題(8.8節)として残っている。第二に、複数</w:t>
-      </w:r>
-      <w:r>
-        <w:t xml:space="preserve"> </w:t>
-      </w:r>
-      <w:r>
-        <w:rPr>
-          <w:rFonts w:hint="eastAsia"/>
-        </w:rPr>
-        <w:t xml:space="preserve">経路仮説による交差点での経路選択は未実装である。現在使用している実測データの</w:t>
-      </w:r>
-      <w:r>
-        <w:t xml:space="preserve"> </w:t>
-      </w:r>
-      <w:r>
-        <w:rPr>
-          <w:rFonts w:hint="eastAsia"/>
-        </w:rPr>
-        <w:t xml:space="preserve">経路自体には分岐が含まれていないため、実装したとしても現状のデータでは効果を</w:t>
-      </w:r>
-      <w:r>
-        <w:t xml:space="preserve"> </w:t>
-      </w:r>
-      <w:r>
-        <w:rPr>
-          <w:rFonts w:hint="eastAsia"/>
-        </w:rPr>
-        <w:t xml:space="preserve">検証できない。第三に、推定不確実性</w:t>
-      </w:r>
-      <w:r>
-        <w:t xml:space="preserve"> </w:t>
-      </w:r>
-      <w:r>
-        <w:rPr>
-          <w:rFonts w:hint="eastAsia"/>
-        </w:rPr>
-        <w:t xml:space="preserve">(Neffや粒子分散)を粒子数制御に利用する処理は</w:t>
-      </w:r>
-      <w:r>
-        <w:t xml:space="preserve"> </w:t>
-      </w:r>
-      <w:r>
-        <w:rPr>
-          <w:rFonts w:hint="eastAsia"/>
-        </w:rPr>
-        <w:t xml:space="preserve">未実装であり、現在は移動様態のみに基づいて粒子数を決定している。第四に、使用した</w:t>
-      </w:r>
-      <w:r>
-        <w:t xml:space="preserve"> </w:t>
-      </w:r>
-      <w:r>
-        <w:rPr>
-          <w:rFonts w:hint="eastAsia"/>
-        </w:rPr>
-        <w:t xml:space="preserve">スマートフォンのセンサログには磁気センサの値が含まれておらず、方位推定は磁北への</w:t>
-      </w:r>
-      <w:r>
-        <w:t xml:space="preserve"> </w:t>
-      </w:r>
-      <w:r>
-        <w:rPr>
-          <w:rFonts w:hint="eastAsia"/>
-        </w:rPr>
-        <w:t xml:space="preserve">収束を行わないジャイロ・加速度ベースの推定にとどまっているため、長時間の計測では</w:t>
-      </w:r>
-      <w:r>
-        <w:t xml:space="preserve"> </w:t>
-      </w:r>
-      <w:r>
-        <w:rPr>
-          <w:rFonts w:hint="eastAsia"/>
-        </w:rPr>
-        <w:t xml:space="preserve">方位ドリフトが無視できない影響を持つ可能性がある。第五に、実測CSVごとに歩幅の</w:t>
-      </w:r>
-      <w:r>
-        <w:t xml:space="preserve"> </w:t>
-      </w:r>
-      <w:r>
-        <w:rPr>
-          <w:rFonts w:hint="eastAsia"/>
-        </w:rPr>
-        <w:t xml:space="preserve">推定値が大きく異なり、一部のファイル(4件)は経路の総距離が現実的な値からかけ離れて</w:t>
-      </w:r>
-      <w:r>
-        <w:t xml:space="preserve"> </w:t>
-      </w:r>
-      <w:r>
-        <w:rPr>
-          <w:rFonts w:hint="eastAsia"/>
-        </w:rPr>
-        <w:t xml:space="preserve">いたために本研究の評価対象から除外した。この歩幅推定のばらつきの原因は特定できて</w:t>
-      </w:r>
-      <w:r>
-        <w:t xml:space="preserve"> </w:t>
-      </w:r>
-      <w:r>
-        <w:rPr>
-          <w:rFonts w:hint="eastAsia"/>
-        </w:rPr>
-        <w:t xml:space="preserve">おらず、対症療法的な総距離校正(target_distance_px)で対応している段階にとどまって</w:t>
-      </w:r>
-      <w:r>
-        <w:t xml:space="preserve"> </w:t>
-      </w:r>
-      <w:r>
-        <w:rPr>
-          <w:rFonts w:hint="eastAsia"/>
-        </w:rPr>
-        <w:t xml:space="preserve">いる。第六に、7.5節の比較実験は正解位置列を持たない予備的なものであり、平均誤差・</w:t>
-      </w:r>
-      <w:r>
-        <w:t xml:space="preserve"> </w:t>
-      </w:r>
-      <w:r>
-        <w:rPr>
-          <w:rFonts w:hint="eastAsia"/>
-        </w:rPr>
-        <w:t xml:space="preserve">RMSE・曲がり位置誤差といった正式な定量評価はまだ実施できていない。第七に、</w:t>
-      </w:r>
-      <w:r>
-        <w:t xml:space="preserve"> </w:t>
-      </w:r>
-      <w:r>
-        <w:rPr>
-          <w:rFonts w:hint="eastAsia"/>
-        </w:rPr>
-        <w:t xml:space="preserve">pdr_log_0805_1441.csvとpdr_log_0805_1442.csvの間で見られる性能差(8.3節)は、</w:t>
-      </w:r>
-      <w:r>
-        <w:t xml:space="preserve"> </w:t>
-      </w:r>
-      <w:r>
-        <w:rPr>
-          <w:rFonts w:hint="eastAsia"/>
-        </w:rPr>
-        <w:t xml:space="preserve">6種類の乱数シードで再現する実在の現象であることは確認できたが、経路帯の幅・</w:t>
-      </w:r>
-      <w:r>
-        <w:t xml:space="preserve"> </w:t>
-      </w:r>
-      <w:r>
-        <w:rPr>
-          <w:rFonts w:hint="eastAsia"/>
-        </w:rPr>
-        <w:t xml:space="preserve">ジャイロや加速度の統計的な質・Android融合方位の変動、のいずれを調べても決定的な</w:t>
-      </w:r>
-      <w:r>
-        <w:t xml:space="preserve"> </w:t>
-      </w:r>
-      <w:r>
-        <w:rPr>
-          <w:rFonts w:hint="eastAsia"/>
-        </w:rPr>
-        <w:t xml:space="preserve">原因を特定できておらず、未解明のまま残っている。</w:t>
-      </w:r>
-    </w:p>
-    <w:bookmarkEnd w:id="72"/>
-    <w:bookmarkStart w:id="73" w:name="今後の課題"/>
+    <w:bookmarkStart w:id="71" w:name="今後の課題"/>
     <w:p>
       <w:pPr>
         <w:pStyle w:val="Heading2"/>
@@ -6045,9 +5975,9 @@
         </w:pict>
       </w:r>
     </w:p>
-    <w:bookmarkEnd w:id="73"/>
-    <w:bookmarkEnd w:id="74"/>
-    <w:bookmarkStart w:id="76" w:name="第9章-結論"/>
+    <w:bookmarkEnd w:id="71"/>
+    <w:bookmarkEnd w:id="72"/>
+    <w:bookmarkStart w:id="74" w:name="第9章-結論"/>
     <w:p>
       <w:pPr>
         <w:pStyle w:val="Heading1"/>
@@ -6068,7 +5998,7 @@
         <w:t xml:space="preserve">結論</w:t>
       </w:r>
     </w:p>
-    <w:bookmarkStart w:id="75" w:name="結論claude_memo.txtより自動挿入未分割"/>
+    <w:bookmarkStart w:id="73" w:name="結論claude_memo.txtより自動挿入未分割"/>
     <w:p>
       <w:pPr>
         <w:pStyle w:val="Heading2"/>
@@ -6314,41 +6244,41 @@
         </w:pict>
       </w:r>
     </w:p>
+    <w:bookmarkEnd w:id="73"/>
+    <w:bookmarkEnd w:id="74"/>
+    <w:bookmarkStart w:id="75" w:name="参考文献"/>
+    <w:p>
+      <w:pPr>
+        <w:pStyle w:val="Heading1"/>
+      </w:pPr>
+      <w:r>
+        <w:rPr>
+          <w:rFonts w:hint="eastAsia"/>
+        </w:rPr>
+        <w:t xml:space="preserve">参考文献</w:t>
+      </w:r>
+    </w:p>
+    <w:p>
+      <w:pPr>
+        <w:pStyle w:val="FirstParagraph"/>
+      </w:pPr>
+      <w:r>
+        <w:rPr>
+          <w:rFonts w:hint="eastAsia"/>
+        </w:rPr>
+        <w:t xml:space="preserve">・ここには引用したGPS、PDR、SmartPDR、PF関連文献を記載する。</w:t>
+      </w:r>
+      <w:r>
+        <w:t xml:space="preserve"> </w:t>
+      </w:r>
+      <w:r>
+        <w:rPr>
+          <w:rFonts w:hint="eastAsia"/>
+        </w:rPr>
+        <w:t xml:space="preserve">・ここには本文中の引用順または指定書式へ統一して記載する。</w:t>
+      </w:r>
+    </w:p>
     <w:bookmarkEnd w:id="75"/>
-    <w:bookmarkEnd w:id="76"/>
-    <w:bookmarkStart w:id="77" w:name="参考文献"/>
-    <w:p>
-      <w:pPr>
-        <w:pStyle w:val="Heading1"/>
-      </w:pPr>
-      <w:r>
-        <w:rPr>
-          <w:rFonts w:hint="eastAsia"/>
-        </w:rPr>
-        <w:t xml:space="preserve">参考文献</w:t>
-      </w:r>
-    </w:p>
-    <w:p>
-      <w:pPr>
-        <w:pStyle w:val="FirstParagraph"/>
-      </w:pPr>
-      <w:r>
-        <w:rPr>
-          <w:rFonts w:hint="eastAsia"/>
-        </w:rPr>
-        <w:t xml:space="preserve">・ここには引用したGPS、PDR、SmartPDR、PF関連文献を記載する。</w:t>
-      </w:r>
-      <w:r>
-        <w:t xml:space="preserve"> </w:t>
-      </w:r>
-      <w:r>
-        <w:rPr>
-          <w:rFonts w:hint="eastAsia"/>
-        </w:rPr>
-        <w:t xml:space="preserve">・ここには本文中の引用順または指定書式へ統一して記載する。</w:t>
-      </w:r>
-    </w:p>
-    <w:bookmarkEnd w:id="77"/>
     <w:sectPr>
       <w:footnotePr>
         <w:numRestart w:val="eachSect"/>

--- a/卒論/卒業論文_雛形.docx
+++ b/卒論/卒業論文_雛形.docx
@@ -7070,7 +7070,7 @@
       <w:r>
         <w:drawing>
           <wp:inline>
-            <wp:extent cx="5334000" cy="5679306"/>
+            <wp:extent cx="5334000" cy="6150944"/>
             <wp:effectExtent b="0" l="0" r="0" t="0"/>
             <wp:docPr descr="図4.4 パーティクルフィルタの1歩分の処理" title="" id="50" name="Picture"/>
             <a:graphic>
@@ -7091,7 +7091,7 @@
                   <pic:spPr bwMode="auto">
                     <a:xfrm>
                       <a:off x="0" y="0"/>
-                      <a:ext cx="5334000" cy="5679306"/>
+                      <a:ext cx="5334000" cy="6150944"/>
                     </a:xfrm>
                     <a:prstGeom prst="rect">
                       <a:avLst/>
@@ -8082,7 +8082,7 @@
             <m:t>(</m:t>
           </m:r>
           <m:r>
-            <m:t>5.5</m:t>
+            <m:t>5.1</m:t>
           </m:r>
           <m:r>
             <m:rPr>
@@ -8587,7 +8587,7 @@
             <m:t>(</m:t>
           </m:r>
           <m:r>
-            <m:t>5.6</m:t>
+            <m:t>5.2</m:t>
           </m:r>
           <m:r>
             <m:rPr>
@@ -8877,52 +8877,880 @@
         <w:rPr>
           <w:rFonts w:hint="eastAsia"/>
         </w:rPr>
-        <w:t xml:space="preserve">交差点で複数の方向(直進・左折・右折)へ粒子を分岐させ、一定歩数の間それぞれの</w:t>
-      </w:r>
-      <w:r>
-        <w:t xml:space="preserve"> </w:t>
-      </w:r>
-      <w:r>
-        <w:rPr>
-          <w:rFonts w:hint="eastAsia"/>
-        </w:rPr>
-        <w:t xml:space="preserve">尤度を維持したうえで経路候補を選択・棄却する処理は実装していない。この機能を検証</w:t>
-      </w:r>
-      <w:r>
-        <w:t xml:space="preserve"> </w:t>
-      </w:r>
-      <w:r>
-        <w:rPr>
-          <w:rFonts w:hint="eastAsia"/>
-        </w:rPr>
-        <w:t xml:space="preserve">するには、実際に分岐(交差点)を含む経路で計測したデータが必要であるが、本研究で</w:t>
-      </w:r>
-      <w:r>
-        <w:t xml:space="preserve"> </w:t>
-      </w:r>
-      <w:r>
-        <w:rPr>
-          <w:rFonts w:hint="eastAsia"/>
-        </w:rPr>
-        <w:t xml:space="preserve">現在使用している実測データは分岐のないL字型の単一通路を歩行したものであるため、</w:t>
-      </w:r>
-      <w:r>
-        <w:t xml:space="preserve"> </w:t>
-      </w:r>
-      <w:r>
-        <w:rPr>
-          <w:rFonts w:hint="eastAsia"/>
-        </w:rPr>
-        <w:t xml:space="preserve">そもそも複数経路仮説の効果を検証できるデータが揃っていない。この点も8.7節で</w:t>
-      </w:r>
-      <w:r>
-        <w:t xml:space="preserve"> </w:t>
-      </w:r>
-      <w:r>
-        <w:rPr>
-          <w:rFonts w:hint="eastAsia"/>
-        </w:rPr>
-        <w:t xml:space="preserve">限界として述べる。</w:t>
+        <w:t xml:space="preserve">5.3節で述べた通路構造の抽出では、二値地図から通路の中心線を求めるだけでなく、</w:t>
+      </w:r>
+      <w:r>
+        <w:t xml:space="preserve"> </w:t>
+      </w:r>
+      <w:r>
+        <w:rPr>
+          <w:rFonts w:hint="eastAsia"/>
+        </w:rPr>
+        <w:t xml:space="preserve">交差点と行き止まりを節点、その間の通路を辺とする通路グラフを構成できる。本研究では</w:t>
+      </w:r>
+      <w:r>
+        <w:t xml:space="preserve"> </w:t>
+      </w:r>
+      <w:r>
+        <w:rPr>
+          <w:rFonts w:hint="eastAsia"/>
+        </w:rPr>
+        <w:t xml:space="preserve">この通路グラフを用いて、粒子ごとに「いまどの通路の、どの区間を、どちら向きに</w:t>
+      </w:r>
+      <w:r>
+        <w:t xml:space="preserve"> </w:t>
+      </w:r>
+      <w:r>
+        <w:rPr>
+          <w:rFonts w:hint="eastAsia"/>
+        </w:rPr>
+        <w:t xml:space="preserve">進んでいるか」という状態(辺の番号、区間の番号、進行方向)を持たせた。粒子が辺の</w:t>
+      </w:r>
+      <w:r>
+        <w:t xml:space="preserve"> </w:t>
+      </w:r>
+      <w:r>
+        <w:rPr>
+          <w:rFonts w:hint="eastAsia"/>
+        </w:rPr>
+        <w:t xml:space="preserve">終端(交差点)に達すると、その交差点に接続する他の辺の中から次の進行先を選ぶ。</w:t>
+      </w:r>
+      <w:r>
+        <w:t xml:space="preserve"> </w:t>
+      </w:r>
+      <w:r>
+        <w:rPr>
+          <w:rFonts w:hint="eastAsia"/>
+        </w:rPr>
+        <w:t xml:space="preserve">来た道をそのまま引き返す選択肢は、他に行き先がある限り除外する。これにより、交差点</w:t>
+      </w:r>
+      <w:r>
+        <w:t xml:space="preserve"> </w:t>
+      </w:r>
+      <w:r>
+        <w:rPr>
+          <w:rFonts w:hint="eastAsia"/>
+        </w:rPr>
+        <w:t xml:space="preserve">では粒子群が複数の通路へ分かれ、どの経路を歩いているかという複数の仮説が同時に</w:t>
+      </w:r>
+      <w:r>
+        <w:t xml:space="preserve"> </w:t>
+      </w:r>
+      <w:r>
+        <w:rPr>
+          <w:rFonts w:hint="eastAsia"/>
+        </w:rPr>
+        <w:t xml:space="preserve">保持される。管理棟4階の地図からは、交差点14個・行き止まり3個・通路24本からなる</w:t>
+      </w:r>
+      <w:r>
+        <w:t xml:space="preserve"> </w:t>
+      </w:r>
+      <w:r>
+        <w:rPr>
+          <w:rFonts w:hint="eastAsia"/>
+        </w:rPr>
+        <w:t xml:space="preserve">グラフが得られた。</w:t>
+      </w:r>
+    </w:p>
+    <w:p>
+      <w:pPr>
+        <w:pStyle w:val="BodyText"/>
+      </w:pPr>
+      <w:r>
+        <w:rPr>
+          <w:rFonts w:hint="eastAsia"/>
+        </w:rPr>
+        <w:t xml:space="preserve">しかしこの分岐だけでは、どの仮説が正しいかを選別できない。壁尤度(式(5.4))も</w:t>
+      </w:r>
+      <w:r>
+        <w:t xml:space="preserve"> </w:t>
+      </w:r>
+      <w:r>
+        <w:rPr>
+          <w:rFonts w:hint="eastAsia"/>
+        </w:rPr>
+        <w:t xml:space="preserve">経路帯マスクによる重み(式(5.5))も、分岐先がどちらも通路であれば同じ値を与えるため、</w:t>
+      </w:r>
+      <w:r>
+        <w:t xml:space="preserve"> </w:t>
+      </w:r>
+      <w:r>
+        <w:rPr>
+          <w:rFonts w:hint="eastAsia"/>
+        </w:rPr>
+        <w:t xml:space="preserve">仮説を区別する情報を持たないからである。実際、当初は分岐先を選ぶ際の確率を実測方位に</w:t>
+      </w:r>
+      <w:r>
+        <w:t xml:space="preserve"> </w:t>
+      </w:r>
+      <w:r>
+        <w:rPr>
+          <w:rFonts w:hint="eastAsia"/>
+        </w:rPr>
+        <w:t xml:space="preserve">近い辺へ偏らせる方法を試したが、これは分岐先の選び方(提案分布)を偏らせるだけで</w:t>
+      </w:r>
+      <w:r>
+        <w:t xml:space="preserve"> </w:t>
+      </w:r>
+      <w:r>
+        <w:rPr>
+          <w:rFonts w:hint="eastAsia"/>
+        </w:rPr>
+        <w:t xml:space="preserve">重みを補正していない。パーティクルフィルタでは、提案分布を偏らせても、その偏りを</w:t>
+      </w:r>
+      <w:r>
+        <w:t xml:space="preserve"> </w:t>
+      </w:r>
+      <w:r>
+        <w:rPr>
+          <w:rFonts w:hint="eastAsia"/>
+        </w:rPr>
+        <w:t xml:space="preserve">重みで補正しなければ推定は改善しない。実験でも一様乱択を明確に上回らなかった。</w:t>
+      </w:r>
+    </w:p>
+    <w:p>
+      <w:pPr>
+        <w:pStyle w:val="BodyText"/>
+      </w:pPr>
+      <w:r>
+        <w:rPr>
+          <w:rFonts w:hint="eastAsia"/>
+        </w:rPr>
+        <w:t xml:space="preserve">そこで本研究では、分岐の選別を提案分布ではなく重みの側で行う。粒子</w:t>
+      </w:r>
+      <m:oMath>
+        <m:r>
+          <m:t>i</m:t>
+        </m:r>
+      </m:oMath>
+      <w:r>
+        <w:rPr>
+          <w:rFonts w:hint="eastAsia"/>
+        </w:rPr>
+        <w:t xml:space="preserve">がいま乗って</w:t>
+      </w:r>
+      <w:r>
+        <w:t xml:space="preserve"> </w:t>
+      </w:r>
+      <w:r>
+        <w:rPr>
+          <w:rFonts w:hint="eastAsia"/>
+        </w:rPr>
+        <w:t xml:space="preserve">いる通路区間の方位を</w:t>
+      </w:r>
+      <m:oMath>
+        <m:sSub>
+          <m:e>
+            <m:r>
+              <m:t>ϕ</m:t>
+            </m:r>
+          </m:e>
+          <m:sub>
+            <m:r>
+              <m:t>i</m:t>
+            </m:r>
+          </m:sub>
+        </m:sSub>
+      </m:oMath>
+      <w:r>
+        <w:rPr>
+          <w:rFonts w:hint="eastAsia"/>
+        </w:rPr>
+        <w:t xml:space="preserve">、その歩で観測されたセンサー方位を</w:t>
+      </w:r>
+      <m:oMath>
+        <m:sSub>
+          <m:e>
+            <m:r>
+              <m:t>θ</m:t>
+            </m:r>
+          </m:e>
+          <m:sub>
+            <m:r>
+              <m:t>k</m:t>
+            </m:r>
+          </m:sub>
+        </m:sSub>
+      </m:oMath>
+      <w:r>
+        <w:t xml:space="preserve">とすると、</w:t>
+      </w:r>
+      <w:r>
+        <w:t xml:space="preserve"> </w:t>
+      </w:r>
+      <w:r>
+        <w:rPr>
+          <w:rFonts w:hint="eastAsia"/>
+        </w:rPr>
+        <w:t xml:space="preserve">分岐仮説の選別尤度を次式で与える。</w:t>
+      </w:r>
+    </w:p>
+    <w:p>
+      <w:pPr>
+        <w:pStyle w:val="BodyText"/>
+      </w:pPr>
+      <m:oMathPara>
+        <m:oMathParaPr>
+          <m:jc m:val="center"/>
+        </m:oMathParaPr>
+        <m:oMath>
+          <m:sSubSup>
+            <m:e>
+              <m:r>
+                <m:t>w</m:t>
+              </m:r>
+            </m:e>
+            <m:sub>
+              <m:r>
+                <m:t>i</m:t>
+              </m:r>
+            </m:sub>
+            <m:sup>
+              <m:r>
+                <m:rPr>
+                  <m:sty m:val="p"/>
+                </m:rPr>
+                <m:t>b</m:t>
+              </m:r>
+              <m:r>
+                <m:rPr>
+                  <m:sty m:val="p"/>
+                </m:rPr>
+                <m:t>r</m:t>
+              </m:r>
+              <m:r>
+                <m:rPr>
+                  <m:sty m:val="p"/>
+                </m:rPr>
+                <m:t>a</m:t>
+              </m:r>
+              <m:r>
+                <m:rPr>
+                  <m:sty m:val="p"/>
+                </m:rPr>
+                <m:t>n</m:t>
+              </m:r>
+              <m:r>
+                <m:rPr>
+                  <m:sty m:val="p"/>
+                </m:rPr>
+                <m:t>c</m:t>
+              </m:r>
+              <m:r>
+                <m:rPr>
+                  <m:sty m:val="p"/>
+                </m:rPr>
+                <m:t>h</m:t>
+              </m:r>
+            </m:sup>
+          </m:sSubSup>
+          <m:r>
+            <m:rPr>
+              <m:sty m:val="p"/>
+            </m:rPr>
+            <m:t>=</m:t>
+          </m:r>
+          <m:r>
+            <m:rPr>
+              <m:sty m:val="p"/>
+            </m:rPr>
+            <m:t>exp</m:t>
+          </m:r>
+          <m:r>
+            <m:t>​</m:t>
+          </m:r>
+          <m:d>
+            <m:dPr>
+              <m:begChr m:val="("/>
+              <m:sepChr m:val=""/>
+              <m:endChr m:val=")"/>
+              <m:grow/>
+            </m:dPr>
+            <m:e>
+              <m:r>
+                <m:rPr>
+                  <m:sty m:val="p"/>
+                </m:rPr>
+                <m:t>−</m:t>
+              </m:r>
+              <m:f>
+                <m:fPr>
+                  <m:type m:val="bar"/>
+                </m:fPr>
+                <m:num>
+                  <m:sSup>
+                    <m:e>
+                      <m:d>
+                        <m:dPr>
+                          <m:begChr m:val="("/>
+                          <m:sepChr m:val=""/>
+                          <m:endChr m:val=")"/>
+                          <m:grow/>
+                        </m:dPr>
+                        <m:e>
+                          <m:sSub>
+                            <m:e>
+                              <m:r>
+                                <m:t>ϕ</m:t>
+                              </m:r>
+                            </m:e>
+                            <m:sub>
+                              <m:r>
+                                <m:t>i</m:t>
+                              </m:r>
+                            </m:sub>
+                          </m:sSub>
+                          <m:r>
+                            <m:rPr>
+                              <m:sty m:val="p"/>
+                            </m:rPr>
+                            <m:t>−</m:t>
+                          </m:r>
+                          <m:sSub>
+                            <m:e>
+                              <m:r>
+                                <m:t>θ</m:t>
+                              </m:r>
+                            </m:e>
+                            <m:sub>
+                              <m:r>
+                                <m:t>k</m:t>
+                              </m:r>
+                            </m:sub>
+                          </m:sSub>
+                        </m:e>
+                      </m:d>
+                    </m:e>
+                    <m:sup>
+                      <m:r>
+                        <m:t>2</m:t>
+                      </m:r>
+                    </m:sup>
+                  </m:sSup>
+                </m:num>
+                <m:den>
+                  <m:r>
+                    <m:t>2</m:t>
+                  </m:r>
+                  <m:r>
+                    <m:t> </m:t>
+                  </m:r>
+                  <m:sSubSup>
+                    <m:e>
+                      <m:r>
+                        <m:t>σ</m:t>
+                      </m:r>
+                    </m:e>
+                    <m:sub>
+                      <m:r>
+                        <m:rPr>
+                          <m:sty m:val="p"/>
+                        </m:rPr>
+                        <m:t>b</m:t>
+                      </m:r>
+                    </m:sub>
+                    <m:sup>
+                      <m:r>
+                        <m:t>2</m:t>
+                      </m:r>
+                    </m:sup>
+                  </m:sSubSup>
+                </m:den>
+              </m:f>
+            </m:e>
+          </m:d>
+          <m:r>
+            <m:t>  </m:t>
+          </m:r>
+          <m:r>
+            <m:t>  </m:t>
+          </m:r>
+          <m:r>
+            <m:rPr>
+              <m:sty m:val="p"/>
+            </m:rPr>
+            <m:t>(</m:t>
+          </m:r>
+          <m:r>
+            <m:t>5.3</m:t>
+          </m:r>
+          <m:r>
+            <m:rPr>
+              <m:sty m:val="p"/>
+            </m:rPr>
+            <m:t>)</m:t>
+          </m:r>
+        </m:oMath>
+      </m:oMathPara>
+    </w:p>
+    <w:p>
+      <w:pPr>
+        <w:pStyle w:val="FirstParagraph"/>
+      </w:pPr>
+      <w:r>
+        <w:t xml:space="preserve">ここで</w:t>
+      </w:r>
+      <m:oMath>
+        <m:sSub>
+          <m:e>
+            <m:r>
+              <m:t>σ</m:t>
+            </m:r>
+          </m:e>
+          <m:sub>
+            <m:r>
+              <m:rPr>
+                <m:sty m:val="p"/>
+              </m:rPr>
+              <m:t>b</m:t>
+            </m:r>
+          </m:sub>
+        </m:sSub>
+      </m:oMath>
+      <w:r>
+        <w:rPr>
+          <w:rFonts w:hint="eastAsia"/>
+        </w:rPr>
+        <w:t xml:space="preserve">は許容する方位のずれを決める標準偏差であり、</w:t>
+      </w:r>
+      <w:r>
+        <w:t xml:space="preserve"> </w:t>
+      </w:r>
+      <m:oMath>
+        <m:sSub>
+          <m:e>
+            <m:r>
+              <m:t>ϕ</m:t>
+            </m:r>
+          </m:e>
+          <m:sub>
+            <m:r>
+              <m:t>i</m:t>
+            </m:r>
+          </m:sub>
+        </m:sSub>
+        <m:r>
+          <m:rPr>
+            <m:sty m:val="p"/>
+          </m:rPr>
+          <m:t>−</m:t>
+        </m:r>
+        <m:sSub>
+          <m:e>
+            <m:r>
+              <m:t>θ</m:t>
+            </m:r>
+          </m:e>
+          <m:sub>
+            <m:r>
+              <m:t>k</m:t>
+            </m:r>
+          </m:sub>
+        </m:sSub>
+      </m:oMath>
+      <w:r>
+        <w:t xml:space="preserve">は</w:t>
+      </w:r>
+      <m:oMath>
+        <m:r>
+          <m:rPr>
+            <m:sty m:val="p"/>
+          </m:rPr>
+          <m:t>[</m:t>
+        </m:r>
+        <m:r>
+          <m:rPr>
+            <m:sty m:val="p"/>
+          </m:rPr>
+          <m:t>−</m:t>
+        </m:r>
+        <m:r>
+          <m:t>π</m:t>
+        </m:r>
+        <m:r>
+          <m:rPr>
+            <m:sty m:val="p"/>
+          </m:rPr>
+          <m:t>,</m:t>
+        </m:r>
+        <m:r>
+          <m:t> </m:t>
+        </m:r>
+        <m:r>
+          <m:t>π</m:t>
+        </m:r>
+        <m:r>
+          <m:rPr>
+            <m:sty m:val="p"/>
+          </m:rPr>
+          <m:t>]</m:t>
+        </m:r>
+      </m:oMath>
+      <w:r>
+        <w:rPr>
+          <w:rFonts w:hint="eastAsia"/>
+        </w:rPr>
+        <w:t xml:space="preserve">へ正規化した角度差である。この項は、粒子が正しい</w:t>
+      </w:r>
+      <w:r>
+        <w:t xml:space="preserve"> </w:t>
+      </w:r>
+      <w:r>
+        <w:rPr>
+          <w:rFonts w:hint="eastAsia"/>
+        </w:rPr>
+        <w:t xml:space="preserve">通路に乗っていれば、その通路の向きと実際に歩いている向きが一致するはずだ、という</w:t>
+      </w:r>
+      <w:r>
+        <w:t xml:space="preserve"> </w:t>
+      </w:r>
+      <w:r>
+        <w:rPr>
+          <w:rFonts w:hint="eastAsia"/>
+        </w:rPr>
+        <w:t xml:space="preserve">観測に基づく評価である。</w:t>
+      </w:r>
+    </w:p>
+    <w:p>
+      <w:pPr>
+        <w:pStyle w:val="BodyText"/>
+      </w:pPr>
+      <w:r>
+        <w:rPr>
+          <w:rFonts w:hint="eastAsia"/>
+        </w:rPr>
+        <w:t xml:space="preserve">この尤度が二重計上にならない理由を述べておく。分岐先の選択が一様乱択であれば、</w:t>
+      </w:r>
+      <w:r>
+        <w:t xml:space="preserve"> </w:t>
+      </w:r>
+      <w:r>
+        <w:rPr>
+          <w:rFonts w:hint="eastAsia"/>
+        </w:rPr>
+        <w:t xml:space="preserve">式(5.3)は提案分布に含まれていない独立な観測情報を重みへ持ち込むことになり、</w:t>
+      </w:r>
+      <w:r>
+        <w:t xml:space="preserve"> </w:t>
+      </w:r>
+      <w:r>
+        <w:rPr>
+          <w:rFonts w:hint="eastAsia"/>
+        </w:rPr>
+        <w:t xml:space="preserve">ブートストラップフィルタとして正しい。逆に、分岐先の選択を方位で偏らせたうえで</w:t>
+      </w:r>
+      <w:r>
+        <w:t xml:space="preserve"> </w:t>
+      </w:r>
+      <w:r>
+        <w:rPr>
+          <w:rFonts w:hint="eastAsia"/>
+        </w:rPr>
+        <w:t xml:space="preserve">式(5.3)も掛けると、同じ情報を二度使うことになり誤りである。実装では両者を同時に</w:t>
+      </w:r>
+      <w:r>
+        <w:t xml:space="preserve"> </w:t>
+      </w:r>
+      <w:r>
+        <w:rPr>
+          <w:rFonts w:hint="eastAsia"/>
+        </w:rPr>
+        <w:t xml:space="preserve">有効にした場合に警告を出すようにした。また、比較の対象を補正後の方位ではなく</w:t>
+      </w:r>
+      <w:r>
+        <w:t xml:space="preserve"> </w:t>
+      </w:r>
+      <w:r>
+        <w:rPr>
+          <w:rFonts w:hint="eastAsia"/>
+        </w:rPr>
+        <w:t xml:space="preserve">生のセンサー方位</w:t>
+      </w:r>
+      <m:oMath>
+        <m:sSub>
+          <m:e>
+            <m:r>
+              <m:t>θ</m:t>
+            </m:r>
+          </m:e>
+          <m:sub>
+            <m:r>
+              <m:t>k</m:t>
+            </m:r>
+          </m:sub>
+        </m:sSub>
+      </m:oMath>
+      <w:r>
+        <w:rPr>
+          <w:rFonts w:hint="eastAsia"/>
+        </w:rPr>
+        <w:t xml:space="preserve">としているのは、補正後の方位が区間方位</w:t>
+      </w:r>
+      <m:oMath>
+        <m:sSub>
+          <m:e>
+            <m:r>
+              <m:t>ϕ</m:t>
+            </m:r>
+          </m:e>
+          <m:sub>
+            <m:r>
+              <m:t>i</m:t>
+            </m:r>
+          </m:sub>
+        </m:sSub>
+      </m:oMath>
+      <w:r>
+        <w:t xml:space="preserve">から</w:t>
+      </w:r>
+      <w:r>
+        <w:t xml:space="preserve"> </w:t>
+      </w:r>
+      <w:r>
+        <w:rPr>
+          <w:rFonts w:hint="eastAsia"/>
+        </w:rPr>
+        <w:t xml:space="preserve">作られており、それと比較すると循環してしまうためである。</w:t>
+      </w:r>
+    </w:p>
+    <w:p>
+      <w:pPr>
+        <w:pStyle w:val="BodyText"/>
+      </w:pPr>
+      <w:r>
+        <w:rPr>
+          <w:rFonts w:hint="eastAsia"/>
+        </w:rPr>
+        <w:t xml:space="preserve">この選別尤度の効果を、経路帯を自動抽出した条件(auto-enforce)に複数経路仮説を加えた</w:t>
+      </w:r>
+      <w:r>
+        <w:t xml:space="preserve"> </w:t>
+      </w:r>
+      <w:r>
+        <w:rPr>
+          <w:rFonts w:hint="eastAsia"/>
+        </w:rPr>
+        <w:t xml:space="preserve">うえで、6種類の乱数シードにより予備的に確認した。方位が正しく記録されている</w:t>
+      </w:r>
+      <w:r>
+        <w:t xml:space="preserve"> </w:t>
+      </w:r>
+      <w:r>
+        <w:rPr>
+          <w:rFonts w:hint="eastAsia"/>
+        </w:rPr>
+        <w:t xml:space="preserve">pdr_log_0805_1442.csvでは、終点x座標の誤差の平均が194.7pxから122.3px(</w:t>
+      </w:r>
+      <m:oMath>
+        <m:sSub>
+          <m:e>
+            <m:r>
+              <m:t>σ</m:t>
+            </m:r>
+          </m:e>
+          <m:sub>
+            <m:r>
+              <m:rPr>
+                <m:sty m:val="p"/>
+              </m:rPr>
+              <m:t>b</m:t>
+            </m:r>
+          </m:sub>
+        </m:sSub>
+        <m:r>
+          <m:rPr>
+            <m:sty m:val="p"/>
+          </m:rPr>
+          <m:t>=</m:t>
+        </m:r>
+        <m:sSup>
+          <m:e>
+            <m:r>
+              <m:t>150</m:t>
+            </m:r>
+          </m:e>
+          <m:sup>
+            <m:r>
+              <m:rPr>
+                <m:sty m:val="p"/>
+              </m:rPr>
+              <m:t>∘</m:t>
+            </m:r>
+          </m:sup>
+        </m:sSup>
+      </m:oMath>
+      <w:r>
+        <w:t xml:space="preserve">)へ、pdr_log_0805_1441.csvでは196.1pxから160.5px(</w:t>
+      </w:r>
+      <m:oMath>
+        <m:sSub>
+          <m:e>
+            <m:r>
+              <m:t>σ</m:t>
+            </m:r>
+          </m:e>
+          <m:sub>
+            <m:r>
+              <m:rPr>
+                <m:sty m:val="p"/>
+              </m:rPr>
+              <m:t>b</m:t>
+            </m:r>
+          </m:sub>
+        </m:sSub>
+        <m:r>
+          <m:rPr>
+            <m:sty m:val="p"/>
+          </m:rPr>
+          <m:t>=</m:t>
+        </m:r>
+        <m:sSup>
+          <m:e>
+            <m:r>
+              <m:t>90</m:t>
+            </m:r>
+          </m:e>
+          <m:sup>
+            <m:r>
+              <m:rPr>
+                <m:sty m:val="p"/>
+              </m:rPr>
+              <m:t>∘</m:t>
+            </m:r>
+          </m:sup>
+        </m:sSup>
+      </m:oMath>
+      <w:r>
+        <w:rPr>
+          <w:rFonts w:hint="eastAsia"/>
+        </w:rPr>
+        <w:t xml:space="preserve">)へ改善した。</w:t>
+      </w:r>
+      <m:oMath>
+        <m:sSub>
+          <m:e>
+            <m:r>
+              <m:t>σ</m:t>
+            </m:r>
+          </m:e>
+          <m:sub>
+            <m:r>
+              <m:rPr>
+                <m:sty m:val="p"/>
+              </m:rPr>
+              <m:t>b</m:t>
+            </m:r>
+          </m:sub>
+        </m:sSub>
+      </m:oMath>
+      <w:r>
+        <w:rPr>
+          <w:rFonts w:hint="eastAsia"/>
+        </w:rPr>
+        <w:t xml:space="preserve">を小さくしすぎると選別が強すぎて悪化し、</w:t>
+      </w:r>
+      <w:r>
+        <w:t xml:space="preserve"> </w:t>
+      </w:r>
+      <w:r>
+        <w:rPr>
+          <w:rFonts w:hint="eastAsia"/>
+        </w:rPr>
+        <w:t xml:space="preserve">逆に大きくしすぎると選別尤度を用いない条件へ漸近するため、両者の間に最適値が存在する。</w:t>
+      </w:r>
+      <w:r>
+        <w:t xml:space="preserve"> </w:t>
+      </w:r>
+      <w:r>
+        <w:rPr>
+          <w:rFonts w:hint="eastAsia"/>
+        </w:rPr>
+        <w:t xml:space="preserve">この間、全滅回数は0のまま、有効粒子率も0.81〜0.82でほとんど変化しなかった。つまりこの</w:t>
+      </w:r>
+      <w:r>
+        <w:t xml:space="preserve"> </w:t>
+      </w:r>
+      <w:r>
+        <w:rPr>
+          <w:rFonts w:hint="eastAsia"/>
+        </w:rPr>
+        <w:t xml:space="preserve">改善は、粒子を大量に棄却した結果ではなく、交差点で分かれた仮説のうち正しいものを</w:t>
+      </w:r>
+      <w:r>
+        <w:t xml:space="preserve"> </w:t>
+      </w:r>
+      <w:r>
+        <w:rPr>
+          <w:rFonts w:hint="eastAsia"/>
+        </w:rPr>
+        <w:t xml:space="preserve">選べるようになった結果と解釈できる。</w:t>
+      </w:r>
+    </w:p>
+    <w:p>
+      <w:pPr>
+        <w:pStyle w:val="BodyText"/>
+      </w:pPr>
+      <w:r>
+        <w:rPr>
+          <w:rFonts w:hint="eastAsia"/>
+        </w:rPr>
+        <w:t xml:space="preserve">一方、方位の記録そのものが歩行経路と整合しないpdr_log_0805_1438.csv(8.5節)では、</w:t>
+      </w:r>
+      <w:r>
+        <w:t xml:space="preserve"> </w:t>
+      </w:r>
+      <w:r>
+        <w:rPr>
+          <w:rFonts w:hint="eastAsia"/>
+        </w:rPr>
+        <w:t xml:space="preserve">この選別尤度はかえって精度を悪化させた。センサー方位を観測として用いる以上、方位が</w:t>
+      </w:r>
+      <w:r>
+        <w:t xml:space="preserve"> </w:t>
+      </w:r>
+      <w:r>
+        <w:rPr>
+          <w:rFonts w:hint="eastAsia"/>
+        </w:rPr>
+        <w:t xml:space="preserve">信頼できないデータでは誤った仮説を選んでしまうためである。これはこの手法の原理的な</w:t>
+      </w:r>
+      <w:r>
+        <w:t xml:space="preserve"> </w:t>
+      </w:r>
+      <w:r>
+        <w:rPr>
+          <w:rFonts w:hint="eastAsia"/>
+        </w:rPr>
+        <w:t xml:space="preserve">限界であり、8.5節・8.7節で述べる。</w:t>
+      </w:r>
+    </w:p>
+    <w:p>
+      <w:pPr>
+        <w:pStyle w:val="BodyText"/>
+      </w:pPr>
+      <w:r>
+        <w:rPr>
+          <w:rFonts w:hint="eastAsia"/>
+        </w:rPr>
+        <w:t xml:space="preserve">なお、ここに示した数値は歩幅校正ゲインが暫定値である段階の予備結果である(6.8節)。</w:t>
+      </w:r>
+      <w:r>
+        <w:t xml:space="preserve"> </w:t>
+      </w:r>
+      <w:r>
+        <w:rPr>
+          <w:rFonts w:hint="eastAsia"/>
+        </w:rPr>
+        <w:t xml:space="preserve">同一条件での有効・無効の比較であるため効果の向きは保たれるが、絶対値は校正専用データ</w:t>
+      </w:r>
+      <w:r>
+        <w:t xml:space="preserve"> </w:t>
+      </w:r>
+      <w:r>
+        <w:rPr>
+          <w:rFonts w:hint="eastAsia"/>
+        </w:rPr>
+        <w:t xml:space="preserve">による再同定の後に取り直す必要がある。正式な評価は第7章で述べる。</w:t>
       </w:r>
     </w:p>
     <w:bookmarkEnd w:id="62"/>
@@ -9334,7 +10162,7 @@
             <m:t>(</m:t>
           </m:r>
           <m:r>
-            <m:t>5.1</m:t>
+            <m:t>5.4</m:t>
           </m:r>
           <m:r>
             <m:rPr>
@@ -9432,7 +10260,7 @@
         <w:rPr>
           <w:rFonts w:hint="eastAsia"/>
         </w:rPr>
-        <w:t xml:space="preserve">先行研究が壁の内外を0/1で判定するのに対し、式(5.1)は壁からの距離に応じて連続的に</w:t>
+        <w:t xml:space="preserve">先行研究が壁の内外を0/1で判定するのに対し、式(5.4)は壁からの距離に応じて連続的に</w:t>
       </w:r>
       <w:r>
         <w:t xml:space="preserve"> </w:t>
@@ -9823,7 +10651,7 @@
             <m:t>(</m:t>
           </m:r>
           <m:r>
-            <m:t>5.2</m:t>
+            <m:t>5.5</m:t>
           </m:r>
           <m:r>
             <m:rPr>
@@ -10158,7 +10986,7 @@
             <m:t>(</m:t>
           </m:r>
           <m:r>
-            <m:t>5.3</m:t>
+            <m:t>5.6</m:t>
           </m:r>
           <m:r>
             <m:rPr>
@@ -10289,7 +11117,7 @@
             <m:t>(</m:t>
           </m:r>
           <m:r>
-            <m:t>5.4</m:t>
+            <m:t>5.7</m:t>
           </m:r>
           <m:r>
             <m:rPr>
@@ -13651,6 +14479,53 @@
         <w:rPr>
           <w:rFonts w:hint="eastAsia"/>
         </w:rPr>
+        <w:t xml:space="preserve">【注意】本節が引用する数値は7.5節の予備結果に基づくもので、2026年9月2日の上流修正</w:t>
+      </w:r>
+      <w:r>
+        <w:t xml:space="preserve"> </w:t>
+      </w:r>
+      <w:r>
+        <w:rPr>
+          <w:rFonts w:hint="eastAsia"/>
+        </w:rPr>
+        <w:t xml:space="preserve">(8.4節・8.5節)より前に、各CSVの総移動距離を815pxへ合わせ込む処理が有効な条件下で</w:t>
+      </w:r>
+      <w:r>
+        <w:t xml:space="preserve"> </w:t>
+      </w:r>
+      <w:r>
+        <w:rPr>
+          <w:rFonts w:hint="eastAsia"/>
+        </w:rPr>
+        <w:t xml:space="preserve">取得したものである。距離の誤差が人為的に取り除かれていたため、現行の実装で得られる</w:t>
+      </w:r>
+      <w:r>
+        <w:t xml:space="preserve"> </w:t>
+      </w:r>
+      <w:r>
+        <w:rPr>
+          <w:rFonts w:hint="eastAsia"/>
+        </w:rPr>
+        <w:t xml:space="preserve">結果と直接比較できない。傾向を述べる参考値として読み、上流修正後の条件で6種類の</w:t>
+      </w:r>
+      <w:r>
+        <w:t xml:space="preserve"> </w:t>
+      </w:r>
+      <w:r>
+        <w:rPr>
+          <w:rFonts w:hint="eastAsia"/>
+        </w:rPr>
+        <w:t xml:space="preserve">乱数シードにより取り直したうえで差し替える。</w:t>
+      </w:r>
+    </w:p>
+    <w:p>
+      <w:pPr>
+        <w:pStyle w:val="BodyText"/>
+      </w:pPr>
+      <w:r>
+        <w:rPr>
+          <w:rFonts w:hint="eastAsia"/>
+        </w:rPr>
         <w:t xml:space="preserve">7.5節で述べた多シード比較(6種類の乱数シードによる繰り返し実験)から、地図の通路</w:t>
       </w:r>
       <w:r>
@@ -13819,6 +14694,53 @@
     <w:p>
       <w:pPr>
         <w:pStyle w:val="FirstParagraph"/>
+      </w:pPr>
+      <w:r>
+        <w:rPr>
+          <w:rFonts w:hint="eastAsia"/>
+        </w:rPr>
+        <w:t xml:space="preserve">【注意】本節が引用する数値は7.5節の予備結果に基づくもので、2026年9月2日の上流修正</w:t>
+      </w:r>
+      <w:r>
+        <w:t xml:space="preserve"> </w:t>
+      </w:r>
+      <w:r>
+        <w:rPr>
+          <w:rFonts w:hint="eastAsia"/>
+        </w:rPr>
+        <w:t xml:space="preserve">(8.4節・8.5節)より前に、各CSVの総移動距離を815pxへ合わせ込む処理が有効な条件下で</w:t>
+      </w:r>
+      <w:r>
+        <w:t xml:space="preserve"> </w:t>
+      </w:r>
+      <w:r>
+        <w:rPr>
+          <w:rFonts w:hint="eastAsia"/>
+        </w:rPr>
+        <w:t xml:space="preserve">取得したものである。距離の誤差が人為的に取り除かれていたため、現行の実装で得られる</w:t>
+      </w:r>
+      <w:r>
+        <w:t xml:space="preserve"> </w:t>
+      </w:r>
+      <w:r>
+        <w:rPr>
+          <w:rFonts w:hint="eastAsia"/>
+        </w:rPr>
+        <w:t xml:space="preserve">結果と直接比較できない。傾向を述べる参考値として読み、上流修正後の条件で6種類の</w:t>
+      </w:r>
+      <w:r>
+        <w:t xml:space="preserve"> </w:t>
+      </w:r>
+      <w:r>
+        <w:rPr>
+          <w:rFonts w:hint="eastAsia"/>
+        </w:rPr>
+        <w:t xml:space="preserve">乱数シードにより取り直したうえで差し替える。</w:t>
+      </w:r>
+    </w:p>
+    <w:p>
+      <w:pPr>
+        <w:pStyle w:val="BodyText"/>
       </w:pPr>
       <w:r>
         <w:rPr>
@@ -14156,6 +15078,53 @@
     <w:p>
       <w:pPr>
         <w:pStyle w:val="FirstParagraph"/>
+      </w:pPr>
+      <w:r>
+        <w:rPr>
+          <w:rFonts w:hint="eastAsia"/>
+        </w:rPr>
+        <w:t xml:space="preserve">【注意】本節が引用する数値は7.5節の予備結果に基づくもので、2026年9月2日の上流修正</w:t>
+      </w:r>
+      <w:r>
+        <w:t xml:space="preserve"> </w:t>
+      </w:r>
+      <w:r>
+        <w:rPr>
+          <w:rFonts w:hint="eastAsia"/>
+        </w:rPr>
+        <w:t xml:space="preserve">(8.4節・8.5節)より前に、各CSVの総移動距離を815pxへ合わせ込む処理が有効な条件下で</w:t>
+      </w:r>
+      <w:r>
+        <w:t xml:space="preserve"> </w:t>
+      </w:r>
+      <w:r>
+        <w:rPr>
+          <w:rFonts w:hint="eastAsia"/>
+        </w:rPr>
+        <w:t xml:space="preserve">取得したものである。距離の誤差が人為的に取り除かれていたため、現行の実装で得られる</w:t>
+      </w:r>
+      <w:r>
+        <w:t xml:space="preserve"> </w:t>
+      </w:r>
+      <w:r>
+        <w:rPr>
+          <w:rFonts w:hint="eastAsia"/>
+        </w:rPr>
+        <w:t xml:space="preserve">結果と直接比較できない。傾向を述べる参考値として読み、上流修正後の条件で6種類の</w:t>
+      </w:r>
+      <w:r>
+        <w:t xml:space="preserve"> </w:t>
+      </w:r>
+      <w:r>
+        <w:rPr>
+          <w:rFonts w:hint="eastAsia"/>
+        </w:rPr>
+        <w:t xml:space="preserve">乱数シードにより取り直したうえで差し替える。</w:t>
+      </w:r>
+    </w:p>
+    <w:p>
+      <w:pPr>
+        <w:pStyle w:val="BodyText"/>
       </w:pPr>
       <w:r>
         <w:rPr>
@@ -15431,6 +16400,53 @@
     <w:p>
       <w:pPr>
         <w:pStyle w:val="FirstParagraph"/>
+      </w:pPr>
+      <w:r>
+        <w:rPr>
+          <w:rFonts w:hint="eastAsia"/>
+        </w:rPr>
+        <w:t xml:space="preserve">【注意】本節が引用する数値は7.5節の予備結果に基づくもので、2026年9月2日の上流修正</w:t>
+      </w:r>
+      <w:r>
+        <w:t xml:space="preserve"> </w:t>
+      </w:r>
+      <w:r>
+        <w:rPr>
+          <w:rFonts w:hint="eastAsia"/>
+        </w:rPr>
+        <w:t xml:space="preserve">(8.4節・8.5節)より前に、各CSVの総移動距離を815pxへ合わせ込む処理が有効な条件下で</w:t>
+      </w:r>
+      <w:r>
+        <w:t xml:space="preserve"> </w:t>
+      </w:r>
+      <w:r>
+        <w:rPr>
+          <w:rFonts w:hint="eastAsia"/>
+        </w:rPr>
+        <w:t xml:space="preserve">取得したものである。距離の誤差が人為的に取り除かれていたため、現行の実装で得られる</w:t>
+      </w:r>
+      <w:r>
+        <w:t xml:space="preserve"> </w:t>
+      </w:r>
+      <w:r>
+        <w:rPr>
+          <w:rFonts w:hint="eastAsia"/>
+        </w:rPr>
+        <w:t xml:space="preserve">結果と直接比較できない。傾向を述べる参考値として読み、上流修正後の条件で6種類の</w:t>
+      </w:r>
+      <w:r>
+        <w:t xml:space="preserve"> </w:t>
+      </w:r>
+      <w:r>
+        <w:rPr>
+          <w:rFonts w:hint="eastAsia"/>
+        </w:rPr>
+        <w:t xml:space="preserve">乱数シードにより取り直したうえで差し替える。</w:t>
+      </w:r>
+    </w:p>
+    <w:p>
+      <w:pPr>
+        <w:pStyle w:val="BodyText"/>
       </w:pPr>
       <w:r>
         <w:rPr>

--- a/卒論/卒業論文_雛形.docx
+++ b/卒論/卒業論文_雛形.docx
@@ -912,34 +912,25 @@
         <w:rPr>
           <w:rFonts w:hint="eastAsia"/>
         </w:rPr>
-        <w:t xml:space="preserve">本研究の目的は、スマートフォンのIMU(加速度センサ・ジャイロセンサ)のみを入力と</w:t>
-      </w:r>
-      <w:r>
-        <w:t xml:space="preserve"> </w:t>
-      </w:r>
-      <w:r>
-        <w:rPr>
-          <w:rFonts w:hint="eastAsia"/>
-        </w:rPr>
-        <w:t xml:space="preserve">するPDRに対し、建物の二値地図から得られる形状情報によって拘束する移動様態適応型</w:t>
-      </w:r>
-      <w:r>
-        <w:t xml:space="preserve"> </w:t>
-      </w:r>
-      <w:r>
-        <w:rPr>
-          <w:rFonts w:hint="eastAsia"/>
-        </w:rPr>
-        <w:t xml:space="preserve">パーティクルフィルタを組み合わせた屋内測位方式を提案し、その有効性を実測データに</w:t>
-      </w:r>
-      <w:r>
-        <w:t xml:space="preserve"> </w:t>
-      </w:r>
-      <w:r>
-        <w:rPr>
-          <w:rFonts w:hint="eastAsia"/>
-        </w:rPr>
-        <w:t xml:space="preserve">よって評価することである。</w:t>
+        <w:t xml:space="preserve">本研究の目的は、スマートフォンのIMU(加速度センサ・ジャイロセンサ)と建物の二値地図</w:t>
+      </w:r>
+      <w:r>
+        <w:t xml:space="preserve"> </w:t>
+      </w:r>
+      <w:r>
+        <w:rPr>
+          <w:rFonts w:hint="eastAsia"/>
+        </w:rPr>
+        <w:t xml:space="preserve">だけを入力とし、建物ごとの人手による作業を必要としない屋内測位方式を提案して、その</w:t>
+      </w:r>
+      <w:r>
+        <w:t xml:space="preserve"> </w:t>
+      </w:r>
+      <w:r>
+        <w:rPr>
+          <w:rFonts w:hint="eastAsia"/>
+        </w:rPr>
+        <w:t xml:space="preserve">有効性を実測データによって評価することである。</w:t>
       </w:r>
     </w:p>
     <w:p>
@@ -950,43 +941,76 @@
         <w:rPr>
           <w:rFonts w:hint="eastAsia"/>
         </w:rPr>
-        <w:t xml:space="preserve">提案方式は、先行研究であるSmartPDRと移動様態適応型パーティクルフィルタを土台と</w:t>
-      </w:r>
-      <w:r>
-        <w:t xml:space="preserve"> </w:t>
-      </w:r>
-      <w:r>
-        <w:rPr>
-          <w:rFonts w:hint="eastAsia"/>
-        </w:rPr>
-        <w:t xml:space="preserve">したうえで、地図の形状情報をより積極的に利用する方向へ拡張したものである。具体的</w:t>
-      </w:r>
-      <w:r>
-        <w:t xml:space="preserve"> </w:t>
-      </w:r>
-      <w:r>
-        <w:rPr>
-          <w:rFonts w:hint="eastAsia"/>
-        </w:rPr>
-        <w:t xml:space="preserve">には、(1)壁までの距離を連続的な尤度として粒子の重みに反映すること、(2)二値地図</w:t>
-      </w:r>
-      <w:r>
-        <w:t xml:space="preserve"> </w:t>
-      </w:r>
-      <w:r>
-        <w:rPr>
-          <w:rFonts w:hint="eastAsia"/>
-        </w:rPr>
-        <w:t xml:space="preserve">から通路領域を自動的に抽出して粒子の存在範囲を制約すること、(3)推定の不確実性に</w:t>
-      </w:r>
-      <w:r>
-        <w:t xml:space="preserve"> </w:t>
-      </w:r>
-      <w:r>
-        <w:rPr>
-          <w:rFonts w:hint="eastAsia"/>
-        </w:rPr>
-        <w:t xml:space="preserve">応じて粒子数を動的に変更すること、の3点を主たる拡張とする。</w:t>
+        <w:t xml:space="preserve">ここでいう「建物ごとの人手による作業」とは、正解に近い歩行経路をあらかじめ人が地図上</w:t>
+      </w:r>
+      <w:r>
+        <w:t xml:space="preserve"> </w:t>
+      </w:r>
+      <w:r>
+        <w:rPr>
+          <w:rFonts w:hint="eastAsia"/>
+        </w:rPr>
+        <w:t xml:space="preserve">に描いて与えることや、地図の各領域が通路なのか部屋なのかを人が分類して与えることを</w:t>
+      </w:r>
+      <w:r>
+        <w:t xml:space="preserve"> </w:t>
+      </w:r>
+      <w:r>
+        <w:rPr>
+          <w:rFonts w:hint="eastAsia"/>
+        </w:rPr>
+        <w:t xml:space="preserve">指す。1.4節で述べたとおりPDRの累積誤差を抑えるには外部からの拘束が必要であり、建物</w:t>
+      </w:r>
+      <w:r>
+        <w:t xml:space="preserve"> </w:t>
+      </w:r>
+      <w:r>
+        <w:rPr>
+          <w:rFonts w:hint="eastAsia"/>
+        </w:rPr>
+        <w:t xml:space="preserve">地図はそのための有力な情報源である。しかし、地図をどのように与えるかによって方式の</w:t>
+      </w:r>
+      <w:r>
+        <w:t xml:space="preserve"> </w:t>
+      </w:r>
+      <w:r>
+        <w:rPr>
+          <w:rFonts w:hint="eastAsia"/>
+        </w:rPr>
+        <w:t xml:space="preserve">適用範囲は大きく変わる。人が経路を描いて与える方式は、その経路を歩く限りにおいては</w:t>
+      </w:r>
+      <w:r>
+        <w:t xml:space="preserve"> </w:t>
+      </w:r>
+      <w:r>
+        <w:rPr>
+          <w:rFonts w:hint="eastAsia"/>
+        </w:rPr>
+        <w:t xml:space="preserve">強い拘束が得られる一方で、建物や歩く経路が変わるたびに人手の作業が発生する。これは</w:t>
+      </w:r>
+      <w:r>
+        <w:t xml:space="preserve"> </w:t>
+      </w:r>
+      <w:r>
+        <w:rPr>
+          <w:rFonts w:hint="eastAsia"/>
+        </w:rPr>
+        <w:t xml:space="preserve">1.3節で述べたPDRの利点、すなわち「追加の設備も事前の調査も必要としない」という性質を</w:t>
+      </w:r>
+      <w:r>
+        <w:t xml:space="preserve"> </w:t>
+      </w:r>
+      <w:r>
+        <w:rPr>
+          <w:rFonts w:hint="eastAsia"/>
+        </w:rPr>
+        <w:t xml:space="preserve">損なうことになる。本研究が入力を二値化した平面図だけに限るのは、この敷居を下げる</w:t>
+      </w:r>
+      <w:r>
+        <w:t xml:space="preserve"> </w:t>
+      </w:r>
+      <w:r>
+        <w:t xml:space="preserve">ためである。</w:t>
       </w:r>
     </w:p>
     <w:p>
@@ -997,43 +1021,243 @@
         <w:rPr>
           <w:rFonts w:hint="eastAsia"/>
         </w:rPr>
-        <w:t xml:space="preserve">評価は、著者の所属する学校の管理棟4階を実験環境として行う。この環境は、長い直線</w:t>
-      </w:r>
-      <w:r>
-        <w:t xml:space="preserve"> </w:t>
-      </w:r>
-      <w:r>
-        <w:rPr>
-          <w:rFonts w:hint="eastAsia"/>
-        </w:rPr>
-        <w:t xml:space="preserve">廊下と2箇所の直角の曲がり角を含むため、直線区間における距離誤差の蓄積と、曲がり角</w:t>
-      </w:r>
-      <w:r>
-        <w:t xml:space="preserve"> </w:t>
-      </w:r>
-      <w:r>
-        <w:rPr>
-          <w:rFonts w:hint="eastAsia"/>
-        </w:rPr>
-        <w:t xml:space="preserve">における方位推定・経路選択の正しさの両方を、同一の経路上で評価できる。評価指標と</w:t>
-      </w:r>
-      <w:r>
-        <w:t xml:space="preserve"> </w:t>
-      </w:r>
-      <w:r>
-        <w:rPr>
-          <w:rFonts w:hint="eastAsia"/>
-        </w:rPr>
-        <w:t xml:space="preserve">しては位置精度に加え、平均粒子数と処理時間による計算量も測定し、精度と計算コストの</w:t>
-      </w:r>
-      <w:r>
-        <w:t xml:space="preserve"> </w:t>
-      </w:r>
-      <w:r>
-        <w:rPr>
-          <w:rFonts w:hint="eastAsia"/>
-        </w:rPr>
-        <w:t xml:space="preserve">両面から提案方式を検討する。</w:t>
+        <w:t xml:space="preserve">提案方式は、先行研究であるSmartPDRと移動様態適応型パーティクルフィルタを土台とした</w:t>
+      </w:r>
+      <w:r>
+        <w:t xml:space="preserve"> </w:t>
+      </w:r>
+      <w:r>
+        <w:rPr>
+          <w:rFonts w:hint="eastAsia"/>
+        </w:rPr>
+        <w:t xml:space="preserve">うえで、地図の形状情報を人手を介さずに利用する方向へ拡張したものである。具体的な</w:t>
+      </w:r>
+      <w:r>
+        <w:t xml:space="preserve"> </w:t>
+      </w:r>
+      <w:r>
+        <w:rPr>
+          <w:rFonts w:hint="eastAsia"/>
+        </w:rPr>
+        <w:t xml:space="preserve">拡張は次の5点である。</w:t>
+      </w:r>
+    </w:p>
+    <w:p>
+      <w:pPr>
+        <w:pStyle w:val="Compact"/>
+        <w:numPr>
+          <w:ilvl w:val="0"/>
+          <w:numId w:val="1001"/>
+        </w:numPr>
+      </w:pPr>
+      <w:r>
+        <w:rPr>
+          <w:rFonts w:hint="eastAsia"/>
+        </w:rPr>
+        <w:t xml:space="preserve">壁までの距離を連続的な尤度として粒子の重みに反映すること。</w:t>
+      </w:r>
+    </w:p>
+    <w:p>
+      <w:pPr>
+        <w:pStyle w:val="Compact"/>
+        <w:numPr>
+          <w:ilvl w:val="0"/>
+          <w:numId w:val="1001"/>
+        </w:numPr>
+      </w:pPr>
+      <w:r>
+        <w:rPr>
+          <w:rFonts w:hint="eastAsia"/>
+        </w:rPr>
+        <w:t xml:space="preserve">二値地図から通路領域を自動的に抽出し、粒子の存在範囲を制約すること。</w:t>
+      </w:r>
+    </w:p>
+    <w:p>
+      <w:pPr>
+        <w:pStyle w:val="Compact"/>
+        <w:numPr>
+          <w:ilvl w:val="0"/>
+          <w:numId w:val="1001"/>
+        </w:numPr>
+      </w:pPr>
+      <w:r>
+        <w:rPr>
+          <w:rFonts w:hint="eastAsia"/>
+        </w:rPr>
+        <w:t xml:space="preserve">センサから得られるヨーレートと地図の通路形状を併用して曲がりを判定すること。</w:t>
+      </w:r>
+    </w:p>
+    <w:p>
+      <w:pPr>
+        <w:pStyle w:val="Compact"/>
+        <w:numPr>
+          <w:ilvl w:val="0"/>
+          <w:numId w:val="1001"/>
+        </w:numPr>
+      </w:pPr>
+      <w:r>
+        <w:rPr>
+          <w:rFonts w:hint="eastAsia"/>
+        </w:rPr>
+        <w:t xml:space="preserve">推定の不確実性に応じて粒子数を動的に変更すること。</w:t>
+      </w:r>
+    </w:p>
+    <w:p>
+      <w:pPr>
+        <w:pStyle w:val="Compact"/>
+        <w:numPr>
+          <w:ilvl w:val="0"/>
+          <w:numId w:val="1001"/>
+        </w:numPr>
+      </w:pPr>
+      <w:r>
+        <w:rPr>
+          <w:rFonts w:hint="eastAsia"/>
+        </w:rPr>
+        <w:t xml:space="preserve">抽出した通路構造をグラフとして扱い、分岐点で複数の経路仮説を保持したうえで、</w:t>
+      </w:r>
+      <w:r>
+        <w:t xml:space="preserve"> </w:t>
+      </w:r>
+      <w:r>
+        <w:rPr>
+          <w:rFonts w:hint="eastAsia"/>
+        </w:rPr>
+        <w:t xml:space="preserve">センサから得られる方位との一致度によってそれらを選別すること。</w:t>
+      </w:r>
+    </w:p>
+    <w:p>
+      <w:pPr>
+        <w:pStyle w:val="FirstParagraph"/>
+      </w:pPr>
+      <w:r>
+        <w:rPr>
+          <w:rFonts w:hint="eastAsia"/>
+        </w:rPr>
+        <w:t xml:space="preserve">このうち(2)と(5)が、人が描いて与える経路への依存を外すための中心的な要素である。</w:t>
+      </w:r>
+    </w:p>
+    <w:p>
+      <w:pPr>
+        <w:pStyle w:val="BodyText"/>
+      </w:pPr>
+      <w:r>
+        <w:rPr>
+          <w:rFonts w:hint="eastAsia"/>
+        </w:rPr>
+        <w:t xml:space="preserve">評価は、著者の所属する学校の管理棟4階を実験環境として行う。この環境は、長い直線廊下</w:t>
+      </w:r>
+      <w:r>
+        <w:t xml:space="preserve"> </w:t>
+      </w:r>
+      <w:r>
+        <w:rPr>
+          <w:rFonts w:hint="eastAsia"/>
+        </w:rPr>
+        <w:t xml:space="preserve">と2箇所の直角の曲がり角を含むため、直線区間における距離誤差の蓄積と、曲がり角に</w:t>
+      </w:r>
+      <w:r>
+        <w:t xml:space="preserve"> </w:t>
+      </w:r>
+      <w:r>
+        <w:rPr>
+          <w:rFonts w:hint="eastAsia"/>
+        </w:rPr>
+        <w:t xml:space="preserve">おける方位推定・経路選択の正しさの両方を、同一の経路上で評価できる。</w:t>
+      </w:r>
+    </w:p>
+    <w:p>
+      <w:pPr>
+        <w:pStyle w:val="BodyText"/>
+      </w:pPr>
+      <w:r>
+        <w:rPr>
+          <w:rFonts w:hint="eastAsia"/>
+        </w:rPr>
+        <w:t xml:space="preserve">評価にあたっては、人が描いて与えた経路を用いる条件と、地図から自動抽出した通路を</w:t>
+      </w:r>
+      <w:r>
+        <w:t xml:space="preserve"> </w:t>
+      </w:r>
+      <w:r>
+        <w:rPr>
+          <w:rFonts w:hint="eastAsia"/>
+        </w:rPr>
+        <w:t xml:space="preserve">用いる条件とを、同じデータ・同じ指標で比較する。両者の差は、人手の作業を外したときに</w:t>
+      </w:r>
+      <w:r>
+        <w:t xml:space="preserve"> </w:t>
+      </w:r>
+      <w:r>
+        <w:rPr>
+          <w:rFonts w:hint="eastAsia"/>
+        </w:rPr>
+        <w:t xml:space="preserve">何が失われ何が保たれるかを直接示すため、これを本研究の中心的な実験として位置づける。</w:t>
+      </w:r>
+      <w:r>
+        <w:t xml:space="preserve"> </w:t>
+      </w:r>
+      <w:r>
+        <w:rPr>
+          <w:rFonts w:hint="eastAsia"/>
+        </w:rPr>
+        <w:t xml:space="preserve">あわせて、歩く向きと歩行距離の異なる複数の経路を計測し、結果が特定の一経路に合わせ</w:t>
+      </w:r>
+      <w:r>
+        <w:t xml:space="preserve"> </w:t>
+      </w:r>
+      <w:r>
+        <w:rPr>
+          <w:rFonts w:hint="eastAsia"/>
+        </w:rPr>
+        <w:t xml:space="preserve">込んだものになっていないことを確認する。評価指標としては位置精度に加え、平均粒子数と</w:t>
+      </w:r>
+      <w:r>
+        <w:t xml:space="preserve"> </w:t>
+      </w:r>
+      <w:r>
+        <w:rPr>
+          <w:rFonts w:hint="eastAsia"/>
+        </w:rPr>
+        <w:t xml:space="preserve">処理時間による計算量も測定し、精度と計算コストの両面から提案方式を検討する。</w:t>
+      </w:r>
+    </w:p>
+    <w:p>
+      <w:pPr>
+        <w:pStyle w:val="BodyText"/>
+      </w:pPr>
+      <w:r>
+        <w:rPr>
+          <w:rFonts w:hint="eastAsia"/>
+        </w:rPr>
+        <w:t xml:space="preserve">なお本研究の評価は単一の建物の単一の階で行ったものであり、他の建物にそのまま一般化</w:t>
+      </w:r>
+      <w:r>
+        <w:t xml:space="preserve"> </w:t>
+      </w:r>
+      <w:r>
+        <w:rPr>
+          <w:rFonts w:hint="eastAsia"/>
+        </w:rPr>
+        <w:t xml:space="preserve">できることを示したものではない。提案方式が建物ごとの人手の作業を必要としないことは</w:t>
+      </w:r>
+      <w:r>
+        <w:t xml:space="preserve"> </w:t>
+      </w:r>
+      <w:r>
+        <w:rPr>
+          <w:rFonts w:hint="eastAsia"/>
+        </w:rPr>
+        <w:t xml:space="preserve">入力の要件から言えるが、それが実際に多様な建物で有効に働くかどうかは別の問題である。</w:t>
+      </w:r>
+      <w:r>
+        <w:t xml:space="preserve"> </w:t>
+      </w:r>
+      <w:r>
+        <w:rPr>
+          <w:rFonts w:hint="eastAsia"/>
+        </w:rPr>
+        <w:t xml:space="preserve">この点は9章で本研究の限界として述べる。</w:t>
       </w:r>
     </w:p>
     <w:bookmarkEnd w:id="13"/>
@@ -17908,8 +18132,123 @@
       </w:pPr>
     </w:lvl>
   </w:abstractNum>
+  <w:abstractNum w:abstractNumId="99431">
+    <w:nsid w:val="00A99431"/>
+    <w:multiLevelType w:val="multilevel"/>
+    <w:lvl w:ilvl="0">
+      <w:start w:val="1"/>
+      <w:numFmt w:val="decimal"/>
+      <w:lvlText w:val="(%1)"/>
+      <w:lvlJc w:val="left"/>
+      <w:pPr>
+        <w:ind w:left="720" w:hanging="360"/>
+      </w:pPr>
+    </w:lvl>
+    <w:lvl w:ilvl="1">
+      <w:start w:val="1"/>
+      <w:numFmt w:val="decimal"/>
+      <w:lvlText w:val="(%2)"/>
+      <w:lvlJc w:val="left"/>
+      <w:pPr>
+        <w:ind w:left="1440" w:hanging="360"/>
+      </w:pPr>
+    </w:lvl>
+    <w:lvl w:ilvl="2">
+      <w:start w:val="1"/>
+      <w:numFmt w:val="decimal"/>
+      <w:lvlText w:val="(%3)"/>
+      <w:lvlJc w:val="left"/>
+      <w:pPr>
+        <w:ind w:left="2160" w:hanging="360"/>
+      </w:pPr>
+    </w:lvl>
+    <w:lvl w:ilvl="3">
+      <w:start w:val="1"/>
+      <w:numFmt w:val="decimal"/>
+      <w:lvlText w:val="(%4)"/>
+      <w:lvlJc w:val="left"/>
+      <w:pPr>
+        <w:ind w:left="2880" w:hanging="360"/>
+      </w:pPr>
+    </w:lvl>
+    <w:lvl w:ilvl="4">
+      <w:start w:val="1"/>
+      <w:numFmt w:val="decimal"/>
+      <w:lvlText w:val="(%5)"/>
+      <w:lvlJc w:val="left"/>
+      <w:pPr>
+        <w:ind w:left="3600" w:hanging="360"/>
+      </w:pPr>
+    </w:lvl>
+    <w:lvl w:ilvl="5">
+      <w:start w:val="1"/>
+      <w:numFmt w:val="decimal"/>
+      <w:lvlText w:val="(%6)"/>
+      <w:lvlJc w:val="left"/>
+      <w:pPr>
+        <w:ind w:left="4320" w:hanging="360"/>
+      </w:pPr>
+    </w:lvl>
+    <w:lvl w:ilvl="6">
+      <w:start w:val="1"/>
+      <w:numFmt w:val="decimal"/>
+      <w:lvlText w:val="(%7)"/>
+      <w:lvlJc w:val="left"/>
+      <w:pPr>
+        <w:ind w:left="5040" w:hanging="360"/>
+      </w:pPr>
+    </w:lvl>
+    <w:lvl w:ilvl="7">
+      <w:start w:val="1"/>
+      <w:numFmt w:val="decimal"/>
+      <w:lvlText w:val="(%8)"/>
+      <w:lvlJc w:val="left"/>
+      <w:pPr>
+        <w:ind w:left="5760" w:hanging="360"/>
+      </w:pPr>
+    </w:lvl>
+    <w:lvl w:ilvl="8">
+      <w:start w:val="1"/>
+      <w:numFmt w:val="decimal"/>
+      <w:lvlText w:val="(%9)"/>
+      <w:lvlJc w:val="left"/>
+      <w:pPr>
+        <w:ind w:left="6480" w:hanging="360"/>
+      </w:pPr>
+    </w:lvl>
+  </w:abstractNum>
   <w:num w:numId="1000">
     <w:abstractNumId w:val="990"/>
+  </w:num>
+  <w:num w:numId="1001">
+    <w:abstractNumId w:val="99431"/>
+    <w:lvlOverride w:ilvl="0">
+      <w:startOverride w:val="1"/>
+    </w:lvlOverride>
+    <w:lvlOverride w:ilvl="1">
+      <w:startOverride w:val="1"/>
+    </w:lvlOverride>
+    <w:lvlOverride w:ilvl="2">
+      <w:startOverride w:val="1"/>
+    </w:lvlOverride>
+    <w:lvlOverride w:ilvl="3">
+      <w:startOverride w:val="1"/>
+    </w:lvlOverride>
+    <w:lvlOverride w:ilvl="4">
+      <w:startOverride w:val="1"/>
+    </w:lvlOverride>
+    <w:lvlOverride w:ilvl="5">
+      <w:startOverride w:val="1"/>
+    </w:lvlOverride>
+    <w:lvlOverride w:ilvl="6">
+      <w:startOverride w:val="1"/>
+    </w:lvlOverride>
+    <w:lvlOverride w:ilvl="7">
+      <w:startOverride w:val="1"/>
+    </w:lvlOverride>
+    <w:lvlOverride w:ilvl="8">
+      <w:startOverride w:val="1"/>
+    </w:lvlOverride>
   </w:num>
 </w:numbering>
 </file>
